--- a/downloads/workbook/ai-7-week-30.docx
+++ b/downloads/workbook/ai-7-week-30.docx
@@ -961,6 +961,178 @@
         <w:t>Project connection: For the Reproducible AI Research Study, retain an annotated worked trace and the changed-case reasoning. Connect the claim to its records, units and assumptions so another investigator can challenge or reproduce it.</w:t>
       </w:r>
     </w:p>
+    <w:p>
+      <w:pPr>
+        <w:pStyle w:val="Heading1"/>
+      </w:pPr>
+      <w:r>
+        <w:t>13. Project portfolio milestone</w:t>
+      </w:r>
+    </w:p>
+    <w:p>
+      <w:r>
+        <w:t>Project: Reproducible AI Research Study</w:t>
+      </w:r>
+    </w:p>
+    <w:p>
+      <w:r>
+        <w:t>Current milestone: Prepare the demonstration. Gather reproducible instructions, evidence, access checks and remaining limitations.</w:t>
+      </w:r>
+    </w:p>
+    <w:p>
+      <w:r>
+        <w:t>For the Reproducible AI Research Study, retain an annotated worked trace and the changed-case reasoning. Connect the claim to its records, units and assumptions so another investigator can challenge or reproduce it.</w:t>
+      </w:r>
+    </w:p>
+    <w:tbl>
+      <w:tblPr>
+        <w:tblStyle w:val="LightShading-Accent1"/>
+        <w:tblW w:type="auto" w:w="0"/>
+        <w:tblLook w:firstColumn="1" w:firstRow="1" w:lastColumn="0" w:lastRow="0" w:noHBand="0" w:noVBand="1" w:val="04A0"/>
+      </w:tblPr>
+      <w:tblGrid>
+        <w:gridCol w:w="5112"/>
+        <w:gridCol w:w="5112"/>
+      </w:tblGrid>
+      <w:tr>
+        <w:trPr>
+          <w:tblHeader/>
+        </w:trPr>
+        <w:tc>
+          <w:tcPr>
+            <w:tcW w:type="dxa" w:w="5112"/>
+          </w:tcPr>
+          <w:p>
+            <w:r>
+              <w:t>Evidence to keep</w:t>
+            </w:r>
+          </w:p>
+        </w:tc>
+        <w:tc>
+          <w:tcPr>
+            <w:tcW w:type="dxa" w:w="5112"/>
+          </w:tcPr>
+          <w:p>
+            <w:r>
+              <w:t>My record</w:t>
+            </w:r>
+          </w:p>
+        </w:tc>
+      </w:tr>
+      <w:tr>
+        <w:tc>
+          <w:tcPr>
+            <w:tcW w:type="dxa" w:w="5112"/>
+          </w:tcPr>
+          <w:p>
+            <w:r>
+              <w:t>This week’s input and deciding step</w:t>
+            </w:r>
+          </w:p>
+        </w:tc>
+        <w:tc>
+          <w:tcPr>
+            <w:tcW w:type="dxa" w:w="5112"/>
+          </w:tcPr>
+          <w:p>
+            <w:r/>
+          </w:p>
+        </w:tc>
+      </w:tr>
+      <w:tr>
+        <w:tc>
+          <w:tcPr>
+            <w:tcW w:type="dxa" w:w="5112"/>
+          </w:tcPr>
+          <w:p>
+            <w:r>
+              <w:t>Prediction and actual result (or labelled paper trace)</w:t>
+            </w:r>
+          </w:p>
+        </w:tc>
+        <w:tc>
+          <w:tcPr>
+            <w:tcW w:type="dxa" w:w="5112"/>
+          </w:tcPr>
+          <w:p>
+            <w:r/>
+          </w:p>
+        </w:tc>
+      </w:tr>
+      <w:tr>
+        <w:tc>
+          <w:tcPr>
+            <w:tcW w:type="dxa" w:w="5112"/>
+          </w:tcPr>
+          <w:p>
+            <w:r>
+              <w:t>One change since the previous checkpoint and why</w:t>
+            </w:r>
+          </w:p>
+        </w:tc>
+        <w:tc>
+          <w:tcPr>
+            <w:tcW w:type="dxa" w:w="5112"/>
+          </w:tcPr>
+          <w:p>
+            <w:r/>
+          </w:p>
+        </w:tc>
+      </w:tr>
+      <w:tr>
+        <w:tc>
+          <w:tcPr>
+            <w:tcW w:type="dxa" w:w="5112"/>
+          </w:tcPr>
+          <w:p>
+            <w:r>
+              <w:t>One error or limit and the next test</w:t>
+            </w:r>
+          </w:p>
+        </w:tc>
+        <w:tc>
+          <w:tcPr>
+            <w:tcW w:type="dxa" w:w="5112"/>
+          </w:tcPr>
+          <w:p>
+            <w:r/>
+          </w:p>
+        </w:tc>
+      </w:tr>
+    </w:tbl>
+    <w:p>
+      <w:pPr>
+        <w:pStyle w:val="Heading3"/>
+      </w:pPr>
+      <w:r>
+        <w:t>Explain what this week adds to your project. Reuse last week’s record rather than starting again.</w:t>
+      </w:r>
+    </w:p>
+    <w:p>
+      <w:r>
+        <w:t>________________________________________________________________</w:t>
+      </w:r>
+    </w:p>
+    <w:p>
+      <w:r>
+        <w:t>________________________________________________________________</w:t>
+      </w:r>
+    </w:p>
+    <w:p>
+      <w:r>
+        <w:t>________________________________________________________________</w:t>
+      </w:r>
+    </w:p>
+    <w:p>
+      <w:r>
+        <w:t>________________________________________________________________</w:t>
+      </w:r>
+    </w:p>
+    <w:p>
+      <w:r>
+        <w:t>________________________________________________________________</w:t>
+      </w:r>
+    </w:p>
     <w:sectPr>
       <w:pgSz w:w="12240" w:h="15840"/>
       <w:pgMar w:top="936" w:right="1008" w:bottom="936" w:left="1008" w:header="720" w:footer="720" w:gutter="0"/>

--- a/downloads/workbook/ai-7-week-30.docx
+++ b/downloads/workbook/ai-7-week-30.docx
@@ -1133,6 +1133,235 @@
         <w:t>________________________________________________________________</w:t>
       </w:r>
     </w:p>
+    <w:p>
+      <w:pPr>
+        <w:pStyle w:val="Heading1"/>
+      </w:pPr>
+      <w:r>
+        <w:t>14. Supported practice and learning evidence</w:t>
+      </w:r>
+    </w:p>
+    <w:p>
+      <w:r>
+        <w:t>Use this supported practice once, in the browser or on paper. Keep the reserved independent assessment for a separate first attempt before teacher feedback.</w:t>
+      </w:r>
+    </w:p>
+    <w:p>
+      <w:r>
+        <w:t>Methods that another team can repeat. A paper describes a toy string-classification experiment using a stated length rule.</w:t>
+      </w:r>
+    </w:p>
+    <w:p>
+      <w:pPr>
+        <w:pStyle w:val="Heading3"/>
+      </w:pPr>
+      <w:r>
+        <w:t>Practice 1: explain the deciding evidence</w:t>
+      </w:r>
+    </w:p>
+    <w:p>
+      <w:r>
+        <w:t>Which labelled step matches this detail? Oak is short; pine and willow are long.</w:t>
+      </w:r>
+    </w:p>
+    <w:p>
+      <w:r>
+        <w:t>1. State procedure</w:t>
+      </w:r>
+    </w:p>
+    <w:p>
+      <w:r>
+        <w:t>2. Record exact inputs</w:t>
+      </w:r>
+    </w:p>
+    <w:p>
+      <w:r>
+        <w:t>3. Show resulting labels</w:t>
+      </w:r>
+    </w:p>
+    <w:p>
+      <w:pPr>
+        <w:pStyle w:val="Heading3"/>
+      </w:pPr>
+      <w:r>
+        <w:t>My selected conclusion, deciding fact and explanation</w:t>
+      </w:r>
+    </w:p>
+    <w:p>
+      <w:r>
+        <w:t>________________________________________________________________</w:t>
+      </w:r>
+    </w:p>
+    <w:p>
+      <w:r>
+        <w:t>________________________________________________________________</w:t>
+      </w:r>
+    </w:p>
+    <w:p>
+      <w:r>
+        <w:t>________________________________________________________________</w:t>
+      </w:r>
+    </w:p>
+    <w:p>
+      <w:r>
+        <w:t>________________________________________________________________</w:t>
+      </w:r>
+    </w:p>
+    <w:p>
+      <w:r>
+        <w:t>________________________________________________________________</w:t>
+      </w:r>
+    </w:p>
+    <w:p>
+      <w:r>
+        <w:t>Hint if needed: Read the steps in the pictorial case. Match the supplied detail to the stage that performs or records it.</w:t>
+      </w:r>
+    </w:p>
+    <w:p>
+      <w:r>
+        <w:t>After your attempt, compare with the supported explanation: Show resulting labels Oak is short; pine and willow are long. A methods section specifies inputs, processing, boundaries, versions and scoring. Precise procedures allow a reader to repeat the computation instead of inferring it from the final labels.</w:t>
+      </w:r>
+    </w:p>
+    <w:p>
+      <w:pPr>
+        <w:pStyle w:val="Heading3"/>
+      </w:pPr>
+      <w:r>
+        <w:t>Practice 2: explain the deciding evidence</w:t>
+      </w:r>
+    </w:p>
+    <w:p>
+      <w:r>
+        <w:t>Changed-case practice: Change the rule to length greater than 4. Which conclusion is supported by the supplied facts?</w:t>
+      </w:r>
+    </w:p>
+    <w:p>
+      <w:r>
+        <w:t>1. We can decide the result without examining the changed input or the procedure.</w:t>
+      </w:r>
+    </w:p>
+    <w:p>
+      <w:r>
+        <w:t>2. Pine becomes short; willow stays long and oak stays short.</w:t>
+      </w:r>
+    </w:p>
+    <w:p>
+      <w:r>
+        <w:t>3. This one example guarantees correct results for every future input.</w:t>
+      </w:r>
+    </w:p>
+    <w:p>
+      <w:pPr>
+        <w:pStyle w:val="Heading3"/>
+      </w:pPr>
+      <w:r>
+        <w:t>My selected conclusion, deciding fact and explanation</w:t>
+      </w:r>
+    </w:p>
+    <w:p>
+      <w:r>
+        <w:t>________________________________________________________________</w:t>
+      </w:r>
+    </w:p>
+    <w:p>
+      <w:r>
+        <w:t>________________________________________________________________</w:t>
+      </w:r>
+    </w:p>
+    <w:p>
+      <w:r>
+        <w:t>________________________________________________________________</w:t>
+      </w:r>
+    </w:p>
+    <w:p>
+      <w:r>
+        <w:t>________________________________________________________________</w:t>
+      </w:r>
+    </w:p>
+    <w:p>
+      <w:r>
+        <w:t>________________________________________________________________</w:t>
+      </w:r>
+    </w:p>
+    <w:p>
+      <w:r>
+        <w:t>Hint if needed: Use the changed condition and the deciding step in the pictorial trace. The answer must say what follows from those facts.</w:t>
+      </w:r>
+    </w:p>
+    <w:p>
+      <w:r>
+        <w:t>After your attempt, compare with the supported explanation: Pine becomes short; willow stays long and oak stays short. The equality case distinguishes the two procedures.</w:t>
+      </w:r>
+    </w:p>
+    <w:p>
+      <w:pPr>
+        <w:pStyle w:val="Heading3"/>
+      </w:pPr>
+      <w:r>
+        <w:t>Repair a missing building block</w:t>
+      </w:r>
+    </w:p>
+    <w:p>
+      <w:r>
+        <w:t>Review Figures that preserve evidence (ai-7/29). Goal: Explain the mechanism and terminology of figures that preserve evidence. Short practice: Draw count bars for 6/10 and 8/10 using the stated axis. Why must the denominator and fixed task context remain visible, and what distortion arises from an undisclosed axis start at five?. Return to this week and explain what you changed.</w:t>
+      </w:r>
+    </w:p>
+    <w:p>
+      <w:r>
+        <w:t>Review Robustness across conditions (ai-7/27). Goal: Explain the mechanism and terminology of robustness across conditions. Short practice: Calculate indoor, outdoor and combined rates. Which relevant weakness disappears from view when only the combined rate is reported?. Return to this week and explain what you changed.</w:t>
+      </w:r>
+    </w:p>
+    <w:p>
+      <w:r>
+        <w:t>Review Reproducible environment and records (ai-7/24). Goal: Explain the mechanism and terminology of reproducible environment and records. Short practice: Trace the recorded mean for 2,4,6 and its changed result for 2,4,9. Which artefacts must accompany the output so another team can identify the exact run?. Return to this week and explain what you changed.</w:t>
+      </w:r>
+    </w:p>
+    <w:p>
+      <w:pPr>
+        <w:pStyle w:val="Heading3"/>
+      </w:pPr>
+      <w:r>
+        <w:t>Keep your completed work</w:t>
+      </w:r>
+    </w:p>
+    <w:p>
+      <w:r>
+        <w:t>Use Download completed work in the hosted lesson to export your answers, reflections, practice feedback and code-run evidence. Open the HTML copy to read or print it. Drafts stay in this browser when storage is available; clear drafts on a shared device.</w:t>
+      </w:r>
+    </w:p>
+    <w:p>
+      <w:pPr>
+        <w:pStyle w:val="Heading3"/>
+      </w:pPr>
+      <w:r>
+        <w:t>What I repaired, the evidence I kept and the next test</w:t>
+      </w:r>
+    </w:p>
+    <w:p>
+      <w:r>
+        <w:t>________________________________________________________________</w:t>
+      </w:r>
+    </w:p>
+    <w:p>
+      <w:r>
+        <w:t>________________________________________________________________</w:t>
+      </w:r>
+    </w:p>
+    <w:p>
+      <w:r>
+        <w:t>________________________________________________________________</w:t>
+      </w:r>
+    </w:p>
+    <w:p>
+      <w:r>
+        <w:t>________________________________________________________________</w:t>
+      </w:r>
+    </w:p>
+    <w:p>
+      <w:r>
+        <w:t>________________________________________________________________</w:t>
+      </w:r>
+    </w:p>
     <w:sectPr>
       <w:pgSz w:w="12240" w:h="15840"/>
       <w:pgMar w:top="936" w:right="1008" w:bottom="936" w:left="1008" w:header="720" w:footer="720" w:gutter="0"/>

--- a/downloads/workbook/ai-7-week-30.docx
+++ b/downloads/workbook/ai-7-week-30.docx
@@ -30,33 +30,57 @@
     </w:p>
     <w:p>
       <w:r>
-        <w:t>Try the recall before opening notes. Then use a different colour or a labelled second line to correct your explanation.</w:t>
+        <w:t>Record your starting explanation for Writing the methods section before opening notes. Show any later correction separately.</w:t>
       </w:r>
     </w:p>
     <w:p>
       <w:pPr>
-        <w:pStyle w:val="Heading3"/>
-      </w:pPr>
-      <w:r>
-        <w:t>Figures that preserve evidence</w:t>
+        <w:spacing w:line="336" w:lineRule="auto" w:after="180"/>
+      </w:pPr>
+      <w:r>
+        <w:rPr>
+          <w:b w:val="0"/>
+        </w:rPr>
+        <w:t>Try the recall before opening notes. Then use a different colour or a labelled second line to correct your explanation.</w:t>
       </w:r>
     </w:p>
     <w:p>
-      <w:r>
-        <w:t>Without opening the old lesson, explain one key idea from Figures that preserve evidence. Give an example and a mistake that the idea helps you avoid.</w:t>
+      <w:pPr>
+        <w:pStyle w:val="Heading3"/>
+      </w:pPr>
+      <w:r>
+        <w:t>Figures that preserve evidence</w:t>
       </w:r>
     </w:p>
     <w:p>
       <w:pPr>
-        <w:pStyle w:val="Heading3"/>
-      </w:pPr>
-      <w:r>
-        <w:t>My remembered idea, example and correction</w:t>
+        <w:spacing w:line="336" w:lineRule="auto" w:after="180"/>
+      </w:pPr>
+      <w:r>
+        <w:rPr>
+          <w:b w:val="0"/>
+        </w:rPr>
+        <w:t xml:space="preserve">Without opening the old lesson, explain one key idea from Figures that preserve </w:t>
+      </w:r>
+      <w:r>
+        <w:rPr>
+          <w:b/>
+        </w:rPr>
+        <w:t>evidence</w:t>
+      </w:r>
+      <w:r>
+        <w:rPr>
+          <w:b w:val="0"/>
+        </w:rPr>
+        <w:t>. Give an example and a mistake that the idea helps you avoid.</w:t>
       </w:r>
     </w:p>
     <w:p>
-      <w:r>
-        <w:t>________________________________________________________________</w:t>
+      <w:pPr>
+        <w:pStyle w:val="Heading3"/>
+      </w:pPr>
+      <w:r>
+        <w:t>My remembered idea, example and correction</w:t>
       </w:r>
     </w:p>
     <w:p>
@@ -70,29 +94,35 @@
       </w:r>
     </w:p>
     <w:p>
-      <w:pPr>
-        <w:pStyle w:val="Heading3"/>
-      </w:pPr>
-      <w:r>
-        <w:t>Robustness across conditions</w:t>
+      <w:r>
+        <w:t>________________________________________________________________</w:t>
       </w:r>
     </w:p>
     <w:p>
-      <w:r>
-        <w:t>Without opening the old lesson, explain one key idea from Robustness across conditions. Give an example and a mistake that the idea helps you avoid.</w:t>
+      <w:pPr>
+        <w:pStyle w:val="Heading3"/>
+      </w:pPr>
+      <w:r>
+        <w:t>Robustness across conditions</w:t>
       </w:r>
     </w:p>
     <w:p>
       <w:pPr>
-        <w:pStyle w:val="Heading3"/>
-      </w:pPr>
-      <w:r>
-        <w:t>My remembered idea, example and correction</w:t>
+        <w:spacing w:line="336" w:lineRule="auto" w:after="180"/>
+      </w:pPr>
+      <w:r>
+        <w:rPr>
+          <w:b w:val="0"/>
+        </w:rPr>
+        <w:t>Without opening the old lesson, explain one key idea from Robustness across conditions. Give an example and a mistake that the idea helps you avoid.</w:t>
       </w:r>
     </w:p>
     <w:p>
-      <w:r>
-        <w:t>________________________________________________________________</w:t>
+      <w:pPr>
+        <w:pStyle w:val="Heading3"/>
+      </w:pPr>
+      <w:r>
+        <w:t>My remembered idea, example and correction</w:t>
       </w:r>
     </w:p>
     <w:p>
@@ -106,29 +136,35 @@
       </w:r>
     </w:p>
     <w:p>
-      <w:pPr>
-        <w:pStyle w:val="Heading3"/>
-      </w:pPr>
-      <w:r>
-        <w:t>Reproducible environment and records</w:t>
+      <w:r>
+        <w:t>________________________________________________________________</w:t>
       </w:r>
     </w:p>
     <w:p>
-      <w:r>
-        <w:t>Without opening the old lesson, explain one key idea from Reproducible environment and records. Give an example and a mistake that the idea helps you avoid.</w:t>
+      <w:pPr>
+        <w:pStyle w:val="Heading3"/>
+      </w:pPr>
+      <w:r>
+        <w:t>Reproducible environment and records</w:t>
       </w:r>
     </w:p>
     <w:p>
       <w:pPr>
-        <w:pStyle w:val="Heading3"/>
-      </w:pPr>
-      <w:r>
-        <w:t>My remembered idea, example and correction</w:t>
+        <w:spacing w:line="336" w:lineRule="auto" w:after="180"/>
+      </w:pPr>
+      <w:r>
+        <w:rPr>
+          <w:b w:val="0"/>
+        </w:rPr>
+        <w:t>Without opening the old lesson, explain one key idea from Reproducible environment and records. Give an example and a mistake that the idea helps you avoid.</w:t>
       </w:r>
     </w:p>
     <w:p>
-      <w:r>
-        <w:t>________________________________________________________________</w:t>
+      <w:pPr>
+        <w:pStyle w:val="Heading3"/>
+      </w:pPr>
+      <w:r>
+        <w:t>My remembered idea, example and correction</w:t>
       </w:r>
     </w:p>
     <w:p>
@@ -142,16 +178,44 @@
       </w:r>
     </w:p>
     <w:p>
-      <w:pPr>
-        <w:pStyle w:val="Heading1"/>
-      </w:pPr>
-      <w:r>
-        <w:t>02. Practise with fading help</w:t>
+      <w:r>
+        <w:t>________________________________________________________________</w:t>
       </w:r>
     </w:p>
     <w:p>
-      <w:r>
-        <w:t>Use W2: Trace the worked case for Writing the methods section. Record the answer once; the lesson and workbook refer to the same attempt.</w:t>
+      <w:pPr>
+        <w:pStyle w:val="Heading1"/>
+      </w:pPr>
+      <w:r>
+        <w:t>02. Practise with fading help</w:t>
+      </w:r>
+    </w:p>
+    <w:p>
+      <w:r>
+        <w:t>Complete the supported Writing the methods section trace and record the first step you can explain without help.</w:t>
+      </w:r>
+    </w:p>
+    <w:p>
+      <w:pPr>
+        <w:spacing w:line="336" w:lineRule="auto" w:after="180"/>
+      </w:pPr>
+      <w:r>
+        <w:rPr>
+          <w:b w:val="0"/>
+        </w:rPr>
+        <w:t xml:space="preserve">Use W2: Trace the worked case for Writing the </w:t>
+      </w:r>
+      <w:r>
+        <w:rPr>
+          <w:b/>
+        </w:rPr>
+        <w:t>methods section</w:t>
+      </w:r>
+      <w:r>
+        <w:rPr>
+          <w:b w:val="0"/>
+        </w:rPr>
+        <w:t>. Record the answer once; the lesson and workbook refer to the same attempt.</w:t>
       </w:r>
     </w:p>
     <w:tbl>
@@ -279,25 +343,49 @@
     </w:p>
     <w:p>
       <w:r>
-        <w:t>Use the worked case for Writing the methods section. Proposed explanation: “The worked result establishes every future case”. Decide whether this explanation is supported. Point to the step or supplied fact that decides; explain your repair if needed.</w:t>
+        <w:t>Check the proposed Writing the methods section explanation against the supplied facts before discussing it.</w:t>
       </w:r>
     </w:p>
     <w:p>
       <w:pPr>
-        <w:pStyle w:val="Heading3"/>
-      </w:pPr>
-      <w:r>
-        <w:t>My explanation before partner discussion</w:t>
+        <w:spacing w:line="336" w:lineRule="auto" w:after="180"/>
+      </w:pPr>
+      <w:r>
+        <w:rPr>
+          <w:b w:val="0"/>
+        </w:rPr>
+        <w:t xml:space="preserve">Use the worked case for Writing the </w:t>
+      </w:r>
+      <w:r>
+        <w:rPr>
+          <w:b/>
+        </w:rPr>
+        <w:t>methods section</w:t>
+      </w:r>
+      <w:r>
+        <w:rPr>
+          <w:b w:val="0"/>
+        </w:rPr>
+        <w:t>. Proposed explanation: “The worked result establishes every future case”. Decide whether this explanation is supported.</w:t>
       </w:r>
     </w:p>
     <w:p>
-      <w:r>
-        <w:t>________________________________________________________________</w:t>
+      <w:pPr>
+        <w:spacing w:line="336" w:lineRule="auto" w:after="180"/>
+      </w:pPr>
+      <w:r>
+        <w:rPr>
+          <w:b w:val="0"/>
+        </w:rPr>
+        <w:t>Point to the step or supplied fact that decides; explain your repair if needed.</w:t>
       </w:r>
     </w:p>
     <w:p>
-      <w:r>
-        <w:t>________________________________________________________________</w:t>
+      <w:pPr>
+        <w:pStyle w:val="Heading3"/>
+      </w:pPr>
+      <w:r>
+        <w:t>My explanation before partner discussion</w:t>
       </w:r>
     </w:p>
     <w:p>
@@ -311,47 +399,54 @@
       </w:r>
     </w:p>
     <w:p>
-      <w:pPr>
-        <w:pStyle w:val="Heading1"/>
-      </w:pPr>
-      <w:r>
-        <w:t>04. Independent transfer case</w:t>
+      <w:r>
+        <w:t>________________________________________________________________</w:t>
       </w:r>
     </w:p>
     <w:p>
-      <w:pPr>
-        <w:pStyle w:val="Heading3"/>
-      </w:pPr>
-      <w:r>
-        <w:t>Independent case: Apply a new case independently</w:t>
+      <w:r>
+        <w:t>________________________________________________________________</w:t>
       </w:r>
     </w:p>
     <w:p>
-      <w:r>
-        <w:t>Methods names a dataset and metric, but not whether near-duplicate sources cross the split. What detail matters?</w:t>
+      <w:pPr>
+        <w:pStyle w:val="Heading1"/>
+      </w:pPr>
+      <w:r>
+        <w:t>04. Independent transfer case</w:t>
       </w:r>
     </w:p>
     <w:p>
-      <w:pPr>
-        <w:pStyle w:val="Heading3"/>
-      </w:pPr>
-      <w:r>
-        <w:t>My independent explanation, trace and limits</w:t>
+      <w:r>
+        <w:t>Write one first attempt at the reserved independent case before feedback. Repeated copies of that case refer to the same recorded attempt.</w:t>
       </w:r>
     </w:p>
     <w:p>
-      <w:r>
-        <w:t>________________________________________________________________</w:t>
+      <w:pPr>
+        <w:pStyle w:val="Heading3"/>
+      </w:pPr>
+      <w:r>
+        <w:t>Independent case: Apply a new case independently</w:t>
       </w:r>
     </w:p>
     <w:p>
-      <w:r>
-        <w:t>________________________________________________________________</w:t>
+      <w:pPr>
+        <w:spacing w:line="336" w:lineRule="auto" w:after="180"/>
+        <w:shd w:fill="F5F1FB"/>
+      </w:pPr>
+      <w:r>
+        <w:rPr>
+          <w:b w:val="0"/>
+        </w:rPr>
+        <w:t>Methods names a dataset and metric, but not whether near-duplicate sources cross the split. What detail matters?</w:t>
       </w:r>
     </w:p>
     <w:p>
-      <w:r>
-        <w:t>________________________________________________________________</w:t>
+      <w:pPr>
+        <w:pStyle w:val="Heading3"/>
+      </w:pPr>
+      <w:r>
+        <w:t>My independent explanation, trace and limits</w:t>
       </w:r>
     </w:p>
     <w:p>
@@ -376,48 +471,96 @@
     </w:p>
     <w:p>
       <w:r>
-        <w:t>Attempt this case before feedback. Record any help. Earlier examples below are further practice; a case already practised with feedback cannot establish fresh transfer.</w:t>
+        <w:t>________________________________________________________________</w:t>
       </w:r>
     </w:p>
     <w:p>
-      <w:pPr>
-        <w:pStyle w:val="Heading1"/>
-      </w:pPr>
-      <w:r>
-        <w:t>05. W1 Explain the mechanism</w:t>
+      <w:r>
+        <w:t>________________________________________________________________</w:t>
       </w:r>
     </w:p>
     <w:p>
       <w:r>
-        <w:t>Explain the weekly mechanism in your own words. Use the worked scenario to name its input, decision rule and output.</w:t>
+        <w:t>________________________________________________________________</w:t>
       </w:r>
     </w:p>
     <w:p>
       <w:pPr>
-        <w:pStyle w:val="Heading3"/>
-      </w:pPr>
-      <w:r>
-        <w:t>My reasoning and evidence</w:t>
+        <w:spacing w:line="336" w:lineRule="auto" w:after="180"/>
+      </w:pPr>
+      <w:r>
+        <w:rPr>
+          <w:b w:val="0"/>
+        </w:rPr>
+        <w:t>Attempt this case before feedback. Record any help. Earlier examples below are further practice; a case already practised with feedback cannot establish fresh transfer.</w:t>
       </w:r>
     </w:p>
     <w:p>
-      <w:r>
-        <w:t>________________________________________________________________</w:t>
+      <w:pPr>
+        <w:pStyle w:val="Heading1"/>
+      </w:pPr>
+      <w:r>
+        <w:t>05. W1 Explain the mechanism</w:t>
       </w:r>
     </w:p>
     <w:p>
       <w:r>
-        <w:t>________________________________________________________________</w:t>
+        <w:t>Explain the mechanism. Apply the supplied Writing the methods section facts and keep your reasoning.</w:t>
       </w:r>
     </w:p>
     <w:p>
-      <w:r>
-        <w:t>________________________________________________________________</w:t>
+      <w:pPr>
+        <w:spacing w:line="336" w:lineRule="auto" w:after="180"/>
+      </w:pPr>
+      <w:r>
+        <w:rPr>
+          <w:b w:val="0"/>
+        </w:rPr>
+        <w:t xml:space="preserve">Explain the weekly </w:t>
+      </w:r>
+      <w:r>
+        <w:rPr>
+          <w:b/>
+        </w:rPr>
+        <w:t>mechanism</w:t>
+      </w:r>
+      <w:r>
+        <w:rPr>
+          <w:b w:val="0"/>
+        </w:rPr>
+        <w:t xml:space="preserve"> in your own words. Use the worked scenario to name its </w:t>
+      </w:r>
+      <w:r>
+        <w:rPr>
+          <w:b/>
+        </w:rPr>
+        <w:t>input</w:t>
+      </w:r>
+      <w:r>
+        <w:rPr>
+          <w:b w:val="0"/>
+        </w:rPr>
+        <w:t xml:space="preserve">, decision rule and </w:t>
+      </w:r>
+      <w:r>
+        <w:rPr>
+          <w:b/>
+        </w:rPr>
+        <w:t>output</w:t>
+      </w:r>
+      <w:r>
+        <w:rPr>
+          <w:b w:val="0"/>
+        </w:rPr>
+        <w:t>.</w:t>
       </w:r>
     </w:p>
     <w:p>
-      <w:r>
-        <w:t>________________________________________________________________</w:t>
+      <w:pPr>
+        <w:pStyle w:val="Heading3"/>
+      </w:pPr>
+      <w:r>
+        <w:t>My reasoning and evidence</w:t>
       </w:r>
     </w:p>
     <w:p>
@@ -431,24 +574,18 @@
       </w:r>
     </w:p>
     <w:p>
-      <w:pPr>
-        <w:pStyle w:val="Heading1"/>
-      </w:pPr>
-      <w:r>
-        <w:t>06. W2 Trace the worked case</w:t>
+      <w:r>
+        <w:t>________________________________________________________________</w:t>
       </w:r>
     </w:p>
     <w:p>
       <w:r>
-        <w:t>Methods says used AI on data and got good scores; code and split are absent. Show the intermediate steps and give the conclusion with its scope.</w:t>
+        <w:t>________________________________________________________________</w:t>
       </w:r>
     </w:p>
     <w:p>
-      <w:pPr>
-        <w:pStyle w:val="Heading3"/>
-      </w:pPr>
-      <w:r>
-        <w:t>My reasoning and evidence</w:t>
+      <w:r>
+        <w:t>________________________________________________________________</w:t>
       </w:r>
     </w:p>
     <w:p>
@@ -457,23 +594,35 @@
       </w:r>
     </w:p>
     <w:p>
-      <w:r>
-        <w:t>________________________________________________________________</w:t>
+      <w:pPr>
+        <w:pStyle w:val="Heading1"/>
+      </w:pPr>
+      <w:r>
+        <w:t>06. W2 Trace the worked case</w:t>
       </w:r>
     </w:p>
     <w:p>
       <w:r>
-        <w:t>________________________________________________________________</w:t>
+        <w:t>Trace the worked case. Apply the supplied Writing the methods section facts and keep your reasoning.</w:t>
       </w:r>
     </w:p>
     <w:p>
-      <w:r>
-        <w:t>________________________________________________________________</w:t>
+      <w:pPr>
+        <w:spacing w:line="336" w:lineRule="auto" w:after="180"/>
+      </w:pPr>
+      <w:r>
+        <w:rPr>
+          <w:b w:val="0"/>
+        </w:rPr>
+        <w:t>Methods says used AI on data and got good scores; code and split are absent. Show the intermediate steps and give the conclusion with its scope.</w:t>
       </w:r>
     </w:p>
     <w:p>
-      <w:r>
-        <w:t>________________________________________________________________</w:t>
+      <w:pPr>
+        <w:pStyle w:val="Heading3"/>
+      </w:pPr>
+      <w:r>
+        <w:t>My reasoning and evidence</w:t>
       </w:r>
     </w:p>
     <w:p>
@@ -487,24 +636,18 @@
       </w:r>
     </w:p>
     <w:p>
-      <w:pPr>
-        <w:pStyle w:val="Heading1"/>
-      </w:pPr>
-      <w:r>
-        <w:t>07. W3 Audit the limit</w:t>
+      <w:r>
+        <w:t>________________________________________________________________</w:t>
       </w:r>
     </w:p>
     <w:p>
       <w:r>
-        <w:t>A report omits this qualification: A detailed methods section can reveal limitations; it does not guarantee a correct design. Explain how omitting it could change a reader's interpretation, and write an accurate replacement.</w:t>
+        <w:t>________________________________________________________________</w:t>
       </w:r>
     </w:p>
     <w:p>
-      <w:pPr>
-        <w:pStyle w:val="Heading3"/>
-      </w:pPr>
-      <w:r>
-        <w:t>My reasoning and evidence</w:t>
+      <w:r>
+        <w:t>________________________________________________________________</w:t>
       </w:r>
     </w:p>
     <w:p>
@@ -518,44 +661,62 @@
       </w:r>
     </w:p>
     <w:p>
-      <w:r>
-        <w:t>________________________________________________________________</w:t>
+      <w:pPr>
+        <w:pStyle w:val="Heading1"/>
+      </w:pPr>
+      <w:r>
+        <w:t>07. W3 Audit the limit</w:t>
       </w:r>
     </w:p>
     <w:p>
       <w:r>
-        <w:t>________________________________________________________________</w:t>
+        <w:t>Audit the limit. Apply the supplied Writing the methods section facts and keep your reasoning.</w:t>
       </w:r>
     </w:p>
     <w:p>
-      <w:r>
-        <w:t>________________________________________________________________</w:t>
+      <w:pPr>
+        <w:spacing w:line="336" w:lineRule="auto" w:after="180"/>
+      </w:pPr>
+      <w:r>
+        <w:rPr>
+          <w:b w:val="0"/>
+        </w:rPr>
+        <w:t xml:space="preserve">A report omits this qualification: A detailed </w:t>
+      </w:r>
+      <w:r>
+        <w:rPr>
+          <w:b/>
+        </w:rPr>
+        <w:t>methods section</w:t>
+      </w:r>
+      <w:r>
+        <w:rPr>
+          <w:b w:val="0"/>
+        </w:rPr>
+        <w:t xml:space="preserve"> can reveal limitations; it does not guarantee a correct design. Explain how omitting it could change a reader's interpretation, and write an accurate replacement.</w:t>
       </w:r>
     </w:p>
     <w:p>
-      <w:r>
-        <w:t>________________________________________________________________</w:t>
+      <w:pPr>
+        <w:pStyle w:val="Heading3"/>
+      </w:pPr>
+      <w:r>
+        <w:t>My reasoning and evidence</w:t>
       </w:r>
     </w:p>
     <w:p>
-      <w:pPr>
-        <w:pStyle w:val="Heading1"/>
-      </w:pPr>
-      <w:r>
-        <w:t>08. W4 Apply a new case independently</w:t>
+      <w:r>
+        <w:t>________________________________________________________________</w:t>
       </w:r>
     </w:p>
     <w:p>
       <w:r>
-        <w:t>Methods names a dataset and metric, but not whether near-duplicate sources cross the split. What detail matters?</w:t>
+        <w:t>________________________________________________________________</w:t>
       </w:r>
     </w:p>
     <w:p>
-      <w:pPr>
-        <w:pStyle w:val="Heading3"/>
-      </w:pPr>
-      <w:r>
-        <w:t>My reasoning and evidence</w:t>
+      <w:r>
+        <w:t>________________________________________________________________</w:t>
       </w:r>
     </w:p>
     <w:p>
@@ -574,23 +735,36 @@
       </w:r>
     </w:p>
     <w:p>
-      <w:r>
-        <w:t>________________________________________________________________</w:t>
+      <w:pPr>
+        <w:pStyle w:val="Heading1"/>
+      </w:pPr>
+      <w:r>
+        <w:t>08. W4 Apply a new case independently</w:t>
       </w:r>
     </w:p>
     <w:p>
       <w:r>
-        <w:t>________________________________________________________________</w:t>
+        <w:t>Attempt before feedback. If this repeats the selected independent case, reuse that first attempt; otherwise keep a separate record. Apply a new case independently. Apply the supplied Writing the methods section facts and keep your reasoning.</w:t>
       </w:r>
     </w:p>
     <w:p>
-      <w:r>
-        <w:t>________________________________________________________________</w:t>
+      <w:pPr>
+        <w:spacing w:line="336" w:lineRule="auto" w:after="180"/>
+        <w:shd w:fill="F5F1FB"/>
+      </w:pPr>
+      <w:r>
+        <w:rPr>
+          <w:b w:val="0"/>
+        </w:rPr>
+        <w:t>Methods names a dataset and metric, but not whether near-duplicate sources cross the split. What detail matters?</w:t>
       </w:r>
     </w:p>
     <w:p>
-      <w:r>
-        <w:t>________________________________________________________________</w:t>
+      <w:pPr>
+        <w:pStyle w:val="Heading3"/>
+      </w:pPr>
+      <w:r>
+        <w:t>My reasoning and evidence</w:t>
       </w:r>
     </w:p>
     <w:p>
@@ -599,24 +773,18 @@
       </w:r>
     </w:p>
     <w:p>
-      <w:pPr>
-        <w:pStyle w:val="Heading1"/>
-      </w:pPr>
-      <w:r>
-        <w:t>09. W5 Design a revealing follow-up</w:t>
+      <w:r>
+        <w:t>________________________________________________________________</w:t>
       </w:r>
     </w:p>
     <w:p>
       <w:r>
-        <w:t>For the worked scenario, propose one additional case that could reveal a failure, describe its expected outcome before running it, and explain what would need to remain fixed for a fair comparison. Do not reuse W4 as a new final test after receiving feedback.</w:t>
+        <w:t>________________________________________________________________</w:t>
       </w:r>
     </w:p>
     <w:p>
-      <w:pPr>
-        <w:pStyle w:val="Heading3"/>
-      </w:pPr>
-      <w:r>
-        <w:t>My reasoning and evidence</w:t>
+      <w:r>
+        <w:t>________________________________________________________________</w:t>
       </w:r>
     </w:p>
     <w:p>
@@ -640,39 +808,51 @@
       </w:r>
     </w:p>
     <w:p>
-      <w:r>
-        <w:t>________________________________________________________________</w:t>
+      <w:pPr>
+        <w:pStyle w:val="Heading1"/>
+      </w:pPr>
+      <w:r>
+        <w:t>09. W5 Design a revealing follow-up</w:t>
       </w:r>
     </w:p>
     <w:p>
       <w:r>
-        <w:t>________________________________________________________________</w:t>
+        <w:t>Design a revealing follow-up. Apply the supplied Writing the methods section facts and keep your reasoning.</w:t>
       </w:r>
     </w:p>
     <w:p>
-      <w:r>
-        <w:t>________________________________________________________________</w:t>
+      <w:pPr>
+        <w:spacing w:line="336" w:lineRule="auto" w:after="180"/>
+      </w:pPr>
+      <w:r>
+        <w:rPr>
+          <w:b w:val="0"/>
+        </w:rPr>
+        <w:t>For the worked scenario, propose one additional case that could reveal a failure, describe its expected outcome before running it, and explain what would need to remain fixed for a fair comparison.</w:t>
       </w:r>
     </w:p>
     <w:p>
       <w:pPr>
-        <w:pStyle w:val="Heading1"/>
-      </w:pPr>
-      <w:r>
-        <w:t>10. Project checkpoint and reflection</w:t>
+        <w:spacing w:line="336" w:lineRule="auto" w:after="180"/>
+      </w:pPr>
+      <w:r>
+        <w:rPr>
+          <w:b w:val="0"/>
+        </w:rPr>
+        <w:t>Do not reuse W4 as a new final test after receiving feedback.</w:t>
       </w:r>
     </w:p>
     <w:p>
-      <w:r>
-        <w:t>Add a labelled writing the methods section evidence sheet to Reproducible AI Research Study. Show how you can explain the mechanism and terminology of writing the methods section. Use the supplied fictional case and keep its inputs, intermediate steps, calculation or prediction, and limitation. Connect this record to last week’s record; a matching answer without a trace is insufficient.</w:t>
+      <w:pPr>
+        <w:pStyle w:val="Heading3"/>
+      </w:pPr>
+      <w:r>
+        <w:t>My reasoning and evidence</w:t>
       </w:r>
     </w:p>
     <w:p>
-      <w:pPr>
-        <w:pStyle w:val="Heading3"/>
-      </w:pPr>
-      <w:r>
-        <w:t>My project change, supporting evidence and remaining limit</w:t>
+      <w:r>
+        <w:t>________________________________________________________________</w:t>
       </w:r>
     </w:p>
     <w:p>
@@ -710,7 +890,157 @@
         <w:pStyle w:val="Heading1"/>
       </w:pPr>
       <w:r>
+        <w:t>10. Project checkpoint and reflection</w:t>
+      </w:r>
+    </w:p>
+    <w:p>
+      <w:r>
+        <w:t>Connect Writing the methods section to Reproducible AI Research Study, identify a limit and choose the next useful test.</w:t>
+      </w:r>
+    </w:p>
+    <w:p>
+      <w:pPr>
+        <w:spacing w:line="336" w:lineRule="auto" w:after="180"/>
+      </w:pPr>
+      <w:r>
+        <w:rPr>
+          <w:b w:val="0"/>
+        </w:rPr>
+        <w:t xml:space="preserve">Add a labelled writing the </w:t>
+      </w:r>
+      <w:r>
+        <w:rPr>
+          <w:b/>
+        </w:rPr>
+        <w:t>methods section</w:t>
+      </w:r>
+      <w:r>
+        <w:rPr>
+          <w:b w:val="0"/>
+        </w:rPr>
+        <w:t xml:space="preserve"> </w:t>
+      </w:r>
+      <w:r>
+        <w:rPr>
+          <w:b/>
+        </w:rPr>
+        <w:t>evidence</w:t>
+      </w:r>
+      <w:r>
+        <w:rPr>
+          <w:b w:val="0"/>
+        </w:rPr>
+        <w:t xml:space="preserve"> sheet to Reproducible AI Research Study. Show how you can explain the </w:t>
+      </w:r>
+      <w:r>
+        <w:rPr>
+          <w:b/>
+        </w:rPr>
+        <w:t>mechanism</w:t>
+      </w:r>
+      <w:r>
+        <w:rPr>
+          <w:b w:val="0"/>
+        </w:rPr>
+        <w:t xml:space="preserve"> and terminology of writing the </w:t>
+      </w:r>
+      <w:r>
+        <w:rPr>
+          <w:b/>
+        </w:rPr>
+        <w:t>methods section</w:t>
+      </w:r>
+      <w:r>
+        <w:rPr>
+          <w:b w:val="0"/>
+        </w:rPr>
+        <w:t>.</w:t>
+      </w:r>
+    </w:p>
+    <w:p>
+      <w:pPr>
+        <w:spacing w:line="336" w:lineRule="auto" w:after="180"/>
+      </w:pPr>
+      <w:r>
+        <w:rPr>
+          <w:b w:val="0"/>
+        </w:rPr>
+        <w:t xml:space="preserve">Use the supplied fictional case and keep its </w:t>
+      </w:r>
+      <w:r>
+        <w:rPr>
+          <w:b/>
+        </w:rPr>
+        <w:t>input</w:t>
+      </w:r>
+      <w:r>
+        <w:rPr>
+          <w:b w:val="0"/>
+        </w:rPr>
+        <w:t xml:space="preserve">s, intermediate steps, calculation or </w:t>
+      </w:r>
+      <w:r>
+        <w:rPr>
+          <w:b/>
+        </w:rPr>
+        <w:t>prediction</w:t>
+      </w:r>
+      <w:r>
+        <w:rPr>
+          <w:b w:val="0"/>
+        </w:rPr>
+        <w:t>, and limitation. Connect this record to last week’s record; a matching answer without a trace is insufficient.</w:t>
+      </w:r>
+    </w:p>
+    <w:p>
+      <w:pPr>
+        <w:pStyle w:val="Heading3"/>
+      </w:pPr>
+      <w:r>
+        <w:t>My project change, supporting evidence and remaining limit</w:t>
+      </w:r>
+    </w:p>
+    <w:p>
+      <w:r>
+        <w:t>________________________________________________________________</w:t>
+      </w:r>
+    </w:p>
+    <w:p>
+      <w:r>
+        <w:t>________________________________________________________________</w:t>
+      </w:r>
+    </w:p>
+    <w:p>
+      <w:r>
+        <w:t>________________________________________________________________</w:t>
+      </w:r>
+    </w:p>
+    <w:p>
+      <w:r>
+        <w:t>________________________________________________________________</w:t>
+      </w:r>
+    </w:p>
+    <w:p>
+      <w:r>
+        <w:t>________________________________________________________________</w:t>
+      </w:r>
+    </w:p>
+    <w:p>
+      <w:r>
+        <w:t>________________________________________________________________</w:t>
+      </w:r>
+    </w:p>
+    <w:p>
+      <w:pPr>
+        <w:pStyle w:val="Heading1"/>
+      </w:pPr>
+      <w:r>
         <w:t>11. Feedback, return check and learning record</w:t>
+      </w:r>
+    </w:p>
+    <w:p>
+      <w:r>
+        <w:t>Record the first repaired step and a different case to revisit after a delay.</w:t>
       </w:r>
     </w:p>
     <w:tbl>
@@ -850,7 +1180,13 @@
       </w:tr>
     </w:tbl>
     <w:p>
-      <w:r>
+      <w:pPr>
+        <w:spacing w:line="336" w:lineRule="auto" w:after="180"/>
+      </w:pPr>
+      <w:r>
+        <w:rPr>
+          <w:b w:val="0"/>
+        </w:rPr>
         <w:t>Revisit this idea with your teacher after a delay. Familiarity is different from explaining and using it on a changed case.</w:t>
       </w:r>
     </w:p>
@@ -864,12 +1200,35 @@
     </w:p>
     <w:p>
       <w:r>
-        <w:t>Methods that another team can repeat. A paper describes a toy string-classification experiment using a stated length rule.</w:t>
+        <w:t>Methods that another team can repeat. A paper describes a toy string-classification experiment using a stated length rule. Explain the labelled step before checking the changed condition.</w:t>
       </w:r>
     </w:p>
     <w:p>
-      <w:r>
-        <w:t>Inputs: "oak", "pine", "willow". Rule: length at least 4→long, otherwise short. No whitespace trimming occurs.</w:t>
+      <w:pPr>
+        <w:spacing w:line="336" w:lineRule="auto" w:after="180"/>
+      </w:pPr>
+      <w:r>
+        <w:rPr>
+          <w:b w:val="0"/>
+        </w:rPr>
+        <w:t>Methods that another team can repeat. A paper describes a toy string-classification experiment using a stated length rule.</w:t>
+      </w:r>
+    </w:p>
+    <w:p>
+      <w:pPr>
+        <w:spacing w:line="336" w:lineRule="auto" w:after="180"/>
+      </w:pPr>
+      <w:r>
+        <w:rPr>
+          <w:b/>
+        </w:rPr>
+        <w:t>Input</w:t>
+      </w:r>
+      <w:r>
+        <w:rPr>
+          <w:b w:val="0"/>
+        </w:rPr>
+        <w:t>s: "oak", "pine", "willow". Rule: length at least 4→long, otherwise short. No whitespace trimming occurs.</w:t>
       </w:r>
     </w:p>
     <w:p>
@@ -909,7 +1268,14 @@
       </w:r>
     </w:p>
     <w:p>
-      <w:r>
+      <w:pPr>
+        <w:spacing w:line="336" w:lineRule="auto" w:after="180"/>
+        <w:shd w:fill="F5F1FB"/>
+      </w:pPr>
+      <w:r>
+        <w:rPr>
+          <w:b w:val="0"/>
+        </w:rPr>
         <w:t>Apply the inclusive four-character rule to oak, pine and willow. Which label changes under greater-than-four, and what method detail allows another team to reproduce the distinction?</w:t>
       </w:r>
     </w:p>
@@ -952,35 +1318,114 @@
       </w:r>
     </w:p>
     <w:p>
-      <w:r>
-        <w:t>Support used: alone / hint / worked example. This record is practice evidence.</w:t>
+      <w:pPr>
+        <w:pStyle w:val="Heading3"/>
+      </w:pPr>
+      <w:r>
+        <w:t>Record the help used</w:t>
       </w:r>
     </w:p>
     <w:p>
-      <w:r>
-        <w:t>Project connection: For the Reproducible AI Research Study, retain an annotated worked trace and the changed-case reasoning. Connect the claim to its records, units and assumptions so another investigator can challenge or reproduce it.</w:t>
+      <w:pPr>
+        <w:spacing w:line="336" w:lineRule="auto" w:after="180"/>
+        <w:shd w:fill="F1F6F8"/>
+      </w:pPr>
+      <w:r>
+        <w:rPr>
+          <w:b w:val="0"/>
+        </w:rPr>
+        <w:t xml:space="preserve">Support used: alone / hint / worked example. This record is practice </w:t>
+      </w:r>
+      <w:r>
+        <w:rPr>
+          <w:b/>
+        </w:rPr>
+        <w:t>evidence</w:t>
+      </w:r>
+      <w:r>
+        <w:rPr>
+          <w:b w:val="0"/>
+        </w:rPr>
+        <w:t>.</w:t>
       </w:r>
     </w:p>
     <w:p>
       <w:pPr>
-        <w:pStyle w:val="Heading1"/>
-      </w:pPr>
-      <w:r>
-        <w:t>13. Project portfolio milestone</w:t>
+        <w:spacing w:line="336" w:lineRule="auto" w:after="180"/>
+      </w:pPr>
+      <w:r>
+        <w:rPr>
+          <w:b w:val="0"/>
+        </w:rPr>
+        <w:t>Project connection: For the Reproducible AI Research Study, retain an annotated worked trace and the changed-case reasoning.</w:t>
       </w:r>
     </w:p>
     <w:p>
-      <w:r>
-        <w:t>Project: Reproducible AI Research Study</w:t>
+      <w:pPr>
+        <w:spacing w:line="336" w:lineRule="auto" w:after="180"/>
+      </w:pPr>
+      <w:r>
+        <w:rPr>
+          <w:b w:val="0"/>
+        </w:rPr>
+        <w:t>Connect the claim to its records, units and assumptions so another investigator can challenge or reproduce it.</w:t>
       </w:r>
     </w:p>
     <w:p>
-      <w:r>
-        <w:t>Current milestone: Prepare the demonstration. Gather reproducible instructions, evidence, access checks and remaining limitations.</w:t>
+      <w:pPr>
+        <w:pStyle w:val="Heading1"/>
+      </w:pPr>
+      <w:r>
+        <w:t>13. Project portfolio milestone</w:t>
       </w:r>
     </w:p>
     <w:p>
       <w:r>
+        <w:t>Keep this week’s input, deciding step, result and limit together in the Reproducible AI Research Study record.</w:t>
+      </w:r>
+    </w:p>
+    <w:p>
+      <w:pPr>
+        <w:spacing w:line="336" w:lineRule="auto" w:after="180"/>
+      </w:pPr>
+      <w:r>
+        <w:rPr>
+          <w:b w:val="0"/>
+        </w:rPr>
+        <w:t>Project: Reproducible AI Research Study</w:t>
+      </w:r>
+    </w:p>
+    <w:p>
+      <w:pPr>
+        <w:spacing w:line="336" w:lineRule="auto" w:after="180"/>
+      </w:pPr>
+      <w:r>
+        <w:rPr>
+          <w:b w:val="0"/>
+        </w:rPr>
+        <w:t xml:space="preserve">Current milestone: Prepare the demonstration. Gather reproducible instructions, </w:t>
+      </w:r>
+      <w:r>
+        <w:rPr>
+          <w:b/>
+        </w:rPr>
+        <w:t>evidence</w:t>
+      </w:r>
+      <w:r>
+        <w:rPr>
+          <w:b w:val="0"/>
+        </w:rPr>
+        <w:t>, access checks and remaining limitations.</w:t>
+      </w:r>
+    </w:p>
+    <w:p>
+      <w:pPr>
+        <w:spacing w:line="336" w:lineRule="auto" w:after="180"/>
+      </w:pPr>
+      <w:r>
+        <w:rPr>
+          <w:b w:val="0"/>
+        </w:rPr>
         <w:t>For the Reproducible AI Research Study, retain an annotated worked trace and the changed-case reasoning. Connect the claim to its records, units and assumptions so another investigator can challenge or reproduce it.</w:t>
       </w:r>
     </w:p>
@@ -1143,53 +1588,104 @@
     </w:p>
     <w:p>
       <w:r>
-        <w:t>Use this supported practice once, in the browser or on paper. Keep the reserved independent assessment for a separate first attempt before teacher feedback.</w:t>
+        <w:t>Try the supported questions before comparing with hints and feedback. Record what you repaired and the evidence you retained.</w:t>
       </w:r>
     </w:p>
     <w:p>
-      <w:r>
-        <w:t>Methods that another team can repeat. A paper describes a toy string-classification experiment using a stated length rule.</w:t>
+      <w:pPr>
+        <w:spacing w:line="336" w:lineRule="auto" w:after="180"/>
+      </w:pPr>
+      <w:r>
+        <w:rPr>
+          <w:b w:val="0"/>
+        </w:rPr>
+        <w:t>Use this supported practice once, in the browser or on paper. Keep the reserved independent assessment for a separate first attempt before teacher feedback.</w:t>
       </w:r>
     </w:p>
     <w:p>
       <w:pPr>
-        <w:pStyle w:val="Heading3"/>
-      </w:pPr>
-      <w:r>
-        <w:t>Practice 1: explain the deciding evidence</w:t>
+        <w:spacing w:line="336" w:lineRule="auto" w:after="180"/>
+      </w:pPr>
+      <w:r>
+        <w:rPr>
+          <w:b w:val="0"/>
+        </w:rPr>
+        <w:t>Methods that another team can repeat. A paper describes a toy string-classification experiment using a stated length rule.</w:t>
       </w:r>
     </w:p>
     <w:p>
-      <w:r>
-        <w:t>Which labelled step matches this detail? Oak is short; pine and willow are long.</w:t>
+      <w:pPr>
+        <w:pStyle w:val="Heading3"/>
+      </w:pPr>
+      <w:r>
+        <w:t>Practice 1: explain the deciding evidence</w:t>
       </w:r>
     </w:p>
     <w:p>
-      <w:r>
-        <w:t>1. State procedure</w:t>
+      <w:pPr>
+        <w:spacing w:line="336" w:lineRule="auto" w:after="180"/>
+      </w:pPr>
+      <w:r>
+        <w:rPr>
+          <w:b w:val="0"/>
+        </w:rPr>
+        <w:t>Which labelled step matches this detail? Oak is short; pine and willow are long.</w:t>
       </w:r>
     </w:p>
     <w:p>
-      <w:r>
-        <w:t>2. Record exact inputs</w:t>
+      <w:pPr>
+        <w:spacing w:line="336" w:lineRule="auto" w:after="180"/>
+        <w:shd w:fill="F4F9FC"/>
+      </w:pPr>
+      <w:r>
+        <w:rPr>
+          <w:b w:val="0"/>
+        </w:rPr>
+        <w:t>1. State procedure</w:t>
       </w:r>
     </w:p>
     <w:p>
-      <w:r>
-        <w:t>3. Show resulting labels</w:t>
+      <w:pPr>
+        <w:spacing w:line="336" w:lineRule="auto" w:after="180"/>
+        <w:shd w:fill="F4F9FC"/>
+      </w:pPr>
+      <w:r>
+        <w:rPr>
+          <w:b w:val="0"/>
+        </w:rPr>
+        <w:t xml:space="preserve">2. Record exact </w:t>
+      </w:r>
+      <w:r>
+        <w:rPr>
+          <w:b/>
+        </w:rPr>
+        <w:t>input</w:t>
+      </w:r>
+      <w:r>
+        <w:rPr>
+          <w:b w:val="0"/>
+        </w:rPr>
+        <w:t>s</w:t>
       </w:r>
     </w:p>
     <w:p>
       <w:pPr>
-        <w:pStyle w:val="Heading3"/>
-      </w:pPr>
-      <w:r>
-        <w:t>My selected conclusion, deciding fact and explanation</w:t>
+        <w:spacing w:line="336" w:lineRule="auto" w:after="180"/>
+        <w:shd w:fill="F4F9FC"/>
+      </w:pPr>
+      <w:r>
+        <w:rPr>
+          <w:b w:val="0"/>
+        </w:rPr>
+        <w:t>3. Show resulting labels</w:t>
       </w:r>
     </w:p>
     <w:p>
-      <w:r>
-        <w:t>________________________________________________________________</w:t>
+      <w:pPr>
+        <w:pStyle w:val="Heading3"/>
+      </w:pPr>
+      <w:r>
+        <w:t>My selected conclusion, deciding fact and explanation</w:t>
       </w:r>
     </w:p>
     <w:p>
@@ -1214,40 +1710,103 @@
     </w:p>
     <w:p>
       <w:r>
-        <w:t>Hint if needed: Read the steps in the pictorial case. Match the supplied detail to the stage that performs or records it.</w:t>
+        <w:t>________________________________________________________________</w:t>
       </w:r>
     </w:p>
     <w:p>
-      <w:r>
-        <w:t>After your attempt, compare with the supported explanation: Show resulting labels Oak is short; pine and willow are long. A methods section specifies inputs, processing, boundaries, versions and scoring. Precise procedures allow a reader to repeat the computation instead of inferring it from the final labels.</w:t>
+      <w:pPr>
+        <w:pStyle w:val="Heading3"/>
+      </w:pPr>
+      <w:r>
+        <w:t>Hint · try first</w:t>
       </w:r>
     </w:p>
     <w:p>
       <w:pPr>
-        <w:pStyle w:val="Heading3"/>
-      </w:pPr>
-      <w:r>
-        <w:t>Practice 2: explain the deciding evidence</w:t>
+        <w:spacing w:line="336" w:lineRule="auto" w:after="180"/>
+        <w:shd w:fill="F1F6F8"/>
+      </w:pPr>
+      <w:r>
+        <w:rPr>
+          <w:b w:val="0"/>
+        </w:rPr>
+        <w:t>Hint if needed: Read the steps in the pictorial case. Match the supplied detail to the stage that performs or records it.</w:t>
       </w:r>
     </w:p>
     <w:p>
-      <w:r>
-        <w:t>Changed-case practice: Change the rule to length greater than 4. Which conclusion is supported by the supplied facts?</w:t>
+      <w:pPr>
+        <w:pStyle w:val="Heading3"/>
+      </w:pPr>
+      <w:r>
+        <w:t>Feedback · compare after trying</w:t>
       </w:r>
     </w:p>
     <w:p>
-      <w:r>
-        <w:t>1. We can decide the result without examining the changed input or the procedure.</w:t>
+      <w:pPr>
+        <w:spacing w:line="336" w:lineRule="auto" w:after="180"/>
+        <w:shd w:fill="F1F6FC"/>
+      </w:pPr>
+      <w:r>
+        <w:rPr>
+          <w:b w:val="0"/>
+        </w:rPr>
+        <w:t xml:space="preserve">After your attempt, compare with the supported explanation: Show resulting labels Oak is short; pine and willow are long. A </w:t>
+      </w:r>
+      <w:r>
+        <w:rPr>
+          <w:b/>
+        </w:rPr>
+        <w:t>methods section</w:t>
+      </w:r>
+      <w:r>
+        <w:rPr>
+          <w:b w:val="0"/>
+        </w:rPr>
+        <w:t xml:space="preserve"> specifies </w:t>
+      </w:r>
+      <w:r>
+        <w:rPr>
+          <w:b/>
+        </w:rPr>
+        <w:t>input</w:t>
+      </w:r>
+      <w:r>
+        <w:rPr>
+          <w:b w:val="0"/>
+        </w:rPr>
+        <w:t xml:space="preserve">s, </w:t>
+      </w:r>
+      <w:r>
+        <w:rPr>
+          <w:b/>
+        </w:rPr>
+        <w:t>process</w:t>
+      </w:r>
+      <w:r>
+        <w:rPr>
+          <w:b w:val="0"/>
+        </w:rPr>
+        <w:t>ing, boundaries, versions and scoring.</w:t>
       </w:r>
     </w:p>
     <w:p>
-      <w:r>
-        <w:t>2. Pine becomes short; willow stays long and oak stays short.</w:t>
+      <w:pPr>
+        <w:spacing w:line="336" w:lineRule="auto" w:after="180"/>
+        <w:shd w:fill="F1F6FC"/>
+      </w:pPr>
+      <w:r>
+        <w:rPr>
+          <w:b w:val="0"/>
+        </w:rPr>
+        <w:t>Precise procedures allow a reader to repeat the computation instead of inferring it from the final labels.</w:t>
       </w:r>
     </w:p>
     <w:p>
-      <w:r>
-        <w:t>3. This one example guarantees correct results for every future input.</w:t>
+      <w:pPr>
+        <w:pStyle w:val="Heading3"/>
+      </w:pPr>
+      <w:r>
+        <w:t>Practice 2: explain the deciding evidence</w:t>
       </w:r>
     </w:p>
     <w:p>
@@ -1255,91 +1814,1145 @@
         <w:pStyle w:val="Heading3"/>
       </w:pPr>
       <w:r>
-        <w:t>My selected conclusion, deciding fact and explanation</w:t>
+        <w:t>Changed case · predict first</w:t>
       </w:r>
     </w:p>
     <w:p>
-      <w:r>
-        <w:t>________________________________________________________________</w:t>
+      <w:pPr>
+        <w:spacing w:line="336" w:lineRule="auto" w:after="180"/>
+        <w:shd w:fill="F5F1FB"/>
+      </w:pPr>
+      <w:r>
+        <w:rPr>
+          <w:b w:val="0"/>
+        </w:rPr>
+        <w:t>Changed-case practice: Change the rule to length greater than 4. Which conclusion is supported by the supplied facts?</w:t>
       </w:r>
     </w:p>
     <w:p>
-      <w:r>
-        <w:t>________________________________________________________________</w:t>
+      <w:pPr>
+        <w:spacing w:line="336" w:lineRule="auto" w:after="180"/>
+        <w:shd w:fill="F4F9FC"/>
+      </w:pPr>
+      <w:r>
+        <w:rPr>
+          <w:b w:val="0"/>
+        </w:rPr>
+        <w:t xml:space="preserve">1. We can decide the result without examining the changed </w:t>
+      </w:r>
+      <w:r>
+        <w:rPr>
+          <w:b/>
+        </w:rPr>
+        <w:t>input</w:t>
+      </w:r>
+      <w:r>
+        <w:rPr>
+          <w:b w:val="0"/>
+        </w:rPr>
+        <w:t xml:space="preserve"> or the procedure.</w:t>
       </w:r>
     </w:p>
     <w:p>
-      <w:r>
-        <w:t>________________________________________________________________</w:t>
+      <w:pPr>
+        <w:spacing w:line="336" w:lineRule="auto" w:after="180"/>
+        <w:shd w:fill="F4F9FC"/>
+      </w:pPr>
+      <w:r>
+        <w:rPr>
+          <w:b w:val="0"/>
+        </w:rPr>
+        <w:t>2. Pine becomes short; willow stays long and oak stays short.</w:t>
       </w:r>
     </w:p>
     <w:p>
-      <w:r>
-        <w:t>________________________________________________________________</w:t>
+      <w:pPr>
+        <w:spacing w:line="336" w:lineRule="auto" w:after="180"/>
+        <w:shd w:fill="F4F9FC"/>
+      </w:pPr>
+      <w:r>
+        <w:rPr>
+          <w:b w:val="0"/>
+        </w:rPr>
+        <w:t xml:space="preserve">3. This one example guarantees correct results for every future </w:t>
+      </w:r>
+      <w:r>
+        <w:rPr>
+          <w:b/>
+        </w:rPr>
+        <w:t>input</w:t>
+      </w:r>
+      <w:r>
+        <w:rPr>
+          <w:b w:val="0"/>
+        </w:rPr>
+        <w:t>.</w:t>
       </w:r>
     </w:p>
     <w:p>
-      <w:r>
-        <w:t>________________________________________________________________</w:t>
+      <w:pPr>
+        <w:pStyle w:val="Heading3"/>
+      </w:pPr>
+      <w:r>
+        <w:t>My selected conclusion, deciding fact and explanation</w:t>
       </w:r>
     </w:p>
     <w:p>
       <w:r>
-        <w:t>Hint if needed: Use the changed condition and the deciding step in the pictorial trace. The answer must say what follows from those facts.</w:t>
+        <w:t>________________________________________________________________</w:t>
       </w:r>
     </w:p>
     <w:p>
       <w:r>
-        <w:t>After your attempt, compare with the supported explanation: Pine becomes short; willow stays long and oak stays short. The equality case distinguishes the two procedures.</w:t>
+        <w:t>________________________________________________________________</w:t>
       </w:r>
     </w:p>
     <w:p>
-      <w:pPr>
-        <w:pStyle w:val="Heading3"/>
-      </w:pPr>
-      <w:r>
-        <w:t>Repair a missing building block</w:t>
+      <w:r>
+        <w:t>________________________________________________________________</w:t>
       </w:r>
     </w:p>
     <w:p>
       <w:r>
-        <w:t>Review Figures that preserve evidence (ai-7/29). Goal: Explain the mechanism and terminology of figures that preserve evidence. Short practice: Draw count bars for 6/10 and 8/10 using the stated axis. Why must the denominator and fixed task context remain visible, and what distortion arises from an undisclosed axis start at five?. Return to this week and explain what you changed.</w:t>
+        <w:t>________________________________________________________________</w:t>
       </w:r>
     </w:p>
     <w:p>
       <w:r>
-        <w:t>Review Robustness across conditions (ai-7/27). Goal: Explain the mechanism and terminology of robustness across conditions. Short practice: Calculate indoor, outdoor and combined rates. Which relevant weakness disappears from view when only the combined rate is reported?. Return to this week and explain what you changed.</w:t>
+        <w:t>________________________________________________________________</w:t>
       </w:r>
     </w:p>
     <w:p>
-      <w:r>
-        <w:t>Review Reproducible environment and records (ai-7/24). Goal: Explain the mechanism and terminology of reproducible environment and records. Short practice: Trace the recorded mean for 2,4,6 and its changed result for 2,4,9. Which artefacts must accompany the output so another team can identify the exact run?. Return to this week and explain what you changed.</w:t>
+      <w:pPr>
+        <w:pStyle w:val="Heading3"/>
+      </w:pPr>
+      <w:r>
+        <w:t>Hint · try first</w:t>
       </w:r>
     </w:p>
     <w:p>
       <w:pPr>
-        <w:pStyle w:val="Heading3"/>
-      </w:pPr>
-      <w:r>
-        <w:t>Keep your completed work</w:t>
+        <w:spacing w:line="336" w:lineRule="auto" w:after="180"/>
+        <w:shd w:fill="F1F6F8"/>
+      </w:pPr>
+      <w:r>
+        <w:rPr>
+          <w:b w:val="0"/>
+        </w:rPr>
+        <w:t>Hint if needed: Use the changed condition and the deciding step in the pictorial trace. The answer must say what follows from those facts.</w:t>
       </w:r>
     </w:p>
     <w:p>
-      <w:r>
-        <w:t>Use Download completed work in the hosted lesson to export your answers, reflections, practice feedback and code-run evidence. Open the HTML copy to read or print it. Drafts stay in this browser when storage is available; clear drafts on a shared device.</w:t>
+      <w:pPr>
+        <w:pStyle w:val="Heading3"/>
+      </w:pPr>
+      <w:r>
+        <w:t>Feedback · compare after trying</w:t>
       </w:r>
     </w:p>
     <w:p>
       <w:pPr>
-        <w:pStyle w:val="Heading3"/>
-      </w:pPr>
-      <w:r>
-        <w:t>What I repaired, the evidence I kept and the next test</w:t>
+        <w:spacing w:line="336" w:lineRule="auto" w:after="180"/>
+        <w:shd w:fill="F1F6FC"/>
+      </w:pPr>
+      <w:r>
+        <w:rPr>
+          <w:b w:val="0"/>
+        </w:rPr>
+        <w:t>After your attempt, compare with the supported explanation: Pine becomes short; willow stays long and oak stays short. The equality case distinguishes the two procedures.</w:t>
       </w:r>
     </w:p>
     <w:p>
+      <w:pPr>
+        <w:pStyle w:val="Heading3"/>
+      </w:pPr>
+      <w:r>
+        <w:t>Repair a missing building block</w:t>
+      </w:r>
+    </w:p>
+    <w:p>
+      <w:pPr>
+        <w:spacing w:line="336" w:lineRule="auto" w:after="180"/>
+      </w:pPr>
+      <w:r>
+        <w:rPr>
+          <w:b w:val="0"/>
+        </w:rPr>
+        <w:t xml:space="preserve">Review Figures that preserve </w:t>
+      </w:r>
+      <w:r>
+        <w:rPr>
+          <w:b/>
+        </w:rPr>
+        <w:t>evidence</w:t>
+      </w:r>
+      <w:r>
+        <w:rPr>
+          <w:b w:val="0"/>
+        </w:rPr>
+        <w:t xml:space="preserve"> (ai-7/29). Goal: Explain the </w:t>
+      </w:r>
+      <w:r>
+        <w:rPr>
+          <w:b/>
+        </w:rPr>
+        <w:t>mechanism</w:t>
+      </w:r>
+      <w:r>
+        <w:rPr>
+          <w:b w:val="0"/>
+        </w:rPr>
+        <w:t xml:space="preserve"> and terminology of figures that preserve </w:t>
+      </w:r>
+      <w:r>
+        <w:rPr>
+          <w:b/>
+        </w:rPr>
+        <w:t>evidence</w:t>
+      </w:r>
+      <w:r>
+        <w:rPr>
+          <w:b w:val="0"/>
+        </w:rPr>
+        <w:t>. Short practice: Draw count bars for 6/10 and 8/10 using the stated axis.</w:t>
+      </w:r>
+    </w:p>
+    <w:p>
+      <w:pPr>
+        <w:spacing w:line="336" w:lineRule="auto" w:after="180"/>
+      </w:pPr>
+      <w:r>
+        <w:rPr>
+          <w:b w:val="0"/>
+        </w:rPr>
+        <w:t>Why must the denominator and fixed task context remain visible, and what distortion arises from an undisclosed axis start at five?. Return to this week and explain what you changed.</w:t>
+      </w:r>
+    </w:p>
+    <w:p>
+      <w:pPr>
+        <w:spacing w:line="336" w:lineRule="auto" w:after="180"/>
+      </w:pPr>
+      <w:r>
+        <w:rPr>
+          <w:b w:val="0"/>
+        </w:rPr>
+        <w:t xml:space="preserve">Review Robustness across conditions (ai-7/27). Goal: Explain the </w:t>
+      </w:r>
+      <w:r>
+        <w:rPr>
+          <w:b/>
+        </w:rPr>
+        <w:t>mechanism</w:t>
+      </w:r>
+      <w:r>
+        <w:rPr>
+          <w:b w:val="0"/>
+        </w:rPr>
+        <w:t xml:space="preserve"> and terminology of robustness across conditions. Short practice: Calculate indoor, outdoor and combined rates.</w:t>
+      </w:r>
+    </w:p>
+    <w:p>
+      <w:pPr>
+        <w:spacing w:line="336" w:lineRule="auto" w:after="180"/>
+      </w:pPr>
+      <w:r>
+        <w:rPr>
+          <w:b w:val="0"/>
+        </w:rPr>
+        <w:t>Which relevant weakness disappears from view when only the combined rate is reported?. Return to this week and explain what you changed.</w:t>
+      </w:r>
+    </w:p>
+    <w:p>
+      <w:pPr>
+        <w:spacing w:line="336" w:lineRule="auto" w:after="180"/>
+      </w:pPr>
+      <w:r>
+        <w:rPr>
+          <w:b w:val="0"/>
+        </w:rPr>
+        <w:t xml:space="preserve">Review Reproducible environment and records (ai-7/24). Goal: Explain the </w:t>
+      </w:r>
+      <w:r>
+        <w:rPr>
+          <w:b/>
+        </w:rPr>
+        <w:t>mechanism</w:t>
+      </w:r>
+      <w:r>
+        <w:rPr>
+          <w:b w:val="0"/>
+        </w:rPr>
+        <w:t xml:space="preserve"> and terminology of reproducible environment and records. Short practice: Trace the recorded mean for 2,4,6 and its changed result for 2,4,9.</w:t>
+      </w:r>
+    </w:p>
+    <w:p>
+      <w:pPr>
+        <w:spacing w:line="336" w:lineRule="auto" w:after="180"/>
+      </w:pPr>
+      <w:r>
+        <w:rPr>
+          <w:b w:val="0"/>
+        </w:rPr>
+        <w:t xml:space="preserve">Which artefacts must accompany the </w:t>
+      </w:r>
+      <w:r>
+        <w:rPr>
+          <w:b/>
+        </w:rPr>
+        <w:t>output</w:t>
+      </w:r>
+      <w:r>
+        <w:rPr>
+          <w:b w:val="0"/>
+        </w:rPr>
+        <w:t xml:space="preserve"> so another team can identify the exact run?. Return to this week and explain what you changed.</w:t>
+      </w:r>
+    </w:p>
+    <w:p>
+      <w:pPr>
+        <w:pStyle w:val="Heading3"/>
+      </w:pPr>
+      <w:r>
+        <w:t>Keep your completed work</w:t>
+      </w:r>
+    </w:p>
+    <w:p>
+      <w:pPr>
+        <w:spacing w:line="336" w:lineRule="auto" w:after="180"/>
+      </w:pPr>
+      <w:r>
+        <w:rPr>
+          <w:b w:val="0"/>
+        </w:rPr>
+        <w:t xml:space="preserve">Use Download completed work in the hosted lesson to export your answers, reflections, practice feedback and code-run </w:t>
+      </w:r>
+      <w:r>
+        <w:rPr>
+          <w:b/>
+        </w:rPr>
+        <w:t>evidence</w:t>
+      </w:r>
+      <w:r>
+        <w:rPr>
+          <w:b w:val="0"/>
+        </w:rPr>
+        <w:t>. Open the HTML copy to read or print it.</w:t>
+      </w:r>
+    </w:p>
+    <w:p>
+      <w:pPr>
+        <w:spacing w:line="336" w:lineRule="auto" w:after="180"/>
+      </w:pPr>
+      <w:r>
+        <w:rPr>
+          <w:b w:val="0"/>
+        </w:rPr>
+        <w:t>Drafts stay in this browser when storage is available; clear drafts on a shared device.</w:t>
+      </w:r>
+    </w:p>
+    <w:p>
+      <w:pPr>
+        <w:pStyle w:val="Heading3"/>
+      </w:pPr>
+      <w:r>
+        <w:t>What I repaired, the evidence I kept and the next test</w:t>
+      </w:r>
+    </w:p>
+    <w:p>
       <w:r>
         <w:t>________________________________________________________________</w:t>
+      </w:r>
+    </w:p>
+    <w:p>
+      <w:r>
+        <w:t>________________________________________________________________</w:t>
+      </w:r>
+    </w:p>
+    <w:p>
+      <w:r>
+        <w:t>________________________________________________________________</w:t>
+      </w:r>
+    </w:p>
+    <w:p>
+      <w:r>
+        <w:t>________________________________________________________________</w:t>
+      </w:r>
+    </w:p>
+    <w:p>
+      <w:r>
+        <w:t>________________________________________________________________</w:t>
+      </w:r>
+    </w:p>
+    <w:p>
+      <w:pPr>
+        <w:pStyle w:val="Heading1"/>
+      </w:pPr>
+      <w:r>
+        <w:t>15. Visual concept journey</w:t>
+      </w:r>
+    </w:p>
+    <w:p>
+      <w:r>
+        <w:t>Explain each Writing the methods section picture from its labels, then record a relevant limit.</w:t>
+      </w:r>
+    </w:p>
+    <w:p>
+      <w:pPr>
+        <w:pStyle w:val="Heading3"/>
+      </w:pPr>
+      <w:r>
+        <w:t>01. Writing the methods section: the case</w:t>
+      </w:r>
+    </w:p>
+    <w:p>
+      <w:r>
+        <w:drawing>
+          <wp:inline xmlns:a="http://schemas.openxmlformats.org/drawingml/2006/main" xmlns:pic="http://schemas.openxmlformats.org/drawingml/2006/picture">
+            <wp:extent cx="5486400" cy="2834640"/>
+            <wp:docPr id="2" name="Picture 2" descr="Methods that another team can repeat. A paper describes a toy string-classification experiment using a stated length rule. Supplied facts: Inputs: &quot;oak&quot;, &quot;pine&quot;, &quot;willow&quot;. Rule: length at least 4→long, otherwise short. No whitespace trimming occurs."/>
+            <wp:cNvGraphicFramePr>
+              <a:graphicFrameLocks noChangeAspect="1"/>
+            </wp:cNvGraphicFramePr>
+            <a:graphic>
+              <a:graphicData uri="http://schemas.openxmlformats.org/drawingml/2006/picture">
+                <pic:pic>
+                  <pic:nvPicPr>
+                    <pic:cNvPr id="0" name="academy-story-ai-7-30-01.png"/>
+                    <pic:cNvPicPr/>
+                  </pic:nvPicPr>
+                  <pic:blipFill>
+                    <a:blip r:embed="rId10"/>
+                    <a:stretch>
+                      <a:fillRect/>
+                    </a:stretch>
+                  </pic:blipFill>
+                  <pic:spPr>
+                    <a:xfrm>
+                      <a:off x="0" y="0"/>
+                      <a:ext cx="5486400" cy="2834640"/>
+                    </a:xfrm>
+                    <a:prstGeom prst="rect"/>
+                  </pic:spPr>
+                </pic:pic>
+              </a:graphicData>
+            </a:graphic>
+          </wp:inline>
+        </w:drawing>
+      </w:r>
+    </w:p>
+    <w:p>
+      <w:pPr>
+        <w:spacing w:line="336" w:lineRule="auto" w:after="180"/>
+      </w:pPr>
+      <w:r>
+        <w:rPr>
+          <w:b w:val="0"/>
+        </w:rPr>
+        <w:t xml:space="preserve">Methods that another team can repeat. A paper describes a toy string-classification experiment using a stated length rule. Supplied facts: </w:t>
+      </w:r>
+      <w:r>
+        <w:rPr>
+          <w:b/>
+        </w:rPr>
+        <w:t>Input</w:t>
+      </w:r>
+      <w:r>
+        <w:rPr>
+          <w:b w:val="0"/>
+        </w:rPr>
+        <w:t>s: "oak", "pine", "willow". Rule: length at least 4→long, otherwise short.</w:t>
+      </w:r>
+    </w:p>
+    <w:p>
+      <w:pPr>
+        <w:spacing w:line="336" w:lineRule="auto" w:after="180"/>
+      </w:pPr>
+      <w:r>
+        <w:rPr>
+          <w:b w:val="0"/>
+        </w:rPr>
+        <w:t>No whitespace trimming occurs.</w:t>
+      </w:r>
+    </w:p>
+    <w:p>
+      <w:pPr>
+        <w:spacing w:line="336" w:lineRule="auto" w:after="180"/>
+        <w:shd w:fill="F5F1FB"/>
+      </w:pPr>
+      <w:r>
+        <w:rPr>
+          <w:b w:val="0"/>
+        </w:rPr>
+        <w:t>Point to the given fact that matters most. Explain why it matters.</w:t>
+      </w:r>
+    </w:p>
+    <w:p>
+      <w:pPr>
+        <w:pStyle w:val="Heading3"/>
+      </w:pPr>
+      <w:r>
+        <w:t>My picture explanation, deciding evidence and one limit</w:t>
+      </w:r>
+    </w:p>
+    <w:p>
+      <w:r>
+        <w:t>________________________________________________________________</w:t>
+      </w:r>
+    </w:p>
+    <w:p>
+      <w:r>
+        <w:t>________________________________________________________________</w:t>
+      </w:r>
+    </w:p>
+    <w:p>
+      <w:r>
+        <w:t>________________________________________________________________</w:t>
+      </w:r>
+    </w:p>
+    <w:p>
+      <w:r>
+        <w:t>________________________________________________________________</w:t>
+      </w:r>
+    </w:p>
+    <w:p>
+      <w:pPr>
+        <w:pStyle w:val="Heading3"/>
+      </w:pPr>
+      <w:r>
+        <w:t>02. Follow the deciding steps</w:t>
+      </w:r>
+    </w:p>
+    <w:p>
+      <w:r>
+        <w:drawing>
+          <wp:inline xmlns:a="http://schemas.openxmlformats.org/drawingml/2006/main" xmlns:pic="http://schemas.openxmlformats.org/drawingml/2006/picture">
+            <wp:extent cx="5486400" cy="3182112"/>
+            <wp:docPr id="3" name="Picture 3" descr="Record exact inputs: Preserve the three strings and no-trimming policy. → State procedure: Apply the inclusive length boundary at four characters. → Show resulting labels: Oak is short; pine and willow are long."/>
+            <wp:cNvGraphicFramePr>
+              <a:graphicFrameLocks noChangeAspect="1"/>
+            </wp:cNvGraphicFramePr>
+            <a:graphic>
+              <a:graphicData uri="http://schemas.openxmlformats.org/drawingml/2006/picture">
+                <pic:pic>
+                  <pic:nvPicPr>
+                    <pic:cNvPr id="0" name="academy-story-ai-7-30-02.png"/>
+                    <pic:cNvPicPr/>
+                  </pic:nvPicPr>
+                  <pic:blipFill>
+                    <a:blip r:embed="rId11"/>
+                    <a:stretch>
+                      <a:fillRect/>
+                    </a:stretch>
+                  </pic:blipFill>
+                  <pic:spPr>
+                    <a:xfrm>
+                      <a:off x="0" y="0"/>
+                      <a:ext cx="5486400" cy="3182112"/>
+                    </a:xfrm>
+                    <a:prstGeom prst="rect"/>
+                  </pic:spPr>
+                </pic:pic>
+              </a:graphicData>
+            </a:graphic>
+          </wp:inline>
+        </w:drawing>
+      </w:r>
+    </w:p>
+    <w:p>
+      <w:pPr>
+        <w:spacing w:line="336" w:lineRule="auto" w:after="180"/>
+      </w:pPr>
+      <w:r>
+        <w:rPr>
+          <w:b w:val="0"/>
+        </w:rPr>
+        <w:t xml:space="preserve">Record exact </w:t>
+      </w:r>
+      <w:r>
+        <w:rPr>
+          <w:b/>
+        </w:rPr>
+        <w:t>input</w:t>
+      </w:r>
+      <w:r>
+        <w:rPr>
+          <w:b w:val="0"/>
+        </w:rPr>
+        <w:t>s: Preserve the three strings and no-trimming policy. → State procedure: Apply the inclusive length boundary at four characters. → Show resulting labels: Oak is short; pine and willow are long.</w:t>
+      </w:r>
+    </w:p>
+    <w:p>
+      <w:pPr>
+        <w:spacing w:line="336" w:lineRule="auto" w:after="180"/>
+        <w:shd w:fill="F5F1FB"/>
+      </w:pPr>
+      <w:r>
+        <w:rPr>
+          <w:b w:val="0"/>
+        </w:rPr>
+        <w:t xml:space="preserve">Point to each numbered stage and explain which recorded </w:t>
+      </w:r>
+      <w:r>
+        <w:rPr>
+          <w:b/>
+        </w:rPr>
+        <w:t>input</w:t>
+      </w:r>
+      <w:r>
+        <w:rPr>
+          <w:b w:val="0"/>
+        </w:rPr>
+        <w:t xml:space="preserve"> it uses.</w:t>
+      </w:r>
+    </w:p>
+    <w:p>
+      <w:pPr>
+        <w:pStyle w:val="Heading3"/>
+      </w:pPr>
+      <w:r>
+        <w:t>My picture explanation, deciding evidence and one limit</w:t>
+      </w:r>
+    </w:p>
+    <w:p>
+      <w:r>
+        <w:t>________________________________________________________________</w:t>
+      </w:r>
+    </w:p>
+    <w:p>
+      <w:r>
+        <w:t>________________________________________________________________</w:t>
+      </w:r>
+    </w:p>
+    <w:p>
+      <w:r>
+        <w:t>________________________________________________________________</w:t>
+      </w:r>
+    </w:p>
+    <w:p>
+      <w:r>
+        <w:t>________________________________________________________________</w:t>
+      </w:r>
+    </w:p>
+    <w:p>
+      <w:pPr>
+        <w:pStyle w:val="Heading3"/>
+      </w:pPr>
+      <w:r>
+        <w:t>03. Writing the methods section — evidence trace</w:t>
+      </w:r>
+    </w:p>
+    <w:p>
+      <w:r>
+        <w:drawing>
+          <wp:inline xmlns:a="http://schemas.openxmlformats.org/drawingml/2006/main" xmlns:pic="http://schemas.openxmlformats.org/drawingml/2006/picture">
+            <wp:extent cx="5486400" cy="3145536"/>
+            <wp:docPr id="4" name="Picture 4" descr="Writing the methods section — evidence trace. Methods says used AI on data and got good scores; code and split are absent. | Report question, units, sampling, permissions, data roles, baseline, procedure, metrics, uncertainty assumptions, missing/exclusion handling and versions. Distinguish prespecified and later changes. | It omits model/procedure version, data identity, units/splits, baseline, metric and scoring. Reproduction and validity cannot be assessed from the description."/>
+            <wp:cNvGraphicFramePr>
+              <a:graphicFrameLocks noChangeAspect="1"/>
+            </wp:cNvGraphicFramePr>
+            <a:graphic>
+              <a:graphicData uri="http://schemas.openxmlformats.org/drawingml/2006/picture">
+                <pic:pic>
+                  <pic:nvPicPr>
+                    <pic:cNvPr id="0" name="academy-story-ai-7-30-03.png"/>
+                    <pic:cNvPicPr/>
+                  </pic:nvPicPr>
+                  <pic:blipFill>
+                    <a:blip r:embed="rId12"/>
+                    <a:stretch>
+                      <a:fillRect/>
+                    </a:stretch>
+                  </pic:blipFill>
+                  <pic:spPr>
+                    <a:xfrm>
+                      <a:off x="0" y="0"/>
+                      <a:ext cx="5486400" cy="3145536"/>
+                    </a:xfrm>
+                    <a:prstGeom prst="rect"/>
+                  </pic:spPr>
+                </pic:pic>
+              </a:graphicData>
+            </a:graphic>
+          </wp:inline>
+        </w:drawing>
+      </w:r>
+    </w:p>
+    <w:p>
+      <w:pPr>
+        <w:spacing w:line="336" w:lineRule="auto" w:after="180"/>
+      </w:pPr>
+      <w:r>
+        <w:rPr>
+          <w:b w:val="0"/>
+        </w:rPr>
+        <w:t xml:space="preserve">Writing the </w:t>
+      </w:r>
+      <w:r>
+        <w:rPr>
+          <w:b/>
+        </w:rPr>
+        <w:t>methods section</w:t>
+      </w:r>
+      <w:r>
+        <w:rPr>
+          <w:b w:val="0"/>
+        </w:rPr>
+        <w:t xml:space="preserve"> — </w:t>
+      </w:r>
+      <w:r>
+        <w:rPr>
+          <w:b/>
+        </w:rPr>
+        <w:t>evidence</w:t>
+      </w:r>
+      <w:r>
+        <w:rPr>
+          <w:b w:val="0"/>
+        </w:rPr>
+        <w:t xml:space="preserve"> trace.</w:t>
+      </w:r>
+    </w:p>
+    <w:p>
+      <w:pPr>
+        <w:spacing w:line="336" w:lineRule="auto" w:after="180"/>
+      </w:pPr>
+      <w:r>
+        <w:rPr>
+          <w:b w:val="0"/>
+        </w:rPr>
+        <w:t>Methods says used AI on data and got good scores; code and split are absent. | Report question, units, sampling, permissions, data roles, baseline, procedure, metrics, uncertainty assumptions, missing/exclusion handling and versions.</w:t>
+      </w:r>
+    </w:p>
+    <w:p>
+      <w:pPr>
+        <w:spacing w:line="336" w:lineRule="auto" w:after="180"/>
+      </w:pPr>
+      <w:r>
+        <w:rPr>
+          <w:b w:val="0"/>
+        </w:rPr>
+        <w:t>Distinguish prespecified and later changes. | It omits model/procedure version, data identity, units/splits, baseline, metric and scoring. Reproduction and validity cannot be assessed from the description.</w:t>
+      </w:r>
+    </w:p>
+    <w:p>
+      <w:pPr>
+        <w:spacing w:line="336" w:lineRule="auto" w:after="180"/>
+        <w:shd w:fill="F5F1FB"/>
+      </w:pPr>
+      <w:r>
+        <w:rPr>
+          <w:b w:val="0"/>
+        </w:rPr>
+        <w:t>Read the labels and values. Explain the relationship the model shows.</w:t>
+      </w:r>
+    </w:p>
+    <w:p>
+      <w:pPr>
+        <w:pStyle w:val="Heading3"/>
+      </w:pPr>
+      <w:r>
+        <w:t>My picture explanation, deciding evidence and one limit</w:t>
+      </w:r>
+    </w:p>
+    <w:p>
+      <w:r>
+        <w:t>________________________________________________________________</w:t>
+      </w:r>
+    </w:p>
+    <w:p>
+      <w:r>
+        <w:t>________________________________________________________________</w:t>
+      </w:r>
+    </w:p>
+    <w:p>
+      <w:r>
+        <w:t>________________________________________________________________</w:t>
+      </w:r>
+    </w:p>
+    <w:p>
+      <w:r>
+        <w:t>________________________________________________________________</w:t>
+      </w:r>
+    </w:p>
+    <w:p>
+      <w:pPr>
+        <w:pStyle w:val="Heading3"/>
+      </w:pPr>
+      <w:r>
+        <w:t>04. Change one thing. Trace what follows.</w:t>
+      </w:r>
+    </w:p>
+    <w:p>
+      <w:r>
+        <w:drawing>
+          <wp:inline xmlns:a="http://schemas.openxmlformats.org/drawingml/2006/main" xmlns:pic="http://schemas.openxmlformats.org/drawingml/2006/picture">
+            <wp:extent cx="5486400" cy="3026664"/>
+            <wp:docPr id="5" name="Picture 5" descr="Original case: Oak is short; pine and willow are long. Changed condition: Change the rule to length greater than 4. Expected result: Pine becomes short; willow stays long and oak stays short. Reason: The equality case distinguishes the two procedures."/>
+            <wp:cNvGraphicFramePr>
+              <a:graphicFrameLocks noChangeAspect="1"/>
+            </wp:cNvGraphicFramePr>
+            <a:graphic>
+              <a:graphicData uri="http://schemas.openxmlformats.org/drawingml/2006/picture">
+                <pic:pic>
+                  <pic:nvPicPr>
+                    <pic:cNvPr id="0" name="academy-story-ai-7-30-04.png"/>
+                    <pic:cNvPicPr/>
+                  </pic:nvPicPr>
+                  <pic:blipFill>
+                    <a:blip r:embed="rId13"/>
+                    <a:stretch>
+                      <a:fillRect/>
+                    </a:stretch>
+                  </pic:blipFill>
+                  <pic:spPr>
+                    <a:xfrm>
+                      <a:off x="0" y="0"/>
+                      <a:ext cx="5486400" cy="3026664"/>
+                    </a:xfrm>
+                    <a:prstGeom prst="rect"/>
+                  </pic:spPr>
+                </pic:pic>
+              </a:graphicData>
+            </a:graphic>
+          </wp:inline>
+        </w:drawing>
+      </w:r>
+    </w:p>
+    <w:p>
+      <w:pPr>
+        <w:spacing w:line="336" w:lineRule="auto" w:after="180"/>
+      </w:pPr>
+      <w:r>
+        <w:rPr>
+          <w:b w:val="0"/>
+        </w:rPr>
+        <w:t>Original case: Oak is short; pine and willow are long. Changed condition: Change the rule to length greater than 4. Expected result: Pine becomes short; willow stays long and oak stays short.</w:t>
+      </w:r>
+    </w:p>
+    <w:p>
+      <w:pPr>
+        <w:spacing w:line="336" w:lineRule="auto" w:after="180"/>
+      </w:pPr>
+      <w:r>
+        <w:rPr>
+          <w:b w:val="0"/>
+        </w:rPr>
+        <w:t>Reason: The equality case distinguishes the two procedures.</w:t>
+      </w:r>
+    </w:p>
+    <w:p>
+      <w:pPr>
+        <w:spacing w:line="336" w:lineRule="auto" w:after="180"/>
+        <w:shd w:fill="F5F1FB"/>
+      </w:pPr>
+      <w:r>
+        <w:rPr>
+          <w:b w:val="0"/>
+        </w:rPr>
+        <w:t>Predict before checking the worked changed-case result. Name what changed and what the supplied facts allow you to conclude.</w:t>
+      </w:r>
+    </w:p>
+    <w:p>
+      <w:pPr>
+        <w:pStyle w:val="Heading3"/>
+      </w:pPr>
+      <w:r>
+        <w:t>My picture explanation, deciding evidence and one limit</w:t>
+      </w:r>
+    </w:p>
+    <w:p>
+      <w:r>
+        <w:t>________________________________________________________________</w:t>
+      </w:r>
+    </w:p>
+    <w:p>
+      <w:r>
+        <w:t>________________________________________________________________</w:t>
+      </w:r>
+    </w:p>
+    <w:p>
+      <w:r>
+        <w:t>________________________________________________________________</w:t>
+      </w:r>
+    </w:p>
+    <w:p>
+      <w:r>
+        <w:t>________________________________________________________________</w:t>
+      </w:r>
+    </w:p>
+    <w:p>
+      <w:pPr>
+        <w:pStyle w:val="Heading3"/>
+      </w:pPr>
+      <w:r>
+        <w:t>05. Connect the explanation to its limit</w:t>
+      </w:r>
+    </w:p>
+    <w:p>
+      <w:r>
+        <w:drawing>
+          <wp:inline xmlns:a="http://schemas.openxmlformats.org/drawingml/2006/main" xmlns:pic="http://schemas.openxmlformats.org/drawingml/2006/picture">
+            <wp:extent cx="5486400" cy="2834640"/>
+            <wp:docPr id="6" name="Picture 6" descr="A methods section specifies inputs, processing, boundaries, versions and scoring. Precise procedures allow a reader to repeat the computation instead of inferring it from the final labels. Limit: Repeating this deterministic toy rule does not validate a learned model or establish ecological categories."/>
+            <wp:cNvGraphicFramePr>
+              <a:graphicFrameLocks noChangeAspect="1"/>
+            </wp:cNvGraphicFramePr>
+            <a:graphic>
+              <a:graphicData uri="http://schemas.openxmlformats.org/drawingml/2006/picture">
+                <pic:pic>
+                  <pic:nvPicPr>
+                    <pic:cNvPr id="0" name="academy-story-ai-7-30-05.png"/>
+                    <pic:cNvPicPr/>
+                  </pic:nvPicPr>
+                  <pic:blipFill>
+                    <a:blip r:embed="rId14"/>
+                    <a:stretch>
+                      <a:fillRect/>
+                    </a:stretch>
+                  </pic:blipFill>
+                  <pic:spPr>
+                    <a:xfrm>
+                      <a:off x="0" y="0"/>
+                      <a:ext cx="5486400" cy="2834640"/>
+                    </a:xfrm>
+                    <a:prstGeom prst="rect"/>
+                  </pic:spPr>
+                </pic:pic>
+              </a:graphicData>
+            </a:graphic>
+          </wp:inline>
+        </w:drawing>
+      </w:r>
+    </w:p>
+    <w:p>
+      <w:pPr>
+        <w:spacing w:line="336" w:lineRule="auto" w:after="180"/>
+      </w:pPr>
+      <w:r>
+        <w:rPr>
+          <w:b w:val="0"/>
+        </w:rPr>
+        <w:t xml:space="preserve">A </w:t>
+      </w:r>
+      <w:r>
+        <w:rPr>
+          <w:b/>
+        </w:rPr>
+        <w:t>methods section</w:t>
+      </w:r>
+      <w:r>
+        <w:rPr>
+          <w:b w:val="0"/>
+        </w:rPr>
+        <w:t xml:space="preserve"> specifies </w:t>
+      </w:r>
+      <w:r>
+        <w:rPr>
+          <w:b/>
+        </w:rPr>
+        <w:t>input</w:t>
+      </w:r>
+      <w:r>
+        <w:rPr>
+          <w:b w:val="0"/>
+        </w:rPr>
+        <w:t xml:space="preserve">s, </w:t>
+      </w:r>
+      <w:r>
+        <w:rPr>
+          <w:b/>
+        </w:rPr>
+        <w:t>process</w:t>
+      </w:r>
+      <w:r>
+        <w:rPr>
+          <w:b w:val="0"/>
+        </w:rPr>
+        <w:t>ing, boundaries, versions and scoring. Precise procedures allow a reader to repeat the computation instead of inferring it from the final labels.</w:t>
+      </w:r>
+    </w:p>
+    <w:p>
+      <w:pPr>
+        <w:spacing w:line="336" w:lineRule="auto" w:after="180"/>
+      </w:pPr>
+      <w:r>
+        <w:rPr>
+          <w:b w:val="0"/>
+        </w:rPr>
+        <w:t xml:space="preserve">Limit: Repeating this deterministic toy rule does not validate a </w:t>
+      </w:r>
+      <w:r>
+        <w:rPr>
+          <w:b/>
+        </w:rPr>
+        <w:t>learned model</w:t>
+      </w:r>
+      <w:r>
+        <w:rPr>
+          <w:b w:val="0"/>
+        </w:rPr>
+        <w:t xml:space="preserve"> or establish ecological categories.</w:t>
+      </w:r>
+    </w:p>
+    <w:p>
+      <w:pPr>
+        <w:spacing w:line="336" w:lineRule="auto" w:after="180"/>
+        <w:shd w:fill="F5F1FB"/>
+      </w:pPr>
+      <w:r>
+        <w:rPr>
+          <w:b w:val="0"/>
+        </w:rPr>
+        <w:t>Explain the case, then point to a limit on the claim.</w:t>
+      </w:r>
+    </w:p>
+    <w:p>
+      <w:pPr>
+        <w:pStyle w:val="Heading3"/>
+      </w:pPr>
+      <w:r>
+        <w:t>My picture explanation, deciding evidence and one limit</w:t>
+      </w:r>
+    </w:p>
+    <w:p>
+      <w:r>
+        <w:t>________________________________________________________________</w:t>
+      </w:r>
+    </w:p>
+    <w:p>
+      <w:r>
+        <w:t>________________________________________________________________</w:t>
+      </w:r>
+    </w:p>
+    <w:p>
+      <w:r>
+        <w:t>________________________________________________________________</w:t>
+      </w:r>
+    </w:p>
+    <w:p>
+      <w:r>
+        <w:t>________________________________________________________________</w:t>
+      </w:r>
+    </w:p>
+    <w:p>
+      <w:pPr>
+        <w:pStyle w:val="Heading3"/>
+      </w:pPr>
+      <w:r>
+        <w:t>06. Make the idea visible in your project</w:t>
+      </w:r>
+    </w:p>
+    <w:p>
+      <w:r>
+        <w:drawing>
+          <wp:inline xmlns:a="http://schemas.openxmlformats.org/drawingml/2006/main" xmlns:pic="http://schemas.openxmlformats.org/drawingml/2006/picture">
+            <wp:extent cx="5486400" cy="3681984"/>
+            <wp:docPr id="7" name="Picture 7" descr="For the Reproducible AI Research Study, retain an annotated worked trace and the changed-case reasoning. Connect the claim to its records, units and assumptions so another investigator can challenge or reproduce it. Draw your input, deciding step, result and limit. Supported question: Apply the inclusive four-character rule to oak, pine and willow. Which label changes under greater-than-four, and what method detail allows another team to reproduce the distinction?"/>
+            <wp:cNvGraphicFramePr>
+              <a:graphicFrameLocks noChangeAspect="1"/>
+            </wp:cNvGraphicFramePr>
+            <a:graphic>
+              <a:graphicData uri="http://schemas.openxmlformats.org/drawingml/2006/picture">
+                <pic:pic>
+                  <pic:nvPicPr>
+                    <pic:cNvPr id="0" name="academy-story-ai-7-30-06.png"/>
+                    <pic:cNvPicPr/>
+                  </pic:nvPicPr>
+                  <pic:blipFill>
+                    <a:blip r:embed="rId15"/>
+                    <a:stretch>
+                      <a:fillRect/>
+                    </a:stretch>
+                  </pic:blipFill>
+                  <pic:spPr>
+                    <a:xfrm>
+                      <a:off x="0" y="0"/>
+                      <a:ext cx="5486400" cy="3681984"/>
+                    </a:xfrm>
+                    <a:prstGeom prst="rect"/>
+                  </pic:spPr>
+                </pic:pic>
+              </a:graphicData>
+            </a:graphic>
+          </wp:inline>
+        </w:drawing>
+      </w:r>
+    </w:p>
+    <w:p>
+      <w:pPr>
+        <w:spacing w:line="336" w:lineRule="auto" w:after="180"/>
+      </w:pPr>
+      <w:r>
+        <w:rPr>
+          <w:b w:val="0"/>
+        </w:rPr>
+        <w:t>For the Reproducible AI Research Study, retain an annotated worked trace and the changed-case reasoning. Connect the claim to its records, units and assumptions so another investigator can challenge or reproduce it.</w:t>
+      </w:r>
+    </w:p>
+    <w:p>
+      <w:pPr>
+        <w:spacing w:line="336" w:lineRule="auto" w:after="180"/>
+      </w:pPr>
+      <w:r>
+        <w:rPr>
+          <w:b w:val="0"/>
+        </w:rPr>
+        <w:t xml:space="preserve">Draw your </w:t>
+      </w:r>
+      <w:r>
+        <w:rPr>
+          <w:b/>
+        </w:rPr>
+        <w:t>input</w:t>
+      </w:r>
+      <w:r>
+        <w:rPr>
+          <w:b w:val="0"/>
+        </w:rPr>
+        <w:t>, deciding step, result and limit. Supported question: Apply the inclusive four-character rule to oak, pine and willow.</w:t>
+      </w:r>
+    </w:p>
+    <w:p>
+      <w:pPr>
+        <w:spacing w:line="336" w:lineRule="auto" w:after="180"/>
+      </w:pPr>
+      <w:r>
+        <w:rPr>
+          <w:b w:val="0"/>
+        </w:rPr>
+        <w:t>Which label changes under greater-than-four, and what method detail allows another team to reproduce the distinction?</w:t>
+      </w:r>
+    </w:p>
+    <w:p>
+      <w:pPr>
+        <w:spacing w:line="336" w:lineRule="auto" w:after="180"/>
+        <w:shd w:fill="F5F1FB"/>
+      </w:pPr>
+      <w:r>
+        <w:rPr>
+          <w:b w:val="0"/>
+        </w:rPr>
+        <w:t xml:space="preserve">Draw your project trace and justify the deciding step using </w:t>
+      </w:r>
+      <w:r>
+        <w:rPr>
+          <w:b/>
+        </w:rPr>
+        <w:t>evidence</w:t>
+      </w:r>
+      <w:r>
+        <w:rPr>
+          <w:b w:val="0"/>
+        </w:rPr>
+        <w:t>.</w:t>
+      </w:r>
+    </w:p>
+    <w:p>
+      <w:pPr>
+        <w:pStyle w:val="Heading3"/>
+      </w:pPr>
+      <w:r>
+        <w:t>My picture explanation, deciding evidence and one limit</w:t>
       </w:r>
     </w:p>
     <w:p>

--- a/downloads/workbook/ai-7-week-30.docx
+++ b/downloads/workbook/ai-7-week-30.docx
@@ -25,22 +25,45 @@
         <w:pStyle w:val="Heading1"/>
       </w:pPr>
       <w:r>
-        <w:t>01. Recall and choose your starting point</w:t>
-      </w:r>
-    </w:p>
-    <w:p>
-      <w:r>
-        <w:t>Record your starting explanation for Writing the methods section before opening notes. Show any later correction separately.</w:t>
-      </w:r>
-    </w:p>
-    <w:p>
-      <w:pPr>
-        <w:spacing w:line="336" w:lineRule="auto" w:after="180"/>
-      </w:pPr>
-      <w:r>
-        <w:rPr>
-          <w:b w:val="0"/>
-        </w:rPr>
+        <w:t>One complete research-case evidence record.</w:t>
+      </w:r>
+    </w:p>
+    <w:p>
+      <w:r>
+        <w:t>Specify exact inputs, boundaries, data roles and versions while keeping unassessed design details explicit.</w:t>
+      </w:r>
+    </w:p>
+    <w:p>
+      <w:r>
+        <w:t>Recall → W1–W3/W5 → independent case → project evidence → feedback and delayed return.</w:t>
+      </w:r>
+    </w:p>
+    <w:p>
+      <w:pPr>
+        <w:pStyle w:val="Heading1"/>
+      </w:pPr>
+      <w:r>
+        <w:t>01. Recall · Retrieve before notes</w:t>
+      </w:r>
+    </w:p>
+    <w:p>
+      <w:r>
+        <w:t>Keep this task’s inputs,rule and response together.</w:t>
+      </w:r>
+    </w:p>
+    <w:p>
+      <w:pPr>
+        <w:pStyle w:val="Heading2"/>
+      </w:pPr>
+      <w:r>
+        <w:t>Complete task and evidence</w:t>
+      </w:r>
+    </w:p>
+    <w:p>
+      <w:pPr>
+        <w:pStyle w:val="ListBullet"/>
+      </w:pPr>
+      <w:r>
         <w:t>Try the recall before opening notes. Then use a different colour or a labelled second line to correct your explanation.</w:t>
       </w:r>
     </w:p>
@@ -54,25 +77,10 @@
     </w:p>
     <w:p>
       <w:pPr>
-        <w:spacing w:line="336" w:lineRule="auto" w:after="180"/>
-      </w:pPr>
-      <w:r>
-        <w:rPr>
-          <w:b w:val="0"/>
-        </w:rPr>
-        <w:t xml:space="preserve">Without opening the old lesson, explain one key idea from Figures that preserve </w:t>
-      </w:r>
-      <w:r>
-        <w:rPr>
-          <w:b/>
-        </w:rPr>
-        <w:t>evidence</w:t>
-      </w:r>
-      <w:r>
-        <w:rPr>
-          <w:b w:val="0"/>
-        </w:rPr>
-        <w:t>. Give an example and a mistake that the idea helps you avoid.</w:t>
+        <w:pStyle w:val="ListBullet"/>
+      </w:pPr>
+      <w:r>
+        <w:t>Without opening the old lesson, explain one key idea from Figures that preserve evidence. Give an example and a mistake that the idea helps you avoid.</w:t>
       </w:r>
     </w:p>
     <w:p>
@@ -108,12 +116,9 @@
     </w:p>
     <w:p>
       <w:pPr>
-        <w:spacing w:line="336" w:lineRule="auto" w:after="180"/>
-      </w:pPr>
-      <w:r>
-        <w:rPr>
-          <w:b w:val="0"/>
-        </w:rPr>
+        <w:pStyle w:val="ListBullet"/>
+      </w:pPr>
+      <w:r>
         <w:t>Without opening the old lesson, explain one key idea from Robustness across conditions. Give an example and a mistake that the idea helps you avoid.</w:t>
       </w:r>
     </w:p>
@@ -150,12 +155,9 @@
     </w:p>
     <w:p>
       <w:pPr>
-        <w:spacing w:line="336" w:lineRule="auto" w:after="180"/>
-      </w:pPr>
-      <w:r>
-        <w:rPr>
-          <w:b w:val="0"/>
-        </w:rPr>
+        <w:pStyle w:val="ListBullet"/>
+      </w:pPr>
+      <w:r>
         <w:t>Without opening the old lesson, explain one key idea from Reproducible environment and records. Give an example and a mistake that the idea helps you avoid.</w:t>
       </w:r>
     </w:p>
@@ -187,35 +189,95 @@
         <w:pStyle w:val="Heading1"/>
       </w:pPr>
       <w:r>
-        <w:t>02. Practise with fading help</w:t>
-      </w:r>
-    </w:p>
-    <w:p>
-      <w:r>
-        <w:t>Complete the supported Writing the methods section trace and record the first step you can explain without help.</w:t>
-      </w:r>
-    </w:p>
-    <w:p>
-      <w:pPr>
-        <w:spacing w:line="336" w:lineRule="auto" w:after="180"/>
-      </w:pPr>
-      <w:r>
-        <w:rPr>
-          <w:b w:val="0"/>
-        </w:rPr>
-        <w:t xml:space="preserve">Use W2: Trace the worked case for Writing the </w:t>
-      </w:r>
-      <w:r>
-        <w:rPr>
-          <w:b/>
-        </w:rPr>
-        <w:t>methods section</w:t>
-      </w:r>
-      <w:r>
-        <w:rPr>
-          <w:b w:val="0"/>
-        </w:rPr>
-        <w:t>. Record the answer once; the lesson and workbook refer to the same attempt.</w:t>
+        <w:t>05. W1 · Explain the current example</w:t>
+      </w:r>
+    </w:p>
+    <w:p>
+      <w:r>
+        <w:t>Keep this task’s inputs,rule and response together.</w:t>
+      </w:r>
+    </w:p>
+    <w:p>
+      <w:pPr>
+        <w:pStyle w:val="Heading2"/>
+      </w:pPr>
+      <w:r>
+        <w:t>Complete task and evidence</w:t>
+      </w:r>
+    </w:p>
+    <w:p>
+      <w:pPr>
+        <w:pStyle w:val="ListBullet"/>
+      </w:pPr>
+      <w:r>
+        <w:t>A methods section records question, units, sampling, permissions, data roles, baseline, procedure and preprocessing, metric, uncertainty assumptions, missing/exclusion handling, versions and deviations. Main report saying used AI on data and got good scores omits evidence needed to reconstruct the design and computation. Do not fabricate missing model or split information. Separate deterministic toy method applies Python string length to exact ASCII inputs oak, pine, willow without trimming. Counts three, four, six yield short/long/long under length at least four. A strictly-greater-than-four change yields short/short/long; pine is the boundary case. A trailing space changes oak to four characters because trimming is not part of the method. These are arbitrary string labels, not ecological categories or learned-model results. Reproducible toy output does not validate scientific sampling. Near-duplicate source grouping and split allocation must be documented; filenames alone do not establish source independence.</w:t>
+      </w:r>
+    </w:p>
+    <w:p>
+      <w:pPr>
+        <w:pStyle w:val="ListBullet"/>
+      </w:pPr>
+      <w:r>
+        <w:t>Explain the weekly mechanism in your own words. Use the worked scenario to name its input, decision rule and output.</w:t>
+      </w:r>
+    </w:p>
+    <w:p>
+      <w:pPr>
+        <w:pStyle w:val="Heading3"/>
+      </w:pPr>
+      <w:r>
+        <w:t>My reasoning and evidence</w:t>
+      </w:r>
+    </w:p>
+    <w:p>
+      <w:r>
+        <w:t>________________________________________________________________</w:t>
+      </w:r>
+    </w:p>
+    <w:p>
+      <w:r>
+        <w:t>________________________________________________________________</w:t>
+      </w:r>
+    </w:p>
+    <w:p>
+      <w:r>
+        <w:t>________________________________________________________________</w:t>
+      </w:r>
+    </w:p>
+    <w:p>
+      <w:r>
+        <w:t>________________________________________________________________</w:t>
+      </w:r>
+    </w:p>
+    <w:p>
+      <w:r>
+        <w:t>________________________________________________________________</w:t>
+      </w:r>
+    </w:p>
+    <w:p>
+      <w:r>
+        <w:t>________________________________________________________________</w:t>
+      </w:r>
+    </w:p>
+    <w:p>
+      <w:pPr>
+        <w:pStyle w:val="Heading1"/>
+      </w:pPr>
+      <w:r>
+        <w:t>06. W2 · Trace the worked case</w:t>
+      </w:r>
+    </w:p>
+    <w:p>
+      <w:r>
+        <w:t>Keep the supplied inputs, comparison rule and evidence together.</w:t>
+      </w:r>
+    </w:p>
+    <w:p>
+      <w:pPr>
+        <w:pStyle w:val="Heading2"/>
+      </w:pPr>
+      <w:r>
+        <w:t>Complete task and evidence</w:t>
       </w:r>
     </w:p>
     <w:tbl>
@@ -225,10 +287,9 @@
         <w:tblLook w:firstColumn="1" w:firstRow="1" w:lastColumn="0" w:lastRow="0" w:noHBand="0" w:noVBand="1" w:val="04A0"/>
       </w:tblPr>
       <w:tblGrid>
-        <w:gridCol w:w="2556"/>
-        <w:gridCol w:w="2556"/>
-        <w:gridCol w:w="2556"/>
-        <w:gridCol w:w="2556"/>
+        <w:gridCol w:w="3408"/>
+        <w:gridCol w:w="3408"/>
+        <w:gridCol w:w="3408"/>
       </w:tblGrid>
       <w:tr>
         <w:trPr>
@@ -236,41 +297,31 @@
         </w:trPr>
         <w:tc>
           <w:tcPr>
-            <w:tcW w:type="dxa" w:w="2556"/>
+            <w:tcW w:type="dxa" w:w="3408"/>
           </w:tcPr>
           <w:p>
             <w:r>
-              <w:t>Given inputs</w:t>
+              <w:t>Main report omission</w:t>
             </w:r>
           </w:p>
         </w:tc>
         <w:tc>
           <w:tcPr>
-            <w:tcW w:type="dxa" w:w="2556"/>
+            <w:tcW w:type="dxa" w:w="3408"/>
           </w:tcPr>
           <w:p>
             <w:r>
-              <w:t>Procedure I chose</w:t>
+              <w:t>Why it affects assessment</w:t>
             </w:r>
           </w:p>
         </w:tc>
         <w:tc>
           <w:tcPr>
-            <w:tcW w:type="dxa" w:w="2556"/>
+            <w:tcW w:type="dxa" w:w="3408"/>
           </w:tcPr>
           <w:p>
             <w:r>
-              <w:t>Middle steps</w:t>
-            </w:r>
-          </w:p>
-        </w:tc>
-        <w:tc>
-          <w:tcPr>
-            <w:tcW w:type="dxa" w:w="2556"/>
-          </w:tcPr>
-          <w:p>
-            <w:r>
-              <w:t>Result and check</w:t>
+              <w:t>What the audit should request</w:t>
             </w:r>
           </w:p>
         </w:tc>
@@ -278,44 +329,218 @@
       <w:tr>
         <w:tc>
           <w:tcPr>
-            <w:tcW w:type="dxa" w:w="2556"/>
+            <w:tcW w:type="dxa" w:w="3408"/>
           </w:tcPr>
           <w:p>
-            <w:r/>
+            <w:r>
+              <w:t>Model/procedure version</w:t>
+            </w:r>
           </w:p>
         </w:tc>
         <w:tc>
           <w:tcPr>
-            <w:tcW w:type="dxa" w:w="2556"/>
+            <w:tcW w:type="dxa" w:w="3408"/>
           </w:tcPr>
           <w:p>
-            <w:r/>
+            <w:r>
+              <w:t>Which system produced the result is unknown</w:t>
+            </w:r>
           </w:p>
         </w:tc>
         <w:tc>
           <w:tcPr>
-            <w:tcW w:type="dxa" w:w="2556"/>
+            <w:tcW w:type="dxa" w:w="3408"/>
           </w:tcPr>
           <w:p>
-            <w:r/>
+            <w:r>
+              <w:t>Exact version/configuration and code</w:t>
+            </w:r>
+          </w:p>
+        </w:tc>
+      </w:tr>
+      <w:tr>
+        <w:tc>
+          <w:tcPr>
+            <w:tcW w:type="dxa" w:w="3408"/>
+          </w:tcPr>
+          <w:p>
+            <w:r>
+              <w:t>Data identity and split</w:t>
+            </w:r>
           </w:p>
         </w:tc>
         <w:tc>
           <w:tcPr>
-            <w:tcW w:type="dxa" w:w="2556"/>
+            <w:tcW w:type="dxa" w:w="3408"/>
           </w:tcPr>
           <w:p>
-            <w:r/>
+            <w:r>
+              <w:t>Cases, roles and source overlap unknown</w:t>
+            </w:r>
+          </w:p>
+        </w:tc>
+        <w:tc>
+          <w:tcPr>
+            <w:tcW w:type="dxa" w:w="3408"/>
+          </w:tcPr>
+          <w:p>
+            <w:r>
+              <w:t>Identifiers, eligibility and grouping/split rule</w:t>
+            </w:r>
+          </w:p>
+        </w:tc>
+      </w:tr>
+      <w:tr>
+        <w:tc>
+          <w:tcPr>
+            <w:tcW w:type="dxa" w:w="3408"/>
+          </w:tcPr>
+          <w:p>
+            <w:r>
+              <w:t>Baseline</w:t>
+            </w:r>
+          </w:p>
+        </w:tc>
+        <w:tc>
+          <w:tcPr>
+            <w:tcW w:type="dxa" w:w="3408"/>
+          </w:tcPr>
+          <w:p>
+            <w:r>
+              <w:t>Comparison target unknown</w:t>
+            </w:r>
+          </w:p>
+        </w:tc>
+        <w:tc>
+          <w:tcPr>
+            <w:tcW w:type="dxa" w:w="3408"/>
+          </w:tcPr>
+          <w:p>
+            <w:r>
+              <w:t>Baseline procedure and matched conditions</w:t>
+            </w:r>
+          </w:p>
+        </w:tc>
+      </w:tr>
+      <w:tr>
+        <w:tc>
+          <w:tcPr>
+            <w:tcW w:type="dxa" w:w="3408"/>
+          </w:tcPr>
+          <w:p>
+            <w:r>
+              <w:t>Metric and scoring</w:t>
+            </w:r>
+          </w:p>
+        </w:tc>
+        <w:tc>
+          <w:tcPr>
+            <w:tcW w:type="dxa" w:w="3408"/>
+          </w:tcPr>
+          <w:p>
+            <w:r>
+              <w:t>Good scores has no defined denominator/rubric</w:t>
+            </w:r>
+          </w:p>
+        </w:tc>
+        <w:tc>
+          <w:tcPr>
+            <w:tcW w:type="dxa" w:w="3408"/>
+          </w:tcPr>
+          <w:p>
+            <w:r>
+              <w:t>Explicit outcome, calculation and raw counts</w:t>
+            </w:r>
+          </w:p>
+        </w:tc>
+      </w:tr>
+      <w:tr>
+        <w:tc>
+          <w:tcPr>
+            <w:tcW w:type="dxa" w:w="3408"/>
+          </w:tcPr>
+          <w:p>
+            <w:r>
+              <w:t>Missing/exclusion handling</w:t>
+            </w:r>
+          </w:p>
+        </w:tc>
+        <w:tc>
+          <w:tcPr>
+            <w:tcW w:type="dxa" w:w="3408"/>
+          </w:tcPr>
+          <w:p>
+            <w:r>
+              <w:t>Reported cases may be selected</w:t>
+            </w:r>
+          </w:p>
+        </w:tc>
+        <w:tc>
+          <w:tcPr>
+            <w:tcW w:type="dxa" w:w="3408"/>
+          </w:tcPr>
+          <w:p>
+            <w:r>
+              <w:t>Rules, excluded/unassessed counts and deviations</w:t>
+            </w:r>
+          </w:p>
+        </w:tc>
+      </w:tr>
+      <w:tr>
+        <w:tc>
+          <w:tcPr>
+            <w:tcW w:type="dxa" w:w="3408"/>
+          </w:tcPr>
+          <w:p>
+            <w:r>
+              <w:t>Validity conclusion</w:t>
+            </w:r>
+          </w:p>
+        </w:tc>
+        <w:tc>
+          <w:tcPr>
+            <w:tcW w:type="dxa" w:w="3408"/>
+          </w:tcPr>
+          <w:p>
+            <w:r>
+              <w:t>Cannot assess from this description</w:t>
+            </w:r>
+          </w:p>
+        </w:tc>
+        <w:tc>
+          <w:tcPr>
+            <w:tcW w:type="dxa" w:w="3408"/>
+          </w:tcPr>
+          <w:p>
+            <w:r>
+              <w:t>Record missing evidence rather than fabricate a complete method</w:t>
+            </w:r>
           </w:p>
         </w:tc>
       </w:tr>
     </w:tbl>
     <w:p>
       <w:pPr>
+        <w:pStyle w:val="ListBullet"/>
+      </w:pPr>
+      <w:r>
+        <w:t>A methods section records question, units, sampling, permissions, data roles, baseline, procedure and preprocessing, metric, uncertainty assumptions, missing/exclusion handling, versions and deviations. Main report saying used AI on data and got good scores omits evidence needed to reconstruct the design and computation. Do not fabricate missing model or split information. Separate deterministic toy method applies Python string length to exact ASCII inputs oak, pine, willow without trimming. Counts three, four, six yield short/long/long under length at least four. A strictly-greater-than-four change yields short/short/long; pine is the boundary case. A trailing space changes oak to four characters because trimming is not part of the method. These are arbitrary string labels, not ecological categories or learned-model results. Reproducible toy output does not validate scientific sampling. Near-duplicate source grouping and split allocation must be documented; filenames alone do not establish source independence.</w:t>
+      </w:r>
+    </w:p>
+    <w:p>
+      <w:pPr>
+        <w:pStyle w:val="ListBullet"/>
+      </w:pPr>
+      <w:r>
+        <w:t>Methods says used AI on data and got good scores; code and split are absent. Show the intermediate steps and give the conclusion with its scope.</w:t>
+      </w:r>
+    </w:p>
+    <w:p>
+      <w:pPr>
         <w:pStyle w:val="Heading3"/>
       </w:pPr>
       <w:r>
-        <w:t>The step I completed without help, and the hint I needed</w:t>
+        <w:t>My reasoning and evidence</w:t>
       </w:r>
     </w:p>
     <w:p>
@@ -334,50 +559,60 @@
       </w:r>
     </w:p>
     <w:p>
+      <w:r>
+        <w:t>________________________________________________________________</w:t>
+      </w:r>
+    </w:p>
+    <w:p>
+      <w:r>
+        <w:t>________________________________________________________________</w:t>
+      </w:r>
+    </w:p>
+    <w:p>
+      <w:r>
+        <w:t>________________________________________________________________</w:t>
+      </w:r>
+    </w:p>
+    <w:p>
+      <w:r>
+        <w:t>________________________________________________________________</w:t>
+      </w:r>
+    </w:p>
+    <w:p>
       <w:pPr>
         <w:pStyle w:val="Heading1"/>
       </w:pPr>
       <w:r>
-        <w:t>03. Individual reasoning check</w:t>
-      </w:r>
-    </w:p>
-    <w:p>
-      <w:r>
-        <w:t>Check the proposed Writing the methods section explanation against the supplied facts before discussing it.</w:t>
-      </w:r>
-    </w:p>
-    <w:p>
-      <w:pPr>
-        <w:spacing w:line="336" w:lineRule="auto" w:after="180"/>
-      </w:pPr>
-      <w:r>
-        <w:rPr>
-          <w:b w:val="0"/>
-        </w:rPr>
-        <w:t xml:space="preserve">Use the worked case for Writing the </w:t>
-      </w:r>
-      <w:r>
-        <w:rPr>
-          <w:b/>
-        </w:rPr>
-        <w:t>methods section</w:t>
-      </w:r>
-      <w:r>
-        <w:rPr>
-          <w:b w:val="0"/>
-        </w:rPr>
-        <w:t>. Proposed explanation: “The worked result establishes every future case”. Decide whether this explanation is supported.</w:t>
-      </w:r>
-    </w:p>
-    <w:p>
-      <w:pPr>
-        <w:spacing w:line="336" w:lineRule="auto" w:after="180"/>
-      </w:pPr>
-      <w:r>
-        <w:rPr>
-          <w:b w:val="0"/>
-        </w:rPr>
-        <w:t>Point to the step or supplied fact that decides; explain your repair if needed.</w:t>
+        <w:t>07. W3 · Repair a misconception</w:t>
+      </w:r>
+    </w:p>
+    <w:p>
+      <w:r>
+        <w:t>Keep this task’s inputs,rule and response together.</w:t>
+      </w:r>
+    </w:p>
+    <w:p>
+      <w:pPr>
+        <w:pStyle w:val="Heading2"/>
+      </w:pPr>
+      <w:r>
+        <w:t>Complete task and evidence</w:t>
+      </w:r>
+    </w:p>
+    <w:p>
+      <w:pPr>
+        <w:pStyle w:val="ListBullet"/>
+      </w:pPr>
+      <w:r>
+        <w:t>A methods section records question, units, sampling, permissions, data roles, baseline, procedure and preprocessing, metric, uncertainty assumptions, missing/exclusion handling, versions and deviations. Main report saying used AI on data and got good scores omits evidence needed to reconstruct the design and computation. Do not fabricate missing model or split information. Separate deterministic toy method applies Python string length to exact ASCII inputs oak, pine, willow without trimming. Counts three, four, six yield short/long/long under length at least four. A strictly-greater-than-four change yields short/short/long; pine is the boundary case. A trailing space changes oak to four characters because trimming is not part of the method. These are arbitrary string labels, not ecological categories or learned-model results. Reproducible toy output does not validate scientific sampling. Near-duplicate source grouping and split allocation must be documented; filenames alone do not establish source independence.</w:t>
+      </w:r>
+    </w:p>
+    <w:p>
+      <w:pPr>
+        <w:pStyle w:val="ListBullet"/>
+      </w:pPr>
+      <w:r>
+        <w:t>A report omits this qualification: A detailed methods section can reveal limitations; it does not guarantee a correct design. Explain how omitting it could change a reader's interpretation, and write an accurate replacement.</w:t>
       </w:r>
     </w:p>
     <w:p>
@@ -385,7 +620,7 @@
         <w:pStyle w:val="Heading3"/>
       </w:pPr>
       <w:r>
-        <w:t>My explanation before partner discussion</w:t>
+        <w:t>My reasoning and evidence</w:t>
       </w:r>
     </w:p>
     <w:p>
@@ -409,16 +644,50 @@
       </w:r>
     </w:p>
     <w:p>
+      <w:r>
+        <w:t>________________________________________________________________</w:t>
+      </w:r>
+    </w:p>
+    <w:p>
+      <w:r>
+        <w:t>________________________________________________________________</w:t>
+      </w:r>
+    </w:p>
+    <w:p>
       <w:pPr>
         <w:pStyle w:val="Heading1"/>
       </w:pPr>
       <w:r>
-        <w:t>04. Independent transfer case</w:t>
-      </w:r>
-    </w:p>
-    <w:p>
-      <w:r>
-        <w:t>Write one first attempt at the reserved independent case before feedback. Repeated copies of that case refer to the same recorded attempt.</w:t>
+        <w:t>09. W5 · Explain the limitation</w:t>
+      </w:r>
+    </w:p>
+    <w:p>
+      <w:r>
+        <w:t>Keep this task’s inputs,rule and response together.</w:t>
+      </w:r>
+    </w:p>
+    <w:p>
+      <w:pPr>
+        <w:pStyle w:val="Heading2"/>
+      </w:pPr>
+      <w:r>
+        <w:t>Complete task and evidence</w:t>
+      </w:r>
+    </w:p>
+    <w:p>
+      <w:pPr>
+        <w:pStyle w:val="ListBullet"/>
+      </w:pPr>
+      <w:r>
+        <w:t>A methods section records question, units, sampling, permissions, data roles, baseline, procedure and preprocessing, metric, uncertainty assumptions, missing/exclusion handling, versions and deviations. Main report saying used AI on data and got good scores omits evidence needed to reconstruct the design and computation. Do not fabricate missing model or split information. Separate deterministic toy method applies Python string length to exact ASCII inputs oak, pine, willow without trimming. Counts three, four, six yield short/long/long under length at least four. A strictly-greater-than-four change yields short/short/long; pine is the boundary case. A trailing space changes oak to four characters because trimming is not part of the method. These are arbitrary string labels, not ecological categories or learned-model results. Reproducible toy output does not validate scientific sampling. Near-duplicate source grouping and split allocation must be documented; filenames alone do not establish source independence.</w:t>
+      </w:r>
+    </w:p>
+    <w:p>
+      <w:pPr>
+        <w:pStyle w:val="ListBullet"/>
+      </w:pPr>
+      <w:r>
+        <w:t>For the worked scenario, propose one additional case that could reveal a failure, describe its expected outcome before running it, and explain what would need to remain fixed for a fair comparison. Do not reuse W4 as a new final test after receiving feedback.</w:t>
       </w:r>
     </w:p>
     <w:p>
@@ -426,18 +695,78 @@
         <w:pStyle w:val="Heading3"/>
       </w:pPr>
       <w:r>
+        <w:t>My reasoning and evidence</w:t>
+      </w:r>
+    </w:p>
+    <w:p>
+      <w:r>
+        <w:t>________________________________________________________________</w:t>
+      </w:r>
+    </w:p>
+    <w:p>
+      <w:r>
+        <w:t>________________________________________________________________</w:t>
+      </w:r>
+    </w:p>
+    <w:p>
+      <w:r>
+        <w:t>________________________________________________________________</w:t>
+      </w:r>
+    </w:p>
+    <w:p>
+      <w:r>
+        <w:t>________________________________________________________________</w:t>
+      </w:r>
+    </w:p>
+    <w:p>
+      <w:r>
+        <w:t>________________________________________________________________</w:t>
+      </w:r>
+    </w:p>
+    <w:p>
+      <w:r>
+        <w:t>________________________________________________________________</w:t>
+      </w:r>
+    </w:p>
+    <w:p>
+      <w:r>
+        <w:t>________________________________________________________________</w:t>
+      </w:r>
+    </w:p>
+    <w:p>
+      <w:pPr>
+        <w:pStyle w:val="Heading1"/>
+      </w:pPr>
+      <w:r>
+        <w:t>04. Try alone · Selected transfer</w:t>
+      </w:r>
+    </w:p>
+    <w:p>
+      <w:r>
+        <w:t>Keep this task’s inputs,rule and response together.</w:t>
+      </w:r>
+    </w:p>
+    <w:p>
+      <w:pPr>
+        <w:pStyle w:val="Heading2"/>
+      </w:pPr>
+      <w:r>
+        <w:t>Complete task and evidence</w:t>
+      </w:r>
+    </w:p>
+    <w:p>
+      <w:pPr>
+        <w:pStyle w:val="Heading3"/>
+      </w:pPr>
+      <w:r>
         <w:t>Independent case: Apply a new case independently</w:t>
       </w:r>
     </w:p>
     <w:p>
       <w:pPr>
-        <w:spacing w:line="336" w:lineRule="auto" w:after="180"/>
-        <w:shd w:fill="F5F1FB"/>
-      </w:pPr>
-      <w:r>
-        <w:rPr>
-          <w:b w:val="0"/>
-        </w:rPr>
+        <w:pStyle w:val="ListBullet"/>
+      </w:pPr>
+      <w:r>
         <w:t>Methods names a dataset and metric, but not whether near-duplicate sources cross the split. What detail matters?</w:t>
       </w:r>
     </w:p>
@@ -486,12 +815,9 @@
     </w:p>
     <w:p>
       <w:pPr>
-        <w:spacing w:line="336" w:lineRule="auto" w:after="180"/>
-      </w:pPr>
-      <w:r>
-        <w:rPr>
-          <w:b w:val="0"/>
-        </w:rPr>
+        <w:pStyle w:val="ListBullet"/>
+      </w:pPr>
+      <w:r>
         <w:t>Attempt this case before feedback. Record any help. Earlier examples below are further practice; a case already practised with feedback cannot establish fresh transfer.</w:t>
       </w:r>
     </w:p>
@@ -500,59 +826,28 @@
         <w:pStyle w:val="Heading1"/>
       </w:pPr>
       <w:r>
-        <w:t>05. W1 Explain the mechanism</w:t>
-      </w:r>
-    </w:p>
-    <w:p>
-      <w:r>
-        <w:t>Explain the mechanism. Apply the supplied Writing the methods section facts and keep your reasoning.</w:t>
-      </w:r>
-    </w:p>
-    <w:p>
-      <w:pPr>
-        <w:spacing w:line="336" w:lineRule="auto" w:after="180"/>
-      </w:pPr>
-      <w:r>
-        <w:rPr>
-          <w:b w:val="0"/>
-        </w:rPr>
-        <w:t xml:space="preserve">Explain the weekly </w:t>
-      </w:r>
-      <w:r>
-        <w:rPr>
-          <w:b/>
-        </w:rPr>
-        <w:t>mechanism</w:t>
-      </w:r>
-      <w:r>
-        <w:rPr>
-          <w:b w:val="0"/>
-        </w:rPr>
-        <w:t xml:space="preserve"> in your own words. Use the worked scenario to name its </w:t>
-      </w:r>
-      <w:r>
-        <w:rPr>
-          <w:b/>
-        </w:rPr>
-        <w:t>input</w:t>
-      </w:r>
-      <w:r>
-        <w:rPr>
-          <w:b w:val="0"/>
-        </w:rPr>
-        <w:t xml:space="preserve">, decision rule and </w:t>
-      </w:r>
-      <w:r>
-        <w:rPr>
-          <w:b/>
-        </w:rPr>
-        <w:t>output</w:t>
-      </w:r>
-      <w:r>
-        <w:rPr>
-          <w:b w:val="0"/>
-        </w:rPr>
-        <w:t>.</w:t>
+        <w:t>10. Project · Keep the research evidence</w:t>
+      </w:r>
+    </w:p>
+    <w:p>
+      <w:r>
+        <w:t>Preserve the question, protocol, observations, analysis and limits.</w:t>
+      </w:r>
+    </w:p>
+    <w:p>
+      <w:pPr>
+        <w:pStyle w:val="Heading2"/>
+      </w:pPr>
+      <w:r>
+        <w:t>Complete task and evidence</w:t>
+      </w:r>
+    </w:p>
+    <w:p>
+      <w:pPr>
+        <w:pStyle w:val="ListBullet"/>
+      </w:pPr>
+      <w:r>
+        <w:t>Add a labelled writing the methods section evidence sheet to Reproducible AI Research Study. Show how you can explain the mechanism and terminology of writing the methods section. Use the supplied fictional case and keep its inputs, intermediate steps, calculation or prediction, and limitation. Connect this record to last week’s record; a matching answer without a trace is insufficient.</w:t>
       </w:r>
     </w:p>
     <w:p>
@@ -560,7 +855,7 @@
         <w:pStyle w:val="Heading3"/>
       </w:pPr>
       <w:r>
-        <w:t>My reasoning and evidence</w:t>
+        <w:t>My project change, supporting evidence and remaining limit</w:t>
       </w:r>
     </w:p>
     <w:p>
@@ -598,449 +893,20 @@
         <w:pStyle w:val="Heading1"/>
       </w:pPr>
       <w:r>
-        <w:t>06. W2 Trace the worked case</w:t>
-      </w:r>
-    </w:p>
-    <w:p>
-      <w:r>
-        <w:t>Trace the worked case. Apply the supplied Writing the methods section facts and keep your reasoning.</w:t>
-      </w:r>
-    </w:p>
-    <w:p>
-      <w:pPr>
-        <w:spacing w:line="336" w:lineRule="auto" w:after="180"/>
-      </w:pPr>
-      <w:r>
-        <w:rPr>
-          <w:b w:val="0"/>
-        </w:rPr>
-        <w:t>Methods says used AI on data and got good scores; code and split are absent. Show the intermediate steps and give the conclusion with its scope.</w:t>
-      </w:r>
-    </w:p>
-    <w:p>
-      <w:pPr>
-        <w:pStyle w:val="Heading3"/>
-      </w:pPr>
-      <w:r>
-        <w:t>My reasoning and evidence</w:t>
-      </w:r>
-    </w:p>
-    <w:p>
-      <w:r>
-        <w:t>________________________________________________________________</w:t>
-      </w:r>
-    </w:p>
-    <w:p>
-      <w:r>
-        <w:t>________________________________________________________________</w:t>
-      </w:r>
-    </w:p>
-    <w:p>
-      <w:r>
-        <w:t>________________________________________________________________</w:t>
-      </w:r>
-    </w:p>
-    <w:p>
-      <w:r>
-        <w:t>________________________________________________________________</w:t>
-      </w:r>
-    </w:p>
-    <w:p>
-      <w:r>
-        <w:t>________________________________________________________________</w:t>
-      </w:r>
-    </w:p>
-    <w:p>
-      <w:r>
-        <w:t>________________________________________________________________</w:t>
-      </w:r>
-    </w:p>
-    <w:p>
-      <w:r>
-        <w:t>________________________________________________________________</w:t>
-      </w:r>
-    </w:p>
-    <w:p>
-      <w:pPr>
-        <w:pStyle w:val="Heading1"/>
-      </w:pPr>
-      <w:r>
-        <w:t>07. W3 Audit the limit</w:t>
-      </w:r>
-    </w:p>
-    <w:p>
-      <w:r>
-        <w:t>Audit the limit. Apply the supplied Writing the methods section facts and keep your reasoning.</w:t>
-      </w:r>
-    </w:p>
-    <w:p>
-      <w:pPr>
-        <w:spacing w:line="336" w:lineRule="auto" w:after="180"/>
-      </w:pPr>
-      <w:r>
-        <w:rPr>
-          <w:b w:val="0"/>
-        </w:rPr>
-        <w:t xml:space="preserve">A report omits this qualification: A detailed </w:t>
-      </w:r>
-      <w:r>
-        <w:rPr>
-          <w:b/>
-        </w:rPr>
-        <w:t>methods section</w:t>
-      </w:r>
-      <w:r>
-        <w:rPr>
-          <w:b w:val="0"/>
-        </w:rPr>
-        <w:t xml:space="preserve"> can reveal limitations; it does not guarantee a correct design. Explain how omitting it could change a reader's interpretation, and write an accurate replacement.</w:t>
-      </w:r>
-    </w:p>
-    <w:p>
-      <w:pPr>
-        <w:pStyle w:val="Heading3"/>
-      </w:pPr>
-      <w:r>
-        <w:t>My reasoning and evidence</w:t>
-      </w:r>
-    </w:p>
-    <w:p>
-      <w:r>
-        <w:t>________________________________________________________________</w:t>
-      </w:r>
-    </w:p>
-    <w:p>
-      <w:r>
-        <w:t>________________________________________________________________</w:t>
-      </w:r>
-    </w:p>
-    <w:p>
-      <w:r>
-        <w:t>________________________________________________________________</w:t>
-      </w:r>
-    </w:p>
-    <w:p>
-      <w:r>
-        <w:t>________________________________________________________________</w:t>
-      </w:r>
-    </w:p>
-    <w:p>
-      <w:r>
-        <w:t>________________________________________________________________</w:t>
-      </w:r>
-    </w:p>
-    <w:p>
-      <w:r>
-        <w:t>________________________________________________________________</w:t>
-      </w:r>
-    </w:p>
-    <w:p>
-      <w:pPr>
-        <w:pStyle w:val="Heading1"/>
-      </w:pPr>
-      <w:r>
-        <w:t>08. W4 Apply a new case independently</w:t>
-      </w:r>
-    </w:p>
-    <w:p>
-      <w:r>
-        <w:t>Attempt before feedback. If this repeats the selected independent case, reuse that first attempt; otherwise keep a separate record. Apply a new case independently. Apply the supplied Writing the methods section facts and keep your reasoning.</w:t>
-      </w:r>
-    </w:p>
-    <w:p>
-      <w:pPr>
-        <w:spacing w:line="336" w:lineRule="auto" w:after="180"/>
-        <w:shd w:fill="F5F1FB"/>
-      </w:pPr>
-      <w:r>
-        <w:rPr>
-          <w:b w:val="0"/>
-        </w:rPr>
-        <w:t>Methods names a dataset and metric, but not whether near-duplicate sources cross the split. What detail matters?</w:t>
-      </w:r>
-    </w:p>
-    <w:p>
-      <w:pPr>
-        <w:pStyle w:val="Heading3"/>
-      </w:pPr>
-      <w:r>
-        <w:t>My reasoning and evidence</w:t>
-      </w:r>
-    </w:p>
-    <w:p>
-      <w:r>
-        <w:t>________________________________________________________________</w:t>
-      </w:r>
-    </w:p>
-    <w:p>
-      <w:r>
-        <w:t>________________________________________________________________</w:t>
-      </w:r>
-    </w:p>
-    <w:p>
-      <w:r>
-        <w:t>________________________________________________________________</w:t>
-      </w:r>
-    </w:p>
-    <w:p>
-      <w:r>
-        <w:t>________________________________________________________________</w:t>
-      </w:r>
-    </w:p>
-    <w:p>
-      <w:r>
-        <w:t>________________________________________________________________</w:t>
-      </w:r>
-    </w:p>
-    <w:p>
-      <w:r>
-        <w:t>________________________________________________________________</w:t>
-      </w:r>
-    </w:p>
-    <w:p>
-      <w:r>
-        <w:t>________________________________________________________________</w:t>
-      </w:r>
-    </w:p>
-    <w:p>
-      <w:r>
-        <w:t>________________________________________________________________</w:t>
-      </w:r>
-    </w:p>
-    <w:p>
-      <w:pPr>
-        <w:pStyle w:val="Heading1"/>
-      </w:pPr>
-      <w:r>
-        <w:t>09. W5 Design a revealing follow-up</w:t>
-      </w:r>
-    </w:p>
-    <w:p>
-      <w:r>
-        <w:t>Design a revealing follow-up. Apply the supplied Writing the methods section facts and keep your reasoning.</w:t>
-      </w:r>
-    </w:p>
-    <w:p>
-      <w:pPr>
-        <w:spacing w:line="336" w:lineRule="auto" w:after="180"/>
-      </w:pPr>
-      <w:r>
-        <w:rPr>
-          <w:b w:val="0"/>
-        </w:rPr>
-        <w:t>For the worked scenario, propose one additional case that could reveal a failure, describe its expected outcome before running it, and explain what would need to remain fixed for a fair comparison.</w:t>
-      </w:r>
-    </w:p>
-    <w:p>
-      <w:pPr>
-        <w:spacing w:line="336" w:lineRule="auto" w:after="180"/>
-      </w:pPr>
-      <w:r>
-        <w:rPr>
-          <w:b w:val="0"/>
-        </w:rPr>
-        <w:t>Do not reuse W4 as a new final test after receiving feedback.</w:t>
-      </w:r>
-    </w:p>
-    <w:p>
-      <w:pPr>
-        <w:pStyle w:val="Heading3"/>
-      </w:pPr>
-      <w:r>
-        <w:t>My reasoning and evidence</w:t>
-      </w:r>
-    </w:p>
-    <w:p>
-      <w:r>
-        <w:t>________________________________________________________________</w:t>
-      </w:r>
-    </w:p>
-    <w:p>
-      <w:r>
-        <w:t>________________________________________________________________</w:t>
-      </w:r>
-    </w:p>
-    <w:p>
-      <w:r>
-        <w:t>________________________________________________________________</w:t>
-      </w:r>
-    </w:p>
-    <w:p>
-      <w:r>
-        <w:t>________________________________________________________________</w:t>
-      </w:r>
-    </w:p>
-    <w:p>
-      <w:r>
-        <w:t>________________________________________________________________</w:t>
-      </w:r>
-    </w:p>
-    <w:p>
-      <w:r>
-        <w:t>________________________________________________________________</w:t>
-      </w:r>
-    </w:p>
-    <w:p>
-      <w:r>
-        <w:t>________________________________________________________________</w:t>
-      </w:r>
-    </w:p>
-    <w:p>
-      <w:pPr>
-        <w:pStyle w:val="Heading1"/>
-      </w:pPr>
-      <w:r>
-        <w:t>10. Project checkpoint and reflection</w:t>
-      </w:r>
-    </w:p>
-    <w:p>
-      <w:r>
-        <w:t>Connect Writing the methods section to Reproducible AI Research Study, identify a limit and choose the next useful test.</w:t>
-      </w:r>
-    </w:p>
-    <w:p>
-      <w:pPr>
-        <w:spacing w:line="336" w:lineRule="auto" w:after="180"/>
-      </w:pPr>
-      <w:r>
-        <w:rPr>
-          <w:b w:val="0"/>
-        </w:rPr>
-        <w:t xml:space="preserve">Add a labelled writing the </w:t>
-      </w:r>
-      <w:r>
-        <w:rPr>
-          <w:b/>
-        </w:rPr>
-        <w:t>methods section</w:t>
-      </w:r>
-      <w:r>
-        <w:rPr>
-          <w:b w:val="0"/>
-        </w:rPr>
-        <w:t xml:space="preserve"> </w:t>
-      </w:r>
-      <w:r>
-        <w:rPr>
-          <w:b/>
-        </w:rPr>
-        <w:t>evidence</w:t>
-      </w:r>
-      <w:r>
-        <w:rPr>
-          <w:b w:val="0"/>
-        </w:rPr>
-        <w:t xml:space="preserve"> sheet to Reproducible AI Research Study. Show how you can explain the </w:t>
-      </w:r>
-      <w:r>
-        <w:rPr>
-          <w:b/>
-        </w:rPr>
-        <w:t>mechanism</w:t>
-      </w:r>
-      <w:r>
-        <w:rPr>
-          <w:b w:val="0"/>
-        </w:rPr>
-        <w:t xml:space="preserve"> and terminology of writing the </w:t>
-      </w:r>
-      <w:r>
-        <w:rPr>
-          <w:b/>
-        </w:rPr>
-        <w:t>methods section</w:t>
-      </w:r>
-      <w:r>
-        <w:rPr>
-          <w:b w:val="0"/>
-        </w:rPr>
-        <w:t>.</w:t>
-      </w:r>
-    </w:p>
-    <w:p>
-      <w:pPr>
-        <w:spacing w:line="336" w:lineRule="auto" w:after="180"/>
-      </w:pPr>
-      <w:r>
-        <w:rPr>
-          <w:b w:val="0"/>
-        </w:rPr>
-        <w:t xml:space="preserve">Use the supplied fictional case and keep its </w:t>
-      </w:r>
-      <w:r>
-        <w:rPr>
-          <w:b/>
-        </w:rPr>
-        <w:t>input</w:t>
-      </w:r>
-      <w:r>
-        <w:rPr>
-          <w:b w:val="0"/>
-        </w:rPr>
-        <w:t xml:space="preserve">s, intermediate steps, calculation or </w:t>
-      </w:r>
-      <w:r>
-        <w:rPr>
-          <w:b/>
-        </w:rPr>
-        <w:t>prediction</w:t>
-      </w:r>
-      <w:r>
-        <w:rPr>
-          <w:b w:val="0"/>
-        </w:rPr>
-        <w:t>, and limitation. Connect this record to last week’s record; a matching answer without a trace is insufficient.</w:t>
-      </w:r>
-    </w:p>
-    <w:p>
-      <w:pPr>
-        <w:pStyle w:val="Heading3"/>
-      </w:pPr>
-      <w:r>
-        <w:t>My project change, supporting evidence and remaining limit</w:t>
-      </w:r>
-    </w:p>
-    <w:p>
-      <w:r>
-        <w:t>________________________________________________________________</w:t>
-      </w:r>
-    </w:p>
-    <w:p>
-      <w:r>
-        <w:t>________________________________________________________________</w:t>
-      </w:r>
-    </w:p>
-    <w:p>
-      <w:r>
-        <w:t>________________________________________________________________</w:t>
-      </w:r>
-    </w:p>
-    <w:p>
-      <w:r>
-        <w:t>________________________________________________________________</w:t>
-      </w:r>
-    </w:p>
-    <w:p>
-      <w:r>
-        <w:t>________________________________________________________________</w:t>
-      </w:r>
-    </w:p>
-    <w:p>
-      <w:r>
-        <w:t>________________________________________________________________</w:t>
-      </w:r>
-    </w:p>
-    <w:p>
-      <w:pPr>
-        <w:pStyle w:val="Heading1"/>
-      </w:pPr>
-      <w:r>
-        <w:t>11. Feedback, return check and learning record</w:t>
-      </w:r>
-    </w:p>
-    <w:p>
-      <w:r>
-        <w:t>Record the first repaired step and a different case to revisit after a delay.</w:t>
+        <w:t>11. Feedback · Repair and return</w:t>
+      </w:r>
+    </w:p>
+    <w:p>
+      <w:r>
+        <w:t>Keep this task’s inputs,rule and response together.</w:t>
+      </w:r>
+    </w:p>
+    <w:p>
+      <w:pPr>
+        <w:pStyle w:val="Heading2"/>
+      </w:pPr>
+      <w:r>
+        <w:t>Complete task and evidence</w:t>
       </w:r>
     </w:p>
     <w:tbl>
@@ -1181,12 +1047,9 @@
     </w:tbl>
     <w:p>
       <w:pPr>
-        <w:spacing w:line="336" w:lineRule="auto" w:after="180"/>
-      </w:pPr>
-      <w:r>
-        <w:rPr>
-          <w:b w:val="0"/>
-        </w:rPr>
+        <w:pStyle w:val="ListBullet"/>
+      </w:pPr>
+      <w:r>
         <w:t>Revisit this idea with your teacher after a delay. Familiarity is different from explaining and using it on a changed case.</w:t>
       </w:r>
     </w:p>
@@ -1195,40 +1058,358 @@
         <w:pStyle w:val="Heading1"/>
       </w:pPr>
       <w:r>
-        <w:t>12. Pictorial case practice: Writing the methods section</w:t>
-      </w:r>
-    </w:p>
-    <w:p>
-      <w:r>
-        <w:t>Methods that another team can repeat. A paper describes a toy string-classification experiment using a stated length rule. Explain the labelled step before checking the changed condition.</w:t>
-      </w:r>
-    </w:p>
-    <w:p>
-      <w:pPr>
-        <w:spacing w:line="336" w:lineRule="auto" w:after="180"/>
-      </w:pPr>
-      <w:r>
-        <w:rPr>
-          <w:b w:val="0"/>
-        </w:rPr>
+        <w:t>Reference bank and extra practice</w:t>
+      </w:r>
+    </w:p>
+    <w:p>
+      <w:pPr>
+        <w:pStyle w:val="Heading1"/>
+      </w:pPr>
+      <w:r>
+        <w:t>02. Reference · Supported W2 record</w:t>
+      </w:r>
+    </w:p>
+    <w:p>
+      <w:r>
+        <w:t>Keep this task’s inputs,rule and response together.</w:t>
+      </w:r>
+    </w:p>
+    <w:p>
+      <w:pPr>
+        <w:pStyle w:val="Heading2"/>
+      </w:pPr>
+      <w:r>
+        <w:t>Complete task and evidence</w:t>
+      </w:r>
+    </w:p>
+    <w:p>
+      <w:pPr>
+        <w:pStyle w:val="ListBullet"/>
+      </w:pPr>
+      <w:r>
+        <w:t>Use W2: Trace the worked case for Writing the methods section. Record the answer once; the lesson and workbook refer to the same attempt.</w:t>
+      </w:r>
+    </w:p>
+    <w:tbl>
+      <w:tblPr>
+        <w:tblStyle w:val="LightShading-Accent1"/>
+        <w:tblW w:type="auto" w:w="0"/>
+        <w:tblLook w:firstColumn="1" w:firstRow="1" w:lastColumn="0" w:lastRow="0" w:noHBand="0" w:noVBand="1" w:val="04A0"/>
+      </w:tblPr>
+      <w:tblGrid>
+        <w:gridCol w:w="2556"/>
+        <w:gridCol w:w="2556"/>
+        <w:gridCol w:w="2556"/>
+        <w:gridCol w:w="2556"/>
+      </w:tblGrid>
+      <w:tr>
+        <w:trPr>
+          <w:tblHeader/>
+        </w:trPr>
+        <w:tc>
+          <w:tcPr>
+            <w:tcW w:type="dxa" w:w="2556"/>
+          </w:tcPr>
+          <w:p>
+            <w:r>
+              <w:t>Given inputs</w:t>
+            </w:r>
+          </w:p>
+        </w:tc>
+        <w:tc>
+          <w:tcPr>
+            <w:tcW w:type="dxa" w:w="2556"/>
+          </w:tcPr>
+          <w:p>
+            <w:r>
+              <w:t>Procedure I chose</w:t>
+            </w:r>
+          </w:p>
+        </w:tc>
+        <w:tc>
+          <w:tcPr>
+            <w:tcW w:type="dxa" w:w="2556"/>
+          </w:tcPr>
+          <w:p>
+            <w:r>
+              <w:t>Middle steps</w:t>
+            </w:r>
+          </w:p>
+        </w:tc>
+        <w:tc>
+          <w:tcPr>
+            <w:tcW w:type="dxa" w:w="2556"/>
+          </w:tcPr>
+          <w:p>
+            <w:r>
+              <w:t>Result and check</w:t>
+            </w:r>
+          </w:p>
+        </w:tc>
+      </w:tr>
+      <w:tr>
+        <w:tc>
+          <w:tcPr>
+            <w:tcW w:type="dxa" w:w="2556"/>
+          </w:tcPr>
+          <w:p>
+            <w:r/>
+          </w:p>
+        </w:tc>
+        <w:tc>
+          <w:tcPr>
+            <w:tcW w:type="dxa" w:w="2556"/>
+          </w:tcPr>
+          <w:p>
+            <w:r/>
+          </w:p>
+        </w:tc>
+        <w:tc>
+          <w:tcPr>
+            <w:tcW w:type="dxa" w:w="2556"/>
+          </w:tcPr>
+          <w:p>
+            <w:r/>
+          </w:p>
+        </w:tc>
+        <w:tc>
+          <w:tcPr>
+            <w:tcW w:type="dxa" w:w="2556"/>
+          </w:tcPr>
+          <w:p>
+            <w:r/>
+          </w:p>
+        </w:tc>
+      </w:tr>
+    </w:tbl>
+    <w:p>
+      <w:pPr>
+        <w:pStyle w:val="Heading3"/>
+      </w:pPr>
+      <w:r>
+        <w:t>The step I completed without help, and the hint I needed</w:t>
+      </w:r>
+    </w:p>
+    <w:p>
+      <w:r>
+        <w:t>________________________________________________________________</w:t>
+      </w:r>
+    </w:p>
+    <w:p>
+      <w:r>
+        <w:t>________________________________________________________________</w:t>
+      </w:r>
+    </w:p>
+    <w:p>
+      <w:r>
+        <w:t>________________________________________________________________</w:t>
+      </w:r>
+    </w:p>
+    <w:p>
+      <w:pPr>
+        <w:pStyle w:val="Heading1"/>
+      </w:pPr>
+      <w:r>
+        <w:t>03. Extra practice · Individual reasoning check</w:t>
+      </w:r>
+    </w:p>
+    <w:p>
+      <w:r>
+        <w:t>Keep this task’s inputs,rule and response together.</w:t>
+      </w:r>
+    </w:p>
+    <w:p>
+      <w:pPr>
+        <w:pStyle w:val="Heading2"/>
+      </w:pPr>
+      <w:r>
+        <w:t>Complete task and evidence</w:t>
+      </w:r>
+    </w:p>
+    <w:p>
+      <w:pPr>
+        <w:pStyle w:val="ListBullet"/>
+      </w:pPr>
+      <w:r>
+        <w:t>Use the worked case for Writing the methods section. Proposed explanation: “The worked result establishes every future case”. Decide whether this explanation is supported. Point to the step or supplied fact that decides; explain your repair if needed.</w:t>
+      </w:r>
+    </w:p>
+    <w:p>
+      <w:pPr>
+        <w:pStyle w:val="Heading3"/>
+      </w:pPr>
+      <w:r>
+        <w:t>My explanation before partner discussion</w:t>
+      </w:r>
+    </w:p>
+    <w:p>
+      <w:r>
+        <w:t>________________________________________________________________</w:t>
+      </w:r>
+    </w:p>
+    <w:p>
+      <w:r>
+        <w:t>________________________________________________________________</w:t>
+      </w:r>
+    </w:p>
+    <w:p>
+      <w:r>
+        <w:t>________________________________________________________________</w:t>
+      </w:r>
+    </w:p>
+    <w:p>
+      <w:r>
+        <w:t>________________________________________________________________</w:t>
+      </w:r>
+    </w:p>
+    <w:p>
+      <w:pPr>
+        <w:pStyle w:val="Heading1"/>
+      </w:pPr>
+      <w:r>
+        <w:t>08. Reference · Earlier W4 response copy</w:t>
+      </w:r>
+    </w:p>
+    <w:p>
+      <w:r>
+        <w:t>Keep this task’s inputs,rule and response together.</w:t>
+      </w:r>
+    </w:p>
+    <w:p>
+      <w:pPr>
+        <w:pStyle w:val="Heading2"/>
+      </w:pPr>
+      <w:r>
+        <w:t>Complete task and evidence</w:t>
+      </w:r>
+    </w:p>
+    <w:p>
+      <w:pPr>
+        <w:pStyle w:val="ListBullet"/>
+      </w:pPr>
+      <w:r>
+        <w:t>Methods names a dataset and metric, but not whether near-duplicate sources cross the split. What detail matters?</w:t>
+      </w:r>
+    </w:p>
+    <w:p>
+      <w:pPr>
+        <w:pStyle w:val="Heading3"/>
+      </w:pPr>
+      <w:r>
+        <w:t>My reasoning and evidence</w:t>
+      </w:r>
+    </w:p>
+    <w:p>
+      <w:r>
+        <w:t>________________________________________________________________</w:t>
+      </w:r>
+    </w:p>
+    <w:p>
+      <w:r>
+        <w:t>________________________________________________________________</w:t>
+      </w:r>
+    </w:p>
+    <w:p>
+      <w:r>
+        <w:t>________________________________________________________________</w:t>
+      </w:r>
+    </w:p>
+    <w:p>
+      <w:r>
+        <w:t>________________________________________________________________</w:t>
+      </w:r>
+    </w:p>
+    <w:p>
+      <w:r>
+        <w:t>________________________________________________________________</w:t>
+      </w:r>
+    </w:p>
+    <w:p>
+      <w:r>
+        <w:t>________________________________________________________________</w:t>
+      </w:r>
+    </w:p>
+    <w:p>
+      <w:r>
+        <w:t>________________________________________________________________</w:t>
+      </w:r>
+    </w:p>
+    <w:p>
+      <w:r>
+        <w:t>________________________________________________________________</w:t>
+      </w:r>
+    </w:p>
+    <w:p>
+      <w:pPr>
+        <w:pStyle w:val="Heading1"/>
+      </w:pPr>
+      <w:r>
+        <w:t>12. Extra practice · Pictured case</w:t>
+      </w:r>
+    </w:p>
+    <w:p>
+      <w:r>
+        <w:t>Keep this task’s inputs,rule and response together.</w:t>
+      </w:r>
+    </w:p>
+    <w:p>
+      <w:pPr>
+        <w:pStyle w:val="Heading2"/>
+      </w:pPr>
+      <w:r>
+        <w:t>Complete task and evidence</w:t>
+      </w:r>
+    </w:p>
+    <w:p>
+      <w:r>
+        <w:drawing>
+          <wp:inline xmlns:a="http://schemas.openxmlformats.org/drawingml/2006/main" xmlns:pic="http://schemas.openxmlformats.org/drawingml/2006/picture">
+            <wp:extent cx="5486400" cy="2992582"/>
+            <wp:docPr id="1" name="Picture 1" descr="Exact strings oak, pine and willow have three, four and six characters. Under length at least four the labels are short, long, long. Under greater than four only pine changes to short. No whitespace trimming is performed."/>
+            <wp:cNvGraphicFramePr>
+              <a:graphicFrameLocks noChangeAspect="1"/>
+            </wp:cNvGraphicFramePr>
+            <a:graphic>
+              <a:graphicData uri="http://schemas.openxmlformats.org/drawingml/2006/picture">
+                <pic:pic>
+                  <pic:nvPicPr>
+                    <pic:cNvPr id="0" name="ai-7-30-method-boundary.png"/>
+                    <pic:cNvPicPr/>
+                  </pic:nvPicPr>
+                  <pic:blipFill>
+                    <a:blip r:embed="rId9"/>
+                    <a:stretch>
+                      <a:fillRect/>
+                    </a:stretch>
+                  </pic:blipFill>
+                  <pic:spPr>
+                    <a:xfrm>
+                      <a:off x="0" y="0"/>
+                      <a:ext cx="5486400" cy="2992582"/>
+                    </a:xfrm>
+                    <a:prstGeom prst="rect"/>
+                  </pic:spPr>
+                </pic:pic>
+              </a:graphicData>
+            </a:graphic>
+          </wp:inline>
+        </w:drawing>
+      </w:r>
+    </w:p>
+    <w:p>
+      <w:pPr>
+        <w:pStyle w:val="ListBullet"/>
+      </w:pPr>
+      <w:r>
         <w:t>Methods that another team can repeat. A paper describes a toy string-classification experiment using a stated length rule.</w:t>
       </w:r>
     </w:p>
     <w:p>
       <w:pPr>
-        <w:spacing w:line="336" w:lineRule="auto" w:after="180"/>
-      </w:pPr>
-      <w:r>
-        <w:rPr>
-          <w:b/>
-        </w:rPr>
-        <w:t>Input</w:t>
-      </w:r>
-      <w:r>
-        <w:rPr>
-          <w:b w:val="0"/>
-        </w:rPr>
-        <w:t>s: "oak", "pine", "willow". Rule: length at least 4→long, otherwise short. No whitespace trimming occurs.</w:t>
+        <w:pStyle w:val="ListBullet"/>
+      </w:pPr>
+      <w:r>
+        <w:t>Inputs: "oak", "pine", "willow". Rule: length at least 4→long, otherwise short. No whitespace trimming occurs.</w:t>
       </w:r>
     </w:p>
     <w:p>
@@ -1236,7 +1417,7 @@
         <w:drawing>
           <wp:inline xmlns:a="http://schemas.openxmlformats.org/drawingml/2006/main" xmlns:pic="http://schemas.openxmlformats.org/drawingml/2006/picture">
             <wp:extent cx="5486400" cy="5145314"/>
-            <wp:docPr id="1" name="Picture 1" descr="Writing the methods section. Record exact inputs: Preserve the three strings and no-trimming policy.. State procedure: Apply the inclusive length boundary at four characters.. Show resulting labels: Oak is short; pine and willow are long."/>
+            <wp:docPr id="2" name="Picture 2" descr="Writing the methods section. Record exact inputs: Preserve the three strings and no-trimming policy.. State procedure: Apply the inclusive length boundary at four characters.. Show resulting labels: Oak is short; pine and willow are long."/>
             <wp:cNvGraphicFramePr>
               <a:graphicFrameLocks noChangeAspect="1"/>
             </wp:cNvGraphicFramePr>
@@ -1248,7 +1429,7 @@
                     <pic:cNvPicPr/>
                   </pic:nvPicPr>
                   <pic:blipFill>
-                    <a:blip r:embed="rId9"/>
+                    <a:blip r:embed="rId10"/>
                     <a:stretch>
                       <a:fillRect/>
                     </a:stretch>
@@ -1269,13 +1450,9 @@
     </w:p>
     <w:p>
       <w:pPr>
-        <w:spacing w:line="336" w:lineRule="auto" w:after="180"/>
-        <w:shd w:fill="F5F1FB"/>
-      </w:pPr>
-      <w:r>
-        <w:rPr>
-          <w:b w:val="0"/>
-        </w:rPr>
+        <w:pStyle w:val="ListBullet"/>
+      </w:pPr>
+      <w:r>
         <w:t>Apply the inclusive four-character rule to oak, pine and willow. Which label changes under greater-than-four, and what method detail allows another team to reproduce the distinction?</w:t>
       </w:r>
     </w:p>
@@ -1319,56 +1496,18 @@
     </w:p>
     <w:p>
       <w:pPr>
-        <w:pStyle w:val="Heading3"/>
-      </w:pPr>
-      <w:r>
-        <w:t>Record the help used</w:t>
-      </w:r>
-    </w:p>
-    <w:p>
-      <w:pPr>
-        <w:spacing w:line="336" w:lineRule="auto" w:after="180"/>
-        <w:shd w:fill="F1F6F8"/>
-      </w:pPr>
-      <w:r>
-        <w:rPr>
-          <w:b w:val="0"/>
-        </w:rPr>
-        <w:t xml:space="preserve">Support used: alone / hint / worked example. This record is practice </w:t>
-      </w:r>
-      <w:r>
-        <w:rPr>
-          <w:b/>
-        </w:rPr>
-        <w:t>evidence</w:t>
-      </w:r>
-      <w:r>
-        <w:rPr>
-          <w:b w:val="0"/>
-        </w:rPr>
-        <w:t>.</w:t>
-      </w:r>
-    </w:p>
-    <w:p>
-      <w:pPr>
-        <w:spacing w:line="336" w:lineRule="auto" w:after="180"/>
-      </w:pPr>
-      <w:r>
-        <w:rPr>
-          <w:b w:val="0"/>
-        </w:rPr>
-        <w:t>Project connection: For the Reproducible AI Research Study, retain an annotated worked trace and the changed-case reasoning.</w:t>
-      </w:r>
-    </w:p>
-    <w:p>
-      <w:pPr>
-        <w:spacing w:line="336" w:lineRule="auto" w:after="180"/>
-      </w:pPr>
-      <w:r>
-        <w:rPr>
-          <w:b w:val="0"/>
-        </w:rPr>
-        <w:t>Connect the claim to its records, units and assumptions so another investigator can challenge or reproduce it.</w:t>
+        <w:pStyle w:val="ListBullet"/>
+      </w:pPr>
+      <w:r>
+        <w:t>Support used: alone / hint / worked example. This record is practice evidence.</w:t>
+      </w:r>
+    </w:p>
+    <w:p>
+      <w:pPr>
+        <w:pStyle w:val="ListBullet"/>
+      </w:pPr>
+      <w:r>
+        <w:t>Project connection: For the Reproducible AI Research Study, retain an annotated worked trace and the changed-case reasoning. Connect the claim to its records, units and assumptions so another investigator can challenge or reproduce it.</w:t>
       </w:r>
     </w:p>
     <w:p>
@@ -1376,56 +1515,43 @@
         <w:pStyle w:val="Heading1"/>
       </w:pPr>
       <w:r>
-        <w:t>13. Project portfolio milestone</w:t>
-      </w:r>
-    </w:p>
-    <w:p>
-      <w:r>
-        <w:t>Keep this week’s input, deciding step, result and limit together in the Reproducible AI Research Study record.</w:t>
-      </w:r>
-    </w:p>
-    <w:p>
-      <w:pPr>
-        <w:spacing w:line="336" w:lineRule="auto" w:after="180"/>
-      </w:pPr>
-      <w:r>
-        <w:rPr>
-          <w:b w:val="0"/>
-        </w:rPr>
+        <w:t>13. Reference · Project milestone</w:t>
+      </w:r>
+    </w:p>
+    <w:p>
+      <w:r>
+        <w:t>Keep this task’s inputs,rule and response together.</w:t>
+      </w:r>
+    </w:p>
+    <w:p>
+      <w:pPr>
+        <w:pStyle w:val="Heading2"/>
+      </w:pPr>
+      <w:r>
+        <w:t>Complete task and evidence</w:t>
+      </w:r>
+    </w:p>
+    <w:p>
+      <w:pPr>
+        <w:pStyle w:val="ListBullet"/>
+      </w:pPr>
+      <w:r>
         <w:t>Project: Reproducible AI Research Study</w:t>
       </w:r>
     </w:p>
     <w:p>
       <w:pPr>
-        <w:spacing w:line="336" w:lineRule="auto" w:after="180"/>
-      </w:pPr>
-      <w:r>
-        <w:rPr>
-          <w:b w:val="0"/>
-        </w:rPr>
-        <w:t xml:space="preserve">Current milestone: Prepare the demonstration. Gather reproducible instructions, </w:t>
-      </w:r>
-      <w:r>
-        <w:rPr>
-          <w:b/>
-        </w:rPr>
-        <w:t>evidence</w:t>
-      </w:r>
-      <w:r>
-        <w:rPr>
-          <w:b w:val="0"/>
-        </w:rPr>
-        <w:t>, access checks and remaining limitations.</w:t>
-      </w:r>
-    </w:p>
-    <w:p>
-      <w:pPr>
-        <w:spacing w:line="336" w:lineRule="auto" w:after="180"/>
-      </w:pPr>
-      <w:r>
-        <w:rPr>
-          <w:b w:val="0"/>
-        </w:rPr>
+        <w:pStyle w:val="ListBullet"/>
+      </w:pPr>
+      <w:r>
+        <w:t>Current milestone: Prepare the demonstration. Gather reproducible instructions, evidence, access checks and remaining limitations.</w:t>
+      </w:r>
+    </w:p>
+    <w:p>
+      <w:pPr>
+        <w:pStyle w:val="ListBullet"/>
+      </w:pPr>
+      <w:r>
         <w:t>For the Reproducible AI Research Study, retain an annotated worked trace and the changed-case reasoning. Connect the claim to its records, units and assumptions so another investigator can challenge or reproduce it.</w:t>
       </w:r>
     </w:p>
@@ -1583,12 +1709,504 @@
         <w:pStyle w:val="Heading1"/>
       </w:pPr>
       <w:r>
-        <w:t>14. Supported practice and learning evidence</w:t>
-      </w:r>
-    </w:p>
-    <w:p>
-      <w:r>
-        <w:t>Try the supported questions before comparing with hints and feedback. Record what you repaired and the evidence you retained.</w:t>
+        <w:t>14. Extra practice · Predict,check and repair</w:t>
+      </w:r>
+    </w:p>
+    <w:p>
+      <w:r>
+        <w:t>Keep supported feedback separate from the independent case.</w:t>
+      </w:r>
+    </w:p>
+    <w:p>
+      <w:pPr>
+        <w:pStyle w:val="Heading2"/>
+      </w:pPr>
+      <w:r>
+        <w:t>First supported question and optional hint</w:t>
+      </w:r>
+    </w:p>
+    <w:p>
+      <w:pPr>
+        <w:pStyle w:val="ListBullet"/>
+      </w:pPr>
+      <w:r>
+        <w:t>Methods that another team can repeat. A paper describes a toy string-classification experiment using a stated length rule.</w:t>
+      </w:r>
+    </w:p>
+    <w:p>
+      <w:pPr>
+        <w:pStyle w:val="Heading3"/>
+      </w:pPr>
+      <w:r>
+        <w:t>Practice 1: explain the deciding evidence</w:t>
+      </w:r>
+    </w:p>
+    <w:p>
+      <w:pPr>
+        <w:pStyle w:val="ListBullet"/>
+      </w:pPr>
+      <w:r>
+        <w:t>Which labelled step matches this detail? Oak is short; pine and willow are long.</w:t>
+      </w:r>
+    </w:p>
+    <w:p>
+      <w:pPr>
+        <w:pStyle w:val="ListBullet"/>
+      </w:pPr>
+      <w:r>
+        <w:t>1. State procedure</w:t>
+      </w:r>
+    </w:p>
+    <w:p>
+      <w:pPr>
+        <w:pStyle w:val="ListBullet"/>
+      </w:pPr>
+      <w:r>
+        <w:t>2. Record exact inputs</w:t>
+      </w:r>
+    </w:p>
+    <w:p>
+      <w:pPr>
+        <w:pStyle w:val="ListBullet"/>
+      </w:pPr>
+      <w:r>
+        <w:t>3. Show resulting labels</w:t>
+      </w:r>
+    </w:p>
+    <w:p>
+      <w:pPr>
+        <w:pStyle w:val="Heading3"/>
+      </w:pPr>
+      <w:r>
+        <w:t>My selected conclusion, deciding fact and explanation</w:t>
+      </w:r>
+    </w:p>
+    <w:p>
+      <w:r>
+        <w:t>________________________________________________________________</w:t>
+      </w:r>
+    </w:p>
+    <w:p>
+      <w:r>
+        <w:t>________________________________________________________________</w:t>
+      </w:r>
+    </w:p>
+    <w:p>
+      <w:r>
+        <w:t>________________________________________________________________</w:t>
+      </w:r>
+    </w:p>
+    <w:p>
+      <w:r>
+        <w:t>________________________________________________________________</w:t>
+      </w:r>
+    </w:p>
+    <w:p>
+      <w:r>
+        <w:t>________________________________________________________________</w:t>
+      </w:r>
+    </w:p>
+    <w:p>
+      <w:pPr>
+        <w:pStyle w:val="ListBullet"/>
+      </w:pPr>
+      <w:r>
+        <w:t>Hint if needed: Read the steps in the pictorial case. Match the supplied detail to the stage that performs or records it.</w:t>
+      </w:r>
+    </w:p>
+    <w:p>
+      <w:pPr>
+        <w:pStyle w:val="Heading2"/>
+      </w:pPr>
+      <w:r>
+        <w:t>Check after the first attempt · reference / check after trying</w:t>
+      </w:r>
+    </w:p>
+    <w:p>
+      <w:pPr>
+        <w:spacing w:line="336" w:lineRule="auto" w:after="180"/>
+      </w:pPr>
+      <w:r>
+        <w:rPr>
+          <w:b w:val="0"/>
+        </w:rPr>
+        <w:t xml:space="preserve">After your attempt, compare with the supported explanation: Show resulting labels Oak is short; pine and willow are long. A </w:t>
+      </w:r>
+      <w:r>
+        <w:rPr>
+          <w:b/>
+        </w:rPr>
+        <w:t>methods section</w:t>
+      </w:r>
+      <w:r>
+        <w:rPr>
+          <w:b w:val="0"/>
+        </w:rPr>
+        <w:t xml:space="preserve"> specifies </w:t>
+      </w:r>
+      <w:r>
+        <w:rPr>
+          <w:b/>
+        </w:rPr>
+        <w:t>input</w:t>
+      </w:r>
+      <w:r>
+        <w:rPr>
+          <w:b w:val="0"/>
+        </w:rPr>
+        <w:t xml:space="preserve">s, </w:t>
+      </w:r>
+      <w:r>
+        <w:rPr>
+          <w:b/>
+        </w:rPr>
+        <w:t>process</w:t>
+      </w:r>
+      <w:r>
+        <w:rPr>
+          <w:b w:val="0"/>
+        </w:rPr>
+        <w:t>ing, boundaries, versions and scoring.</w:t>
+      </w:r>
+    </w:p>
+    <w:p>
+      <w:pPr>
+        <w:spacing w:line="336" w:lineRule="auto" w:after="180"/>
+      </w:pPr>
+      <w:r>
+        <w:rPr>
+          <w:b w:val="0"/>
+        </w:rPr>
+        <w:t>Precise procedures allow a reader to repeat the computation instead of inferring it from the final labels.</w:t>
+      </w:r>
+    </w:p>
+    <w:p>
+      <w:pPr>
+        <w:pStyle w:val="Heading2"/>
+      </w:pPr>
+      <w:r>
+        <w:t>Changed-case question and optional hint</w:t>
+      </w:r>
+    </w:p>
+    <w:p>
+      <w:pPr>
+        <w:pStyle w:val="Heading3"/>
+      </w:pPr>
+      <w:r>
+        <w:t>Practice 2: explain the deciding evidence</w:t>
+      </w:r>
+    </w:p>
+    <w:p>
+      <w:pPr>
+        <w:pStyle w:val="ListBullet"/>
+      </w:pPr>
+      <w:r>
+        <w:t>Changed-case practice: Change the rule to length greater than 4. Which conclusion is supported by the supplied facts?</w:t>
+      </w:r>
+    </w:p>
+    <w:p>
+      <w:pPr>
+        <w:pStyle w:val="ListBullet"/>
+      </w:pPr>
+      <w:r>
+        <w:t>1. We can decide the result without examining the changed input or the procedure.</w:t>
+      </w:r>
+    </w:p>
+    <w:p>
+      <w:pPr>
+        <w:pStyle w:val="ListBullet"/>
+      </w:pPr>
+      <w:r>
+        <w:t>2. Pine becomes short; willow stays long and oak stays short.</w:t>
+      </w:r>
+    </w:p>
+    <w:p>
+      <w:pPr>
+        <w:pStyle w:val="ListBullet"/>
+      </w:pPr>
+      <w:r>
+        <w:t>3. This one example guarantees correct results for every future input.</w:t>
+      </w:r>
+    </w:p>
+    <w:p>
+      <w:pPr>
+        <w:pStyle w:val="Heading3"/>
+      </w:pPr>
+      <w:r>
+        <w:t>My selected conclusion, deciding fact and explanation</w:t>
+      </w:r>
+    </w:p>
+    <w:p>
+      <w:r>
+        <w:t>________________________________________________________________</w:t>
+      </w:r>
+    </w:p>
+    <w:p>
+      <w:r>
+        <w:t>________________________________________________________________</w:t>
+      </w:r>
+    </w:p>
+    <w:p>
+      <w:r>
+        <w:t>________________________________________________________________</w:t>
+      </w:r>
+    </w:p>
+    <w:p>
+      <w:r>
+        <w:t>________________________________________________________________</w:t>
+      </w:r>
+    </w:p>
+    <w:p>
+      <w:r>
+        <w:t>________________________________________________________________</w:t>
+      </w:r>
+    </w:p>
+    <w:p>
+      <w:pPr>
+        <w:pStyle w:val="ListBullet"/>
+      </w:pPr>
+      <w:r>
+        <w:t>Hint if needed: Use the changed condition and the deciding step in the pictorial trace. The answer must say what follows from those facts.</w:t>
+      </w:r>
+    </w:p>
+    <w:p>
+      <w:pPr>
+        <w:pStyle w:val="Heading2"/>
+      </w:pPr>
+      <w:r>
+        <w:t>Check after the changed attempt · reference / check after trying</w:t>
+      </w:r>
+    </w:p>
+    <w:p>
+      <w:pPr>
+        <w:spacing w:line="336" w:lineRule="auto" w:after="180"/>
+      </w:pPr>
+      <w:r>
+        <w:rPr>
+          <w:b w:val="0"/>
+        </w:rPr>
+        <w:t>After your attempt, compare with the supported explanation: Pine becomes short; willow stays long and oak stays short. The equality case distinguishes the two procedures.</w:t>
+      </w:r>
+    </w:p>
+    <w:p>
+      <w:pPr>
+        <w:pStyle w:val="Heading2"/>
+      </w:pPr>
+      <w:r>
+        <w:t>Repair and retain the record</w:t>
+      </w:r>
+    </w:p>
+    <w:p>
+      <w:pPr>
+        <w:spacing w:line="336" w:lineRule="auto" w:after="180"/>
+      </w:pPr>
+      <w:r>
+        <w:rPr>
+          <w:b w:val="0"/>
+        </w:rPr>
+        <w:t xml:space="preserve">Review Figures that preserve </w:t>
+      </w:r>
+      <w:r>
+        <w:rPr>
+          <w:b/>
+        </w:rPr>
+        <w:t>evidence</w:t>
+      </w:r>
+      <w:r>
+        <w:rPr>
+          <w:b w:val="0"/>
+        </w:rPr>
+        <w:t xml:space="preserve"> (ai-7/29). Goal: Explain the </w:t>
+      </w:r>
+      <w:r>
+        <w:rPr>
+          <w:b/>
+        </w:rPr>
+        <w:t>mechanism</w:t>
+      </w:r>
+      <w:r>
+        <w:rPr>
+          <w:b w:val="0"/>
+        </w:rPr>
+        <w:t xml:space="preserve"> and terminology of figures that preserve </w:t>
+      </w:r>
+      <w:r>
+        <w:rPr>
+          <w:b/>
+        </w:rPr>
+        <w:t>evidence</w:t>
+      </w:r>
+      <w:r>
+        <w:rPr>
+          <w:b w:val="0"/>
+        </w:rPr>
+        <w:t>. Short practice: Draw count bars for 6/10 and 8/10 using the stated axis.</w:t>
+      </w:r>
+    </w:p>
+    <w:p>
+      <w:pPr>
+        <w:spacing w:line="336" w:lineRule="auto" w:after="180"/>
+      </w:pPr>
+      <w:r>
+        <w:rPr>
+          <w:b w:val="0"/>
+        </w:rPr>
+        <w:t>Why must the denominator and fixed task context remain visible, and what distortion arises from an undisclosed axis start at five?. Return to this week and explain what you changed.</w:t>
+      </w:r>
+    </w:p>
+    <w:p>
+      <w:pPr>
+        <w:spacing w:line="336" w:lineRule="auto" w:after="180"/>
+      </w:pPr>
+      <w:r>
+        <w:rPr>
+          <w:b w:val="0"/>
+        </w:rPr>
+        <w:t xml:space="preserve">Review Robustness across conditions (ai-7/27). Goal: Explain the </w:t>
+      </w:r>
+      <w:r>
+        <w:rPr>
+          <w:b/>
+        </w:rPr>
+        <w:t>mechanism</w:t>
+      </w:r>
+      <w:r>
+        <w:rPr>
+          <w:b w:val="0"/>
+        </w:rPr>
+        <w:t xml:space="preserve"> and terminology of robustness across conditions. Short practice: Calculate indoor, outdoor and combined rates.</w:t>
+      </w:r>
+    </w:p>
+    <w:p>
+      <w:pPr>
+        <w:spacing w:line="336" w:lineRule="auto" w:after="180"/>
+      </w:pPr>
+      <w:r>
+        <w:rPr>
+          <w:b w:val="0"/>
+        </w:rPr>
+        <w:t>Which relevant weakness disappears from view when only the combined rate is reported?. Return to this week and explain what you changed.</w:t>
+      </w:r>
+    </w:p>
+    <w:p>
+      <w:pPr>
+        <w:spacing w:line="336" w:lineRule="auto" w:after="180"/>
+      </w:pPr>
+      <w:r>
+        <w:rPr>
+          <w:b w:val="0"/>
+        </w:rPr>
+        <w:t xml:space="preserve">Review Reproducible environment and records (ai-7/24). Goal: Explain the </w:t>
+      </w:r>
+      <w:r>
+        <w:rPr>
+          <w:b/>
+        </w:rPr>
+        <w:t>mechanism</w:t>
+      </w:r>
+      <w:r>
+        <w:rPr>
+          <w:b w:val="0"/>
+        </w:rPr>
+        <w:t xml:space="preserve"> and terminology of reproducible environment and records. Short practice: Trace the recorded mean for 2,4,6 and its changed result for 2,4,9.</w:t>
+      </w:r>
+    </w:p>
+    <w:p>
+      <w:pPr>
+        <w:spacing w:line="336" w:lineRule="auto" w:after="180"/>
+      </w:pPr>
+      <w:r>
+        <w:rPr>
+          <w:b w:val="0"/>
+        </w:rPr>
+        <w:t xml:space="preserve">Which artefacts must accompany the </w:t>
+      </w:r>
+      <w:r>
+        <w:rPr>
+          <w:b/>
+        </w:rPr>
+        <w:t>output</w:t>
+      </w:r>
+      <w:r>
+        <w:rPr>
+          <w:b w:val="0"/>
+        </w:rPr>
+        <w:t xml:space="preserve"> so another team can identify the exact run?. Return to this week and explain what you changed.</w:t>
+      </w:r>
+    </w:p>
+    <w:p>
+      <w:pPr>
+        <w:spacing w:line="336" w:lineRule="auto" w:after="180"/>
+      </w:pPr>
+      <w:r>
+        <w:rPr>
+          <w:b w:val="0"/>
+        </w:rPr>
+        <w:t xml:space="preserve">Use Download completed work in the hosted lesson to export your answers, reflections, practice feedback and code-run </w:t>
+      </w:r>
+      <w:r>
+        <w:rPr>
+          <w:b/>
+        </w:rPr>
+        <w:t>evidence</w:t>
+      </w:r>
+      <w:r>
+        <w:rPr>
+          <w:b w:val="0"/>
+        </w:rPr>
+        <w:t>. Open the HTML copy to read or print it.</w:t>
+      </w:r>
+    </w:p>
+    <w:p>
+      <w:pPr>
+        <w:spacing w:line="336" w:lineRule="auto" w:after="180"/>
+      </w:pPr>
+      <w:r>
+        <w:rPr>
+          <w:b w:val="0"/>
+        </w:rPr>
+        <w:t>Drafts stay in this browser when storage is available; clear drafts on a shared device.</w:t>
+      </w:r>
+    </w:p>
+    <w:p>
+      <w:pPr>
+        <w:pStyle w:val="Heading3"/>
+      </w:pPr>
+      <w:r>
+        <w:t>What I repaired, the evidence I kept and the next test</w:t>
+      </w:r>
+    </w:p>
+    <w:p>
+      <w:r>
+        <w:t>________________________________________________________________</w:t>
+      </w:r>
+    </w:p>
+    <w:p>
+      <w:r>
+        <w:t>________________________________________________________________</w:t>
+      </w:r>
+    </w:p>
+    <w:p>
+      <w:r>
+        <w:t>________________________________________________________________</w:t>
+      </w:r>
+    </w:p>
+    <w:p>
+      <w:r>
+        <w:t>________________________________________________________________</w:t>
+      </w:r>
+    </w:p>
+    <w:p>
+      <w:r>
+        <w:t>________________________________________________________________</w:t>
+      </w:r>
+    </w:p>
+    <w:p>
+      <w:pPr>
+        <w:pStyle w:val="Heading2"/>
+      </w:pPr>
+      <w:r>
+        <w:t>Earlier wording, alternatives and picture transcripts · reference / check after trying</w:t>
       </w:r>
     </w:p>
     <w:p>
@@ -1604,80 +2222,10 @@
     </w:p>
     <w:p>
       <w:pPr>
-        <w:spacing w:line="336" w:lineRule="auto" w:after="180"/>
-      </w:pPr>
-      <w:r>
-        <w:rPr>
-          <w:b w:val="0"/>
-        </w:rPr>
-        <w:t>Methods that another team can repeat. A paper describes a toy string-classification experiment using a stated length rule.</w:t>
-      </w:r>
-    </w:p>
-    <w:p>
-      <w:pPr>
         <w:pStyle w:val="Heading3"/>
       </w:pPr>
       <w:r>
-        <w:t>Practice 1: explain the deciding evidence</w:t>
-      </w:r>
-    </w:p>
-    <w:p>
-      <w:pPr>
-        <w:spacing w:line="336" w:lineRule="auto" w:after="180"/>
-      </w:pPr>
-      <w:r>
-        <w:rPr>
-          <w:b w:val="0"/>
-        </w:rPr>
-        <w:t>Which labelled step matches this detail? Oak is short; pine and willow are long.</w:t>
-      </w:r>
-    </w:p>
-    <w:p>
-      <w:pPr>
-        <w:spacing w:line="336" w:lineRule="auto" w:after="180"/>
-        <w:shd w:fill="F4F9FC"/>
-      </w:pPr>
-      <w:r>
-        <w:rPr>
-          <w:b w:val="0"/>
-        </w:rPr>
-        <w:t>1. State procedure</w:t>
-      </w:r>
-    </w:p>
-    <w:p>
-      <w:pPr>
-        <w:spacing w:line="336" w:lineRule="auto" w:after="180"/>
-        <w:shd w:fill="F4F9FC"/>
-      </w:pPr>
-      <w:r>
-        <w:rPr>
-          <w:b w:val="0"/>
-        </w:rPr>
-        <w:t xml:space="preserve">2. Record exact </w:t>
-      </w:r>
-      <w:r>
-        <w:rPr>
-          <w:b/>
-        </w:rPr>
-        <w:t>input</w:t>
-      </w:r>
-      <w:r>
-        <w:rPr>
-          <w:b w:val="0"/>
-        </w:rPr>
-        <w:t>s</w:t>
-      </w:r>
-    </w:p>
-    <w:p>
-      <w:pPr>
-        <w:spacing w:line="336" w:lineRule="auto" w:after="180"/>
-        <w:shd w:fill="F4F9FC"/>
-      </w:pPr>
-      <w:r>
-        <w:rPr>
-          <w:b w:val="0"/>
-        </w:rPr>
-        <w:t>3. Show resulting labels</w:t>
+        <w:t>Repair a missing building block</w:t>
       </w:r>
     </w:p>
     <w:p>
@@ -1685,520 +2233,25 @@
         <w:pStyle w:val="Heading3"/>
       </w:pPr>
       <w:r>
-        <w:t>My selected conclusion, deciding fact and explanation</w:t>
-      </w:r>
-    </w:p>
-    <w:p>
-      <w:r>
-        <w:t>________________________________________________________________</w:t>
-      </w:r>
-    </w:p>
-    <w:p>
-      <w:r>
-        <w:t>________________________________________________________________</w:t>
-      </w:r>
-    </w:p>
-    <w:p>
-      <w:r>
-        <w:t>________________________________________________________________</w:t>
-      </w:r>
-    </w:p>
-    <w:p>
-      <w:r>
-        <w:t>________________________________________________________________</w:t>
-      </w:r>
-    </w:p>
-    <w:p>
-      <w:r>
-        <w:t>________________________________________________________________</w:t>
-      </w:r>
-    </w:p>
-    <w:p>
-      <w:pPr>
-        <w:pStyle w:val="Heading3"/>
-      </w:pPr>
-      <w:r>
-        <w:t>Hint · try first</w:t>
-      </w:r>
-    </w:p>
-    <w:p>
-      <w:pPr>
-        <w:spacing w:line="336" w:lineRule="auto" w:after="180"/>
-        <w:shd w:fill="F1F6F8"/>
-      </w:pPr>
-      <w:r>
-        <w:rPr>
-          <w:b w:val="0"/>
-        </w:rPr>
-        <w:t>Hint if needed: Read the steps in the pictorial case. Match the supplied detail to the stage that performs or records it.</w:t>
-      </w:r>
-    </w:p>
-    <w:p>
-      <w:pPr>
-        <w:pStyle w:val="Heading3"/>
-      </w:pPr>
-      <w:r>
-        <w:t>Feedback · compare after trying</w:t>
-      </w:r>
-    </w:p>
-    <w:p>
-      <w:pPr>
-        <w:spacing w:line="336" w:lineRule="auto" w:after="180"/>
-        <w:shd w:fill="F1F6FC"/>
-      </w:pPr>
-      <w:r>
-        <w:rPr>
-          <w:b w:val="0"/>
-        </w:rPr>
-        <w:t xml:space="preserve">After your attempt, compare with the supported explanation: Show resulting labels Oak is short; pine and willow are long. A </w:t>
-      </w:r>
-      <w:r>
-        <w:rPr>
-          <w:b/>
-        </w:rPr>
-        <w:t>methods section</w:t>
-      </w:r>
-      <w:r>
-        <w:rPr>
-          <w:b w:val="0"/>
-        </w:rPr>
-        <w:t xml:space="preserve"> specifies </w:t>
-      </w:r>
-      <w:r>
-        <w:rPr>
-          <w:b/>
-        </w:rPr>
-        <w:t>input</w:t>
-      </w:r>
-      <w:r>
-        <w:rPr>
-          <w:b w:val="0"/>
-        </w:rPr>
-        <w:t xml:space="preserve">s, </w:t>
-      </w:r>
-      <w:r>
-        <w:rPr>
-          <w:b/>
-        </w:rPr>
-        <w:t>process</w:t>
-      </w:r>
-      <w:r>
-        <w:rPr>
-          <w:b w:val="0"/>
-        </w:rPr>
-        <w:t>ing, boundaries, versions and scoring.</w:t>
-      </w:r>
-    </w:p>
-    <w:p>
-      <w:pPr>
-        <w:spacing w:line="336" w:lineRule="auto" w:after="180"/>
-        <w:shd w:fill="F1F6FC"/>
-      </w:pPr>
-      <w:r>
-        <w:rPr>
-          <w:b w:val="0"/>
-        </w:rPr>
-        <w:t>Precise procedures allow a reader to repeat the computation instead of inferring it from the final labels.</w:t>
-      </w:r>
-    </w:p>
-    <w:p>
-      <w:pPr>
-        <w:pStyle w:val="Heading3"/>
-      </w:pPr>
-      <w:r>
-        <w:t>Practice 2: explain the deciding evidence</w:t>
-      </w:r>
-    </w:p>
-    <w:p>
-      <w:pPr>
-        <w:pStyle w:val="Heading3"/>
-      </w:pPr>
-      <w:r>
-        <w:t>Changed case · predict first</w:t>
-      </w:r>
-    </w:p>
-    <w:p>
-      <w:pPr>
-        <w:spacing w:line="336" w:lineRule="auto" w:after="180"/>
-        <w:shd w:fill="F5F1FB"/>
-      </w:pPr>
-      <w:r>
-        <w:rPr>
-          <w:b w:val="0"/>
-        </w:rPr>
-        <w:t>Changed-case practice: Change the rule to length greater than 4. Which conclusion is supported by the supplied facts?</w:t>
-      </w:r>
-    </w:p>
-    <w:p>
-      <w:pPr>
-        <w:spacing w:line="336" w:lineRule="auto" w:after="180"/>
-        <w:shd w:fill="F4F9FC"/>
-      </w:pPr>
-      <w:r>
-        <w:rPr>
-          <w:b w:val="0"/>
-        </w:rPr>
-        <w:t xml:space="preserve">1. We can decide the result without examining the changed </w:t>
-      </w:r>
-      <w:r>
-        <w:rPr>
-          <w:b/>
-        </w:rPr>
-        <w:t>input</w:t>
-      </w:r>
-      <w:r>
-        <w:rPr>
-          <w:b w:val="0"/>
-        </w:rPr>
-        <w:t xml:space="preserve"> or the procedure.</w:t>
-      </w:r>
-    </w:p>
-    <w:p>
-      <w:pPr>
-        <w:spacing w:line="336" w:lineRule="auto" w:after="180"/>
-        <w:shd w:fill="F4F9FC"/>
-      </w:pPr>
-      <w:r>
-        <w:rPr>
-          <w:b w:val="0"/>
-        </w:rPr>
-        <w:t>2. Pine becomes short; willow stays long and oak stays short.</w:t>
-      </w:r>
-    </w:p>
-    <w:p>
-      <w:pPr>
-        <w:spacing w:line="336" w:lineRule="auto" w:after="180"/>
-        <w:shd w:fill="F4F9FC"/>
-      </w:pPr>
-      <w:r>
-        <w:rPr>
-          <w:b w:val="0"/>
-        </w:rPr>
-        <w:t xml:space="preserve">3. This one example guarantees correct results for every future </w:t>
-      </w:r>
-      <w:r>
-        <w:rPr>
-          <w:b/>
-        </w:rPr>
-        <w:t>input</w:t>
-      </w:r>
-      <w:r>
-        <w:rPr>
-          <w:b w:val="0"/>
-        </w:rPr>
-        <w:t>.</w:t>
-      </w:r>
-    </w:p>
-    <w:p>
-      <w:pPr>
-        <w:pStyle w:val="Heading3"/>
-      </w:pPr>
-      <w:r>
-        <w:t>My selected conclusion, deciding fact and explanation</w:t>
-      </w:r>
-    </w:p>
-    <w:p>
-      <w:r>
-        <w:t>________________________________________________________________</w:t>
-      </w:r>
-    </w:p>
-    <w:p>
-      <w:r>
-        <w:t>________________________________________________________________</w:t>
-      </w:r>
-    </w:p>
-    <w:p>
-      <w:r>
-        <w:t>________________________________________________________________</w:t>
-      </w:r>
-    </w:p>
-    <w:p>
-      <w:r>
-        <w:t>________________________________________________________________</w:t>
-      </w:r>
-    </w:p>
-    <w:p>
-      <w:r>
-        <w:t>________________________________________________________________</w:t>
-      </w:r>
-    </w:p>
-    <w:p>
-      <w:pPr>
-        <w:pStyle w:val="Heading3"/>
-      </w:pPr>
-      <w:r>
-        <w:t>Hint · try first</w:t>
-      </w:r>
-    </w:p>
-    <w:p>
-      <w:pPr>
-        <w:spacing w:line="336" w:lineRule="auto" w:after="180"/>
-        <w:shd w:fill="F1F6F8"/>
-      </w:pPr>
-      <w:r>
-        <w:rPr>
-          <w:b w:val="0"/>
-        </w:rPr>
-        <w:t>Hint if needed: Use the changed condition and the deciding step in the pictorial trace. The answer must say what follows from those facts.</w:t>
-      </w:r>
-    </w:p>
-    <w:p>
-      <w:pPr>
-        <w:pStyle w:val="Heading3"/>
-      </w:pPr>
-      <w:r>
-        <w:t>Feedback · compare after trying</w:t>
-      </w:r>
-    </w:p>
-    <w:p>
-      <w:pPr>
-        <w:spacing w:line="336" w:lineRule="auto" w:after="180"/>
-        <w:shd w:fill="F1F6FC"/>
-      </w:pPr>
-      <w:r>
-        <w:rPr>
-          <w:b w:val="0"/>
-        </w:rPr>
-        <w:t>After your attempt, compare with the supported explanation: Pine becomes short; willow stays long and oak stays short. The equality case distinguishes the two procedures.</w:t>
-      </w:r>
-    </w:p>
-    <w:p>
-      <w:pPr>
-        <w:pStyle w:val="Heading3"/>
-      </w:pPr>
-      <w:r>
-        <w:t>Repair a missing building block</w:t>
-      </w:r>
-    </w:p>
-    <w:p>
-      <w:pPr>
-        <w:spacing w:line="336" w:lineRule="auto" w:after="180"/>
-      </w:pPr>
-      <w:r>
-        <w:rPr>
-          <w:b w:val="0"/>
-        </w:rPr>
-        <w:t xml:space="preserve">Review Figures that preserve </w:t>
-      </w:r>
-      <w:r>
-        <w:rPr>
-          <w:b/>
-        </w:rPr>
-        <w:t>evidence</w:t>
-      </w:r>
-      <w:r>
-        <w:rPr>
-          <w:b w:val="0"/>
-        </w:rPr>
-        <w:t xml:space="preserve"> (ai-7/29). Goal: Explain the </w:t>
-      </w:r>
-      <w:r>
-        <w:rPr>
-          <w:b/>
-        </w:rPr>
-        <w:t>mechanism</w:t>
-      </w:r>
-      <w:r>
-        <w:rPr>
-          <w:b w:val="0"/>
-        </w:rPr>
-        <w:t xml:space="preserve"> and terminology of figures that preserve </w:t>
-      </w:r>
-      <w:r>
-        <w:rPr>
-          <w:b/>
-        </w:rPr>
-        <w:t>evidence</w:t>
-      </w:r>
-      <w:r>
-        <w:rPr>
-          <w:b w:val="0"/>
-        </w:rPr>
-        <w:t>. Short practice: Draw count bars for 6/10 and 8/10 using the stated axis.</w:t>
-      </w:r>
-    </w:p>
-    <w:p>
-      <w:pPr>
-        <w:spacing w:line="336" w:lineRule="auto" w:after="180"/>
-      </w:pPr>
-      <w:r>
-        <w:rPr>
-          <w:b w:val="0"/>
-        </w:rPr>
-        <w:t>Why must the denominator and fixed task context remain visible, and what distortion arises from an undisclosed axis start at five?. Return to this week and explain what you changed.</w:t>
-      </w:r>
-    </w:p>
-    <w:p>
-      <w:pPr>
-        <w:spacing w:line="336" w:lineRule="auto" w:after="180"/>
-      </w:pPr>
-      <w:r>
-        <w:rPr>
-          <w:b w:val="0"/>
-        </w:rPr>
-        <w:t xml:space="preserve">Review Robustness across conditions (ai-7/27). Goal: Explain the </w:t>
-      </w:r>
-      <w:r>
-        <w:rPr>
-          <w:b/>
-        </w:rPr>
-        <w:t>mechanism</w:t>
-      </w:r>
-      <w:r>
-        <w:rPr>
-          <w:b w:val="0"/>
-        </w:rPr>
-        <w:t xml:space="preserve"> and terminology of robustness across conditions. Short practice: Calculate indoor, outdoor and combined rates.</w:t>
-      </w:r>
-    </w:p>
-    <w:p>
-      <w:pPr>
-        <w:spacing w:line="336" w:lineRule="auto" w:after="180"/>
-      </w:pPr>
-      <w:r>
-        <w:rPr>
-          <w:b w:val="0"/>
-        </w:rPr>
-        <w:t>Which relevant weakness disappears from view when only the combined rate is reported?. Return to this week and explain what you changed.</w:t>
-      </w:r>
-    </w:p>
-    <w:p>
-      <w:pPr>
-        <w:spacing w:line="336" w:lineRule="auto" w:after="180"/>
-      </w:pPr>
-      <w:r>
-        <w:rPr>
-          <w:b w:val="0"/>
-        </w:rPr>
-        <w:t xml:space="preserve">Review Reproducible environment and records (ai-7/24). Goal: Explain the </w:t>
-      </w:r>
-      <w:r>
-        <w:rPr>
-          <w:b/>
-        </w:rPr>
-        <w:t>mechanism</w:t>
-      </w:r>
-      <w:r>
-        <w:rPr>
-          <w:b w:val="0"/>
-        </w:rPr>
-        <w:t xml:space="preserve"> and terminology of reproducible environment and records. Short practice: Trace the recorded mean for 2,4,6 and its changed result for 2,4,9.</w:t>
-      </w:r>
-    </w:p>
-    <w:p>
-      <w:pPr>
-        <w:spacing w:line="336" w:lineRule="auto" w:after="180"/>
-      </w:pPr>
-      <w:r>
-        <w:rPr>
-          <w:b w:val="0"/>
-        </w:rPr>
-        <w:t xml:space="preserve">Which artefacts must accompany the </w:t>
-      </w:r>
-      <w:r>
-        <w:rPr>
-          <w:b/>
-        </w:rPr>
-        <w:t>output</w:t>
-      </w:r>
-      <w:r>
-        <w:rPr>
-          <w:b w:val="0"/>
-        </w:rPr>
-        <w:t xml:space="preserve"> so another team can identify the exact run?. Return to this week and explain what you changed.</w:t>
-      </w:r>
-    </w:p>
-    <w:p>
-      <w:pPr>
-        <w:pStyle w:val="Heading3"/>
-      </w:pPr>
-      <w:r>
         <w:t>Keep your completed work</w:t>
       </w:r>
     </w:p>
     <w:p>
       <w:pPr>
-        <w:spacing w:line="336" w:lineRule="auto" w:after="180"/>
-      </w:pPr>
-      <w:r>
-        <w:rPr>
-          <w:b w:val="0"/>
-        </w:rPr>
-        <w:t xml:space="preserve">Use Download completed work in the hosted lesson to export your answers, reflections, practice feedback and code-run </w:t>
-      </w:r>
-      <w:r>
-        <w:rPr>
-          <w:b/>
-        </w:rPr>
-        <w:t>evidence</w:t>
-      </w:r>
-      <w:r>
-        <w:rPr>
-          <w:b w:val="0"/>
-        </w:rPr>
-        <w:t>. Open the HTML copy to read or print it.</w:t>
-      </w:r>
-    </w:p>
-    <w:p>
-      <w:pPr>
-        <w:spacing w:line="336" w:lineRule="auto" w:after="180"/>
-      </w:pPr>
-      <w:r>
-        <w:rPr>
-          <w:b w:val="0"/>
-        </w:rPr>
-        <w:t>Drafts stay in this browser when storage is available; clear drafts on a shared device.</w:t>
-      </w:r>
-    </w:p>
-    <w:p>
-      <w:pPr>
-        <w:pStyle w:val="Heading3"/>
-      </w:pPr>
-      <w:r>
-        <w:t>What I repaired, the evidence I kept and the next test</w:t>
-      </w:r>
-    </w:p>
-    <w:p>
-      <w:r>
-        <w:t>________________________________________________________________</w:t>
-      </w:r>
-    </w:p>
-    <w:p>
-      <w:r>
-        <w:t>________________________________________________________________</w:t>
-      </w:r>
-    </w:p>
-    <w:p>
-      <w:r>
-        <w:t>________________________________________________________________</w:t>
-      </w:r>
-    </w:p>
-    <w:p>
-      <w:r>
-        <w:t>________________________________________________________________</w:t>
-      </w:r>
-    </w:p>
-    <w:p>
-      <w:r>
-        <w:t>________________________________________________________________</w:t>
-      </w:r>
-    </w:p>
-    <w:p>
-      <w:pPr>
         <w:pStyle w:val="Heading1"/>
       </w:pPr>
       <w:r>
-        <w:t>15. Visual concept journey</w:t>
-      </w:r>
-    </w:p>
-    <w:p>
-      <w:r>
-        <w:t>Explain each Writing the methods section picture from its labels, then record a relevant limit.</w:t>
-      </w:r>
-    </w:p>
-    <w:p>
-      <w:pPr>
-        <w:pStyle w:val="Heading3"/>
+        <w:t>15. Reference · Six-picture response sheets</w:t>
+      </w:r>
+    </w:p>
+    <w:p>
+      <w:r>
+        <w:t>Choose the picture that helps explain the current step.</w:t>
+      </w:r>
+    </w:p>
+    <w:p>
+      <w:pPr>
+        <w:pStyle w:val="Heading2"/>
       </w:pPr>
       <w:r>
         <w:t>01. Writing the methods section: the case</w:t>
@@ -2209,7 +2262,7 @@
         <w:drawing>
           <wp:inline xmlns:a="http://schemas.openxmlformats.org/drawingml/2006/main" xmlns:pic="http://schemas.openxmlformats.org/drawingml/2006/picture">
             <wp:extent cx="5486400" cy="2834640"/>
-            <wp:docPr id="2" name="Picture 2" descr="Methods that another team can repeat. A paper describes a toy string-classification experiment using a stated length rule. Supplied facts: Inputs: &quot;oak&quot;, &quot;pine&quot;, &quot;willow&quot;. Rule: length at least 4→long, otherwise short. No whitespace trimming occurs."/>
+            <wp:docPr id="3" name="Picture 3" descr="Methods that another team can repeat. A paper describes a toy string-classification experiment using a stated length rule. Supplied facts: Inputs: &quot;oak&quot;, &quot;pine&quot;, &quot;willow&quot;. Rule: length at least 4→long, otherwise short. No whitespace trimming occurs."/>
             <wp:cNvGraphicFramePr>
               <a:graphicFrameLocks noChangeAspect="1"/>
             </wp:cNvGraphicFramePr>
@@ -2221,7 +2274,7 @@
                     <pic:cNvPicPr/>
                   </pic:nvPicPr>
                   <pic:blipFill>
-                    <a:blip r:embed="rId10"/>
+                    <a:blip r:embed="rId11"/>
                     <a:stretch>
                       <a:fillRect/>
                     </a:stretch>
@@ -2277,7 +2330,6 @@
     <w:p>
       <w:pPr>
         <w:spacing w:line="336" w:lineRule="auto" w:after="180"/>
-        <w:shd w:fill="F5F1FB"/>
       </w:pPr>
       <w:r>
         <w:rPr>
@@ -2316,7 +2368,7 @@
     </w:p>
     <w:p>
       <w:pPr>
-        <w:pStyle w:val="Heading3"/>
+        <w:pStyle w:val="Heading2"/>
       </w:pPr>
       <w:r>
         <w:t>02. Follow the deciding steps</w:t>
@@ -2327,7 +2379,7 @@
         <w:drawing>
           <wp:inline xmlns:a="http://schemas.openxmlformats.org/drawingml/2006/main" xmlns:pic="http://schemas.openxmlformats.org/drawingml/2006/picture">
             <wp:extent cx="5486400" cy="3182112"/>
-            <wp:docPr id="3" name="Picture 3" descr="Record exact inputs: Preserve the three strings and no-trimming policy. → State procedure: Apply the inclusive length boundary at four characters. → Show resulting labels: Oak is short; pine and willow are long."/>
+            <wp:docPr id="4" name="Picture 4" descr="Record exact inputs: Preserve the three strings and no-trimming policy. → State procedure: Apply the inclusive length boundary at four characters. → Show resulting labels: Oak is short; pine and willow are long."/>
             <wp:cNvGraphicFramePr>
               <a:graphicFrameLocks noChangeAspect="1"/>
             </wp:cNvGraphicFramePr>
@@ -2339,7 +2391,7 @@
                     <pic:cNvPicPr/>
                   </pic:nvPicPr>
                   <pic:blipFill>
-                    <a:blip r:embed="rId11"/>
+                    <a:blip r:embed="rId12"/>
                     <a:stretch>
                       <a:fillRect/>
                     </a:stretch>
@@ -2384,7 +2436,6 @@
     <w:p>
       <w:pPr>
         <w:spacing w:line="336" w:lineRule="auto" w:after="180"/>
-        <w:shd w:fill="F5F1FB"/>
       </w:pPr>
       <w:r>
         <w:rPr>
@@ -2435,7 +2486,7 @@
     </w:p>
     <w:p>
       <w:pPr>
-        <w:pStyle w:val="Heading3"/>
+        <w:pStyle w:val="Heading2"/>
       </w:pPr>
       <w:r>
         <w:t>03. Writing the methods section — evidence trace</w:t>
@@ -2446,7 +2497,7 @@
         <w:drawing>
           <wp:inline xmlns:a="http://schemas.openxmlformats.org/drawingml/2006/main" xmlns:pic="http://schemas.openxmlformats.org/drawingml/2006/picture">
             <wp:extent cx="5486400" cy="3145536"/>
-            <wp:docPr id="4" name="Picture 4" descr="Writing the methods section — evidence trace. Methods says used AI on data and got good scores; code and split are absent. | Report question, units, sampling, permissions, data roles, baseline, procedure, metrics, uncertainty assumptions, missing/exclusion handling and versions. Distinguish prespecified and later changes. | It omits model/procedure version, data identity, units/splits, baseline, metric and scoring. Reproduction and validity cannot be assessed from the description."/>
+            <wp:docPr id="5" name="Picture 5" descr="Writing the methods section — evidence trace. Methods says used AI on data and got good scores; code and split are absent. | Report question, units, sampling, permissions, data roles, baseline, procedure, metrics, uncertainty assumptions, missing/exclusion handling and versions. Distinguish prespecified and later changes. | It omits model/procedure version, data identity, units/splits, baseline, metric and scoring. Reproduction and validity cannot be assessed from the description."/>
             <wp:cNvGraphicFramePr>
               <a:graphicFrameLocks noChangeAspect="1"/>
             </wp:cNvGraphicFramePr>
@@ -2458,7 +2509,7 @@
                     <pic:cNvPicPr/>
                   </pic:nvPicPr>
                   <pic:blipFill>
-                    <a:blip r:embed="rId12"/>
+                    <a:blip r:embed="rId13"/>
                     <a:stretch>
                       <a:fillRect/>
                     </a:stretch>
@@ -2537,7 +2588,6 @@
     <w:p>
       <w:pPr>
         <w:spacing w:line="336" w:lineRule="auto" w:after="180"/>
-        <w:shd w:fill="F5F1FB"/>
       </w:pPr>
       <w:r>
         <w:rPr>
@@ -2576,7 +2626,7 @@
     </w:p>
     <w:p>
       <w:pPr>
-        <w:pStyle w:val="Heading3"/>
+        <w:pStyle w:val="Heading2"/>
       </w:pPr>
       <w:r>
         <w:t>04. Change one thing. Trace what follows.</w:t>
@@ -2587,7 +2637,7 @@
         <w:drawing>
           <wp:inline xmlns:a="http://schemas.openxmlformats.org/drawingml/2006/main" xmlns:pic="http://schemas.openxmlformats.org/drawingml/2006/picture">
             <wp:extent cx="5486400" cy="3026664"/>
-            <wp:docPr id="5" name="Picture 5" descr="Original case: Oak is short; pine and willow are long. Changed condition: Change the rule to length greater than 4. Expected result: Pine becomes short; willow stays long and oak stays short. Reason: The equality case distinguishes the two procedures."/>
+            <wp:docPr id="6" name="Picture 6" descr="Original case: Oak is short; pine and willow are long. Changed condition: Change the rule to length greater than 4. Expected result: Pine becomes short; willow stays long and oak stays short. Reason: The equality case distinguishes the two procedures."/>
             <wp:cNvGraphicFramePr>
               <a:graphicFrameLocks noChangeAspect="1"/>
             </wp:cNvGraphicFramePr>
@@ -2599,7 +2649,7 @@
                     <pic:cNvPicPr/>
                   </pic:nvPicPr>
                   <pic:blipFill>
-                    <a:blip r:embed="rId13"/>
+                    <a:blip r:embed="rId14"/>
                     <a:stretch>
                       <a:fillRect/>
                     </a:stretch>
@@ -2643,7 +2693,6 @@
     <w:p>
       <w:pPr>
         <w:spacing w:line="336" w:lineRule="auto" w:after="180"/>
-        <w:shd w:fill="F5F1FB"/>
       </w:pPr>
       <w:r>
         <w:rPr>
@@ -2682,7 +2731,7 @@
     </w:p>
     <w:p>
       <w:pPr>
-        <w:pStyle w:val="Heading3"/>
+        <w:pStyle w:val="Heading2"/>
       </w:pPr>
       <w:r>
         <w:t>05. Connect the explanation to its limit</w:t>
@@ -2693,7 +2742,7 @@
         <w:drawing>
           <wp:inline xmlns:a="http://schemas.openxmlformats.org/drawingml/2006/main" xmlns:pic="http://schemas.openxmlformats.org/drawingml/2006/picture">
             <wp:extent cx="5486400" cy="2834640"/>
-            <wp:docPr id="6" name="Picture 6" descr="A methods section specifies inputs, processing, boundaries, versions and scoring. Precise procedures allow a reader to repeat the computation instead of inferring it from the final labels. Limit: Repeating this deterministic toy rule does not validate a learned model or establish ecological categories."/>
+            <wp:docPr id="7" name="Picture 7" descr="A methods section specifies inputs, processing, boundaries, versions and scoring. Precise procedures allow a reader to repeat the computation instead of inferring it from the final labels. Limit: Repeating this deterministic toy rule does not validate a learned model or establish ecological categories."/>
             <wp:cNvGraphicFramePr>
               <a:graphicFrameLocks noChangeAspect="1"/>
             </wp:cNvGraphicFramePr>
@@ -2705,7 +2754,7 @@
                     <pic:cNvPicPr/>
                   </pic:nvPicPr>
                   <pic:blipFill>
-                    <a:blip r:embed="rId14"/>
+                    <a:blip r:embed="rId15"/>
                     <a:stretch>
                       <a:fillRect/>
                     </a:stretch>
@@ -2797,7 +2846,6 @@
     <w:p>
       <w:pPr>
         <w:spacing w:line="336" w:lineRule="auto" w:after="180"/>
-        <w:shd w:fill="F5F1FB"/>
       </w:pPr>
       <w:r>
         <w:rPr>
@@ -2836,7 +2884,7 @@
     </w:p>
     <w:p>
       <w:pPr>
-        <w:pStyle w:val="Heading3"/>
+        <w:pStyle w:val="Heading2"/>
       </w:pPr>
       <w:r>
         <w:t>06. Make the idea visible in your project</w:t>
@@ -2847,7 +2895,7 @@
         <w:drawing>
           <wp:inline xmlns:a="http://schemas.openxmlformats.org/drawingml/2006/main" xmlns:pic="http://schemas.openxmlformats.org/drawingml/2006/picture">
             <wp:extent cx="5486400" cy="3681984"/>
-            <wp:docPr id="7" name="Picture 7" descr="For the Reproducible AI Research Study, retain an annotated worked trace and the changed-case reasoning. Connect the claim to its records, units and assumptions so another investigator can challenge or reproduce it. Draw your input, deciding step, result and limit. Supported question: Apply the inclusive four-character rule to oak, pine and willow. Which label changes under greater-than-four, and what method detail allows another team to reproduce the distinction?"/>
+            <wp:docPr id="8" name="Picture 8" descr="For the Reproducible AI Research Study, retain an annotated worked trace and the changed-case reasoning. Connect the claim to its records, units and assumptions so another investigator can challenge or reproduce it. Draw your input, deciding step, result and limit. Supported question: Apply the inclusive four-character rule to oak, pine and willow. Which label changes under greater-than-four, and what method detail allows another team to reproduce the distinction?"/>
             <wp:cNvGraphicFramePr>
               <a:graphicFrameLocks noChangeAspect="1"/>
             </wp:cNvGraphicFramePr>
@@ -2859,7 +2907,7 @@
                     <pic:cNvPicPr/>
                   </pic:nvPicPr>
                   <pic:blipFill>
-                    <a:blip r:embed="rId15"/>
+                    <a:blip r:embed="rId16"/>
                     <a:stretch>
                       <a:fillRect/>
                     </a:stretch>
@@ -2926,7 +2974,6 @@
     <w:p>
       <w:pPr>
         <w:spacing w:line="336" w:lineRule="auto" w:after="180"/>
-        <w:shd w:fill="F5F1FB"/>
       </w:pPr>
       <w:r>
         <w:rPr>
@@ -2973,6 +3020,62 @@
     <w:p>
       <w:r>
         <w:t>________________________________________________________________</w:t>
+      </w:r>
+    </w:p>
+    <w:p>
+      <w:pPr>
+        <w:pStyle w:val="Heading2"/>
+      </w:pPr>
+      <w:r>
+        <w:t>Earlier wording, alternatives and picture transcripts · reference / check after trying</w:t>
+      </w:r>
+    </w:p>
+    <w:p>
+      <w:pPr>
+        <w:pStyle w:val="Heading3"/>
+      </w:pPr>
+      <w:r>
+        <w:t>01. Writing the methods section: the case</w:t>
+      </w:r>
+    </w:p>
+    <w:p>
+      <w:pPr>
+        <w:pStyle w:val="Heading3"/>
+      </w:pPr>
+      <w:r>
+        <w:t>02. Follow the deciding steps</w:t>
+      </w:r>
+    </w:p>
+    <w:p>
+      <w:pPr>
+        <w:pStyle w:val="Heading3"/>
+      </w:pPr>
+      <w:r>
+        <w:t>03. Writing the methods section — evidence trace</w:t>
+      </w:r>
+    </w:p>
+    <w:p>
+      <w:pPr>
+        <w:pStyle w:val="Heading3"/>
+      </w:pPr>
+      <w:r>
+        <w:t>04. Change one thing. Trace what follows.</w:t>
+      </w:r>
+    </w:p>
+    <w:p>
+      <w:pPr>
+        <w:pStyle w:val="Heading3"/>
+      </w:pPr>
+      <w:r>
+        <w:t>05. Connect the explanation to its limit</w:t>
+      </w:r>
+    </w:p>
+    <w:p>
+      <w:pPr>
+        <w:pStyle w:val="Heading3"/>
+      </w:pPr>
+      <w:r>
+        <w:t>06. Make the idea visible in your project</w:t>
       </w:r>
     </w:p>
     <w:sectPr>
